--- a/partie commune/Dossier_Technique_Partie_Commune.docx
+++ b/partie commune/Dossier_Technique_Partie_Commune.docx
@@ -23,12 +23,6 @@
         <w:gridCol w:w="14670"/>
       </w:tblGrid>
       <w:tr>
-        <w:tblPrEx>
-          <w:tblCellMar>
-            <w:top w:w="0" w:type="dxa"/>
-            <w:bottom w:w="0" w:type="dxa"/>
-          </w:tblCellMar>
-        </w:tblPrEx>
         <w:trPr>
           <w:trHeight w:hRule="exact" w:val="16838"/>
         </w:trPr>
@@ -439,18 +433,7 @@
                 <w:sz w:val="96"/>
                 <w:szCs w:val="96"/>
               </w:rPr>
-              <w:t xml:space="preserve">PROJET </w:t>
-            </w:r>
-            <w:r>
-              <w:rPr>
-                <w:rFonts w:ascii="Arial" w:hAnsi="Arial" w:cs="Arial"/>
-                <w:b/>
-                <w:bCs/>
-                <w:color w:val="00B0F0"/>
-                <w:sz w:val="96"/>
-                <w:szCs w:val="96"/>
-              </w:rPr>
-              <w:t>INFOPROD</w:t>
+              <w:t>PROJET INFOPROD</w:t>
             </w:r>
           </w:p>
           <w:p>
@@ -1070,12 +1053,18 @@
               </w:rPr>
             </w:pPr>
             <w:r>
-              <w:t>2.1 Fonctions principales</w:t>
+              <w:t xml:space="preserve">2.1 </w:t>
             </w:r>
             <w:r>
               <w:rPr>
                 <w:lang w:val="fr-FR"/>
               </w:rPr>
+              <w:t>Demande du client</w:t>
+            </w:r>
+            <w:r>
+              <w:rPr>
+                <w:lang w:val="fr-FR"/>
+              </w:rPr>
               <w:t>_______________________________________________________</w:t>
             </w:r>
             <w:r>
@@ -1083,6 +1072,12 @@
                 <w:lang w:val="fr-FR"/>
               </w:rPr>
               <w:t>_</w:t>
+            </w:r>
+            <w:r>
+              <w:rPr>
+                <w:lang w:val="fr-FR"/>
+              </w:rPr>
+              <w:t>__</w:t>
             </w:r>
           </w:p>
         </w:tc>
@@ -1100,9 +1095,17 @@
             <w:pPr>
               <w:pStyle w:val="Textbody"/>
               <w:spacing w:after="0"/>
-              <w:ind w:left="1080"/>
               <w:jc w:val="both"/>
+              <w:rPr>
+                <w:lang w:val="fr-FR"/>
+              </w:rPr>
             </w:pPr>
+            <w:r>
+              <w:rPr>
+                <w:lang w:val="fr-FR"/>
+              </w:rPr>
+              <w:t>4</w:t>
+            </w:r>
           </w:p>
         </w:tc>
       </w:tr>
@@ -1128,13 +1131,34 @@
               </w:rPr>
             </w:pPr>
             <w:r>
-              <w:t>2.2 Fonctions contraintes</w:t>
-            </w:r>
+              <w:t xml:space="preserve">2.2 </w:t>
+            </w:r>
+            <w:r>
+              <w:t xml:space="preserve">Contraintes imposées par le </w:t>
+            </w:r>
+            <w:proofErr w:type="spellStart"/>
+            <w:r>
+              <w:t>clien</w:t>
+            </w:r>
+            <w:proofErr w:type="spellEnd"/>
             <w:r>
               <w:rPr>
                 <w:lang w:val="fr-FR"/>
               </w:rPr>
-              <w:t>_______________________________________________________</w:t>
+              <w:t>t</w:t>
+            </w:r>
+            <w:r>
+              <w:rPr>
+                <w:b/>
+                <w:bCs/>
+              </w:rPr>
+              <w:t xml:space="preserve"> </w:t>
+            </w:r>
+            <w:r>
+              <w:rPr>
+                <w:lang w:val="fr-FR"/>
+              </w:rPr>
+              <w:t>____________________________________________</w:t>
             </w:r>
             <w:r>
               <w:rPr>
@@ -1158,9 +1182,17 @@
             <w:pPr>
               <w:pStyle w:val="Textbody"/>
               <w:spacing w:after="0"/>
-              <w:ind w:left="1080"/>
               <w:jc w:val="both"/>
+              <w:rPr>
+                <w:lang w:val="fr-FR"/>
+              </w:rPr>
             </w:pPr>
+            <w:r>
+              <w:rPr>
+                <w:lang w:val="fr-FR"/>
+              </w:rPr>
+              <w:t>4</w:t>
+            </w:r>
           </w:p>
         </w:tc>
       </w:tr>
@@ -1282,9 +1314,17 @@
             <w:pPr>
               <w:pStyle w:val="Textbody"/>
               <w:spacing w:after="0"/>
-              <w:ind w:left="1080"/>
               <w:jc w:val="both"/>
+              <w:rPr>
+                <w:lang w:val="fr-FR"/>
+              </w:rPr>
             </w:pPr>
+            <w:r>
+              <w:rPr>
+                <w:lang w:val="fr-FR"/>
+              </w:rPr>
+              <w:t>5</w:t>
+            </w:r>
           </w:p>
         </w:tc>
       </w:tr>
@@ -1340,9 +1380,17 @@
             <w:pPr>
               <w:pStyle w:val="Textbody"/>
               <w:spacing w:after="0"/>
-              <w:ind w:left="1080"/>
               <w:jc w:val="both"/>
+              <w:rPr>
+                <w:lang w:val="fr-FR"/>
+              </w:rPr>
             </w:pPr>
+            <w:r>
+              <w:rPr>
+                <w:lang w:val="fr-FR"/>
+              </w:rPr>
+              <w:t>5</w:t>
+            </w:r>
           </w:p>
         </w:tc>
       </w:tr>
@@ -1464,9 +1512,17 @@
             <w:pPr>
               <w:pStyle w:val="Textbody"/>
               <w:spacing w:after="0"/>
-              <w:ind w:left="1080"/>
               <w:jc w:val="both"/>
+              <w:rPr>
+                <w:lang w:val="fr-FR"/>
+              </w:rPr>
             </w:pPr>
+            <w:r>
+              <w:rPr>
+                <w:lang w:val="fr-FR"/>
+              </w:rPr>
+              <w:t>6</w:t>
+            </w:r>
           </w:p>
         </w:tc>
       </w:tr>
@@ -1522,9 +1578,17 @@
             <w:pPr>
               <w:pStyle w:val="Textbody"/>
               <w:spacing w:after="0"/>
-              <w:ind w:left="1080"/>
               <w:jc w:val="both"/>
+              <w:rPr>
+                <w:lang w:val="fr-FR"/>
+              </w:rPr>
             </w:pPr>
+            <w:r>
+              <w:rPr>
+                <w:lang w:val="fr-FR"/>
+              </w:rPr>
+              <w:t>6</w:t>
+            </w:r>
           </w:p>
         </w:tc>
       </w:tr>
@@ -1580,9 +1644,17 @@
             <w:pPr>
               <w:pStyle w:val="Textbody"/>
               <w:spacing w:after="0"/>
-              <w:ind w:left="1080"/>
               <w:jc w:val="both"/>
+              <w:rPr>
+                <w:lang w:val="fr-FR"/>
+              </w:rPr>
             </w:pPr>
+            <w:r>
+              <w:rPr>
+                <w:lang w:val="fr-FR"/>
+              </w:rPr>
+              <w:t>7</w:t>
+            </w:r>
           </w:p>
         </w:tc>
       </w:tr>
@@ -1638,9 +1710,17 @@
             <w:pPr>
               <w:pStyle w:val="Textbody"/>
               <w:spacing w:after="0"/>
-              <w:ind w:left="1080"/>
               <w:jc w:val="both"/>
+              <w:rPr>
+                <w:lang w:val="fr-FR"/>
+              </w:rPr>
             </w:pPr>
+            <w:r>
+              <w:rPr>
+                <w:lang w:val="fr-FR"/>
+              </w:rPr>
+              <w:t>9</w:t>
+            </w:r>
           </w:p>
         </w:tc>
       </w:tr>
@@ -1696,9 +1776,17 @@
             <w:pPr>
               <w:pStyle w:val="Textbody"/>
               <w:spacing w:after="0"/>
-              <w:ind w:left="1080"/>
               <w:jc w:val="both"/>
+              <w:rPr>
+                <w:lang w:val="fr-FR"/>
+              </w:rPr>
             </w:pPr>
+            <w:r>
+              <w:rPr>
+                <w:lang w:val="fr-FR"/>
+              </w:rPr>
+              <w:t>9</w:t>
+            </w:r>
           </w:p>
         </w:tc>
       </w:tr>
@@ -1790,13 +1878,7 @@
               <w:spacing w:after="0"/>
             </w:pPr>
             <w:r>
-              <w:t xml:space="preserve">Architecture </w:t>
-            </w:r>
-            <w:r>
-              <w:t>réseau</w:t>
-            </w:r>
-            <w:r>
-              <w:t>__</w:t>
+              <w:t>Architecture réseau__</w:t>
             </w:r>
             <w:r>
               <w:rPr>
@@ -1946,9 +2028,17 @@
             <w:pPr>
               <w:pStyle w:val="Textbody"/>
               <w:spacing w:after="0"/>
-              <w:ind w:left="1080"/>
               <w:jc w:val="both"/>
+              <w:rPr>
+                <w:lang w:val="fr-FR"/>
+              </w:rPr>
             </w:pPr>
+            <w:r>
+              <w:rPr>
+                <w:lang w:val="fr-FR"/>
+              </w:rPr>
+              <w:t>13</w:t>
+            </w:r>
           </w:p>
         </w:tc>
       </w:tr>
@@ -2118,9 +2208,17 @@
             <w:pPr>
               <w:pStyle w:val="Textbody"/>
               <w:spacing w:after="0"/>
-              <w:ind w:left="1080"/>
               <w:jc w:val="both"/>
+              <w:rPr>
+                <w:lang w:val="fr-FR"/>
+              </w:rPr>
             </w:pPr>
+            <w:r>
+              <w:rPr>
+                <w:lang w:val="fr-FR"/>
+              </w:rPr>
+              <w:t>15</w:t>
+            </w:r>
           </w:p>
         </w:tc>
       </w:tr>
@@ -2170,9 +2268,17 @@
             <w:pPr>
               <w:pStyle w:val="Textbody"/>
               <w:spacing w:after="0"/>
-              <w:ind w:left="1080"/>
               <w:jc w:val="both"/>
+              <w:rPr>
+                <w:lang w:val="fr-FR"/>
+              </w:rPr>
             </w:pPr>
+            <w:r>
+              <w:rPr>
+                <w:lang w:val="fr-FR"/>
+              </w:rPr>
+              <w:t>15</w:t>
+            </w:r>
           </w:p>
         </w:tc>
       </w:tr>
@@ -2288,9 +2394,17 @@
             <w:pPr>
               <w:pStyle w:val="Textbody"/>
               <w:spacing w:after="0"/>
-              <w:ind w:left="4140"/>
               <w:jc w:val="both"/>
+              <w:rPr>
+                <w:lang w:val="fr-FR"/>
+              </w:rPr>
             </w:pPr>
+            <w:r>
+              <w:rPr>
+                <w:lang w:val="fr-FR"/>
+              </w:rPr>
+              <w:t>16</w:t>
+            </w:r>
           </w:p>
         </w:tc>
       </w:tr>
@@ -2448,12 +2562,6 @@
         <w:gridCol w:w="8326"/>
       </w:tblGrid>
       <w:tr>
-        <w:tblPrEx>
-          <w:tblCellMar>
-            <w:top w:w="0" w:type="dxa"/>
-            <w:bottom w:w="0" w:type="dxa"/>
-          </w:tblCellMar>
-        </w:tblPrEx>
         <w:tc>
           <w:tcPr>
             <w:tcW w:w="700" w:type="dxa"/>
@@ -2586,19 +2694,7 @@
         <w:rPr>
           <w:color w:val="3A3A3A"/>
         </w:rPr>
-        <w:t>L’établissement dispose de p</w:t>
-      </w:r>
-      <w:r>
-        <w:rPr>
-          <w:color w:val="3A3A3A"/>
-        </w:rPr>
-        <w:t>lusieurs installations de production d’énergie renouvelable réparties sur trois sites : une éolienne (site 1), des panneaux solaires photovoltaïques installés sur les toits des ateliers et du bâtiment d’administration (sites 1, 2 et A), ainsi que des parcs</w:t>
-      </w:r>
-      <w:r>
-        <w:rPr>
-          <w:color w:val="3A3A3A"/>
-        </w:rPr>
-        <w:t xml:space="preserve"> de batteries pour le stockage. Des onduleurs permettent d’utiliser cette énergie pour alimenter l’éclairage de certaines salles.</w:t>
+        <w:t>L’établissement dispose de plusieurs installations de production d’énergie renouvelable réparties sur trois sites : une éolienne (site 1), des panneaux solaires photovoltaïques installés sur les toits des ateliers et du bâtiment d’administration (sites 1, 2 et A), ainsi que des parcs de batteries pour le stockage. Des onduleurs permettent d’utiliser cette énergie pour alimenter l’éclairage de certaines salles.</w:t>
       </w:r>
     </w:p>
     <w:p>
@@ -2651,19 +2747,7 @@
         <w:rPr>
           <w:color w:val="3A3A3A"/>
         </w:rPr>
-        <w:t>Bien que le lycée produise une quantité non négligeable d’énergie renouvelable, cette production reste i</w:t>
-      </w:r>
-      <w:r>
-        <w:rPr>
-          <w:color w:val="3A3A3A"/>
-        </w:rPr>
-        <w:t>nvisible pour la communauté scolaire. Les équipements de mesure sont installés mais pas paramétrés, voire non fonctionnels. Par ailleurs, l’établissement souhaite pouvoir diffuser des informations administratives dans différents bâtiments via des écrans d’</w:t>
-      </w:r>
-      <w:r>
-        <w:rPr>
-          <w:color w:val="3A3A3A"/>
-        </w:rPr>
-        <w:t>affichage.</w:t>
+        <w:t>Bien que le lycée produise une quantité non négligeable d’énergie renouvelable, cette production reste invisible pour la communauté scolaire. Les équipements de mesure sont installés mais pas paramétrés, voire non fonctionnels. Par ailleurs, l’établissement souhaite pouvoir diffuser des informations administratives dans différents bâtiments via des écrans d’affichage.</w:t>
       </w:r>
     </w:p>
     <w:p>
@@ -2851,13 +2935,7 @@
         <w:rPr>
           <w:color w:val="3A3A3A"/>
         </w:rPr>
-        <w:t>les écrans sensibilisent à la</w:t>
-      </w:r>
-      <w:r>
-        <w:rPr>
-          <w:color w:val="3A3A3A"/>
-        </w:rPr>
-        <w:t xml:space="preserve"> production verte (calcul CO₂ évités).</w:t>
+        <w:t>les écrans sensibilisent à la production verte (calcul CO₂ évités).</w:t>
       </w:r>
     </w:p>
     <w:p>
@@ -2929,13 +3007,7 @@
         <w:rPr>
           <w:color w:val="3A3A3A"/>
         </w:rPr>
-        <w:t>Le donneur d’ordre est le LGT Joseph Gaillard, représenté par le DDFPT. Le projet est réalisé par 4 étudiants BTS CIEL I</w:t>
-      </w:r>
-      <w:r>
-        <w:rPr>
-          <w:color w:val="3A3A3A"/>
-        </w:rPr>
-        <w:t>R, sous la supervision de M. Philippe RAVION et Mme Myriam SYMPHOR.</w:t>
+        <w:t>Le donneur d’ordre est le LGT Joseph Gaillard, représenté par le DDFPT. Le projet est réalisé par 4 étudiants BTS CIEL IR, sous la supervision de M. Philippe RAVION et Mme Myriam SYMPHOR.</w:t>
       </w:r>
     </w:p>
     <w:p>
@@ -2965,12 +3037,6 @@
         <w:gridCol w:w="8326"/>
       </w:tblGrid>
       <w:tr>
-        <w:tblPrEx>
-          <w:tblCellMar>
-            <w:top w:w="0" w:type="dxa"/>
-            <w:bottom w:w="0" w:type="dxa"/>
-          </w:tblCellMar>
-        </w:tblPrEx>
         <w:tc>
           <w:tcPr>
             <w:tcW w:w="700" w:type="dxa"/>
@@ -3290,12 +3356,6 @@
         <w:gridCol w:w="8326"/>
       </w:tblGrid>
       <w:tr>
-        <w:tblPrEx>
-          <w:tblCellMar>
-            <w:top w:w="0" w:type="dxa"/>
-            <w:bottom w:w="0" w:type="dxa"/>
-          </w:tblCellMar>
-        </w:tblPrEx>
         <w:tc>
           <w:tcPr>
             <w:tcW w:w="700" w:type="dxa"/>
@@ -3376,13 +3436,7 @@
         <w:rPr>
           <w:color w:val="3A3A3A"/>
         </w:rPr>
-        <w:t>I</w:t>
-      </w:r>
-      <w:r>
-        <w:rPr>
-          <w:color w:val="3A3A3A"/>
-        </w:rPr>
-        <w:t>nfoProd</w:t>
+        <w:t>InfoProd</w:t>
       </w:r>
       <w:proofErr w:type="spellEnd"/>
       <w:r>
@@ -3452,15 +3506,7 @@
           <w:sz w:val="18"/>
           <w:szCs w:val="18"/>
         </w:rPr>
-        <w:t>▸</w:t>
-      </w:r>
-      <w:r>
-        <w:rPr>
-          <w:color w:val="E8651A"/>
-          <w:sz w:val="18"/>
-          <w:szCs w:val="18"/>
-        </w:rPr>
-        <w:t xml:space="preserve"> </w:t>
+        <w:t xml:space="preserve">▸ </w:t>
       </w:r>
       <w:r>
         <w:rPr>
@@ -3598,13 +3644,7 @@
         <w:rPr>
           <w:color w:val="3A3A3A"/>
         </w:rPr>
-        <w:t>LAN du lycée, segmentation VLAN (Admin / Vie scolaire / Affichage / Ser</w:t>
-      </w:r>
-      <w:r>
-        <w:rPr>
-          <w:color w:val="3A3A3A"/>
-        </w:rPr>
-        <w:t>veurs / Management), IP fixes.</w:t>
+        <w:t>LAN du lycée, segmentation VLAN (Admin / Vie scolaire / Affichage / Serveurs / Management), IP fixes.</w:t>
       </w:r>
     </w:p>
     <w:p>
@@ -3727,12 +3767,6 @@
         <w:gridCol w:w="3009"/>
       </w:tblGrid>
       <w:tr>
-        <w:tblPrEx>
-          <w:tblCellMar>
-            <w:top w:w="0" w:type="dxa"/>
-            <w:bottom w:w="0" w:type="dxa"/>
-          </w:tblCellMar>
-        </w:tblPrEx>
         <w:tc>
           <w:tcPr>
             <w:tcW w:w="3008" w:type="dxa"/>
@@ -3816,12 +3850,6 @@
         </w:tc>
       </w:tr>
       <w:tr>
-        <w:tblPrEx>
-          <w:tblCellMar>
-            <w:top w:w="0" w:type="dxa"/>
-            <w:bottom w:w="0" w:type="dxa"/>
-          </w:tblCellMar>
-        </w:tblPrEx>
         <w:tc>
           <w:tcPr>
             <w:tcW w:w="3008" w:type="dxa"/>
@@ -3899,12 +3927,6 @@
         </w:tc>
       </w:tr>
       <w:tr>
-        <w:tblPrEx>
-          <w:tblCellMar>
-            <w:top w:w="0" w:type="dxa"/>
-            <w:bottom w:w="0" w:type="dxa"/>
-          </w:tblCellMar>
-        </w:tblPrEx>
         <w:tc>
           <w:tcPr>
             <w:tcW w:w="3008" w:type="dxa"/>
@@ -3982,12 +4004,6 @@
         </w:tc>
       </w:tr>
       <w:tr>
-        <w:tblPrEx>
-          <w:tblCellMar>
-            <w:top w:w="0" w:type="dxa"/>
-            <w:bottom w:w="0" w:type="dxa"/>
-          </w:tblCellMar>
-        </w:tblPrEx>
         <w:tc>
           <w:tcPr>
             <w:tcW w:w="3008" w:type="dxa"/>
@@ -4085,12 +4101,6 @@
         </w:tc>
       </w:tr>
       <w:tr>
-        <w:tblPrEx>
-          <w:tblCellMar>
-            <w:top w:w="0" w:type="dxa"/>
-            <w:bottom w:w="0" w:type="dxa"/>
-          </w:tblCellMar>
-        </w:tblPrEx>
         <w:tc>
           <w:tcPr>
             <w:tcW w:w="3008" w:type="dxa"/>
@@ -4168,12 +4178,6 @@
         </w:tc>
       </w:tr>
       <w:tr>
-        <w:tblPrEx>
-          <w:tblCellMar>
-            <w:top w:w="0" w:type="dxa"/>
-            <w:bottom w:w="0" w:type="dxa"/>
-          </w:tblCellMar>
-        </w:tblPrEx>
         <w:tc>
           <w:tcPr>
             <w:tcW w:w="3008" w:type="dxa"/>
@@ -4251,12 +4255,6 @@
         </w:tc>
       </w:tr>
       <w:tr>
-        <w:tblPrEx>
-          <w:tblCellMar>
-            <w:top w:w="0" w:type="dxa"/>
-            <w:bottom w:w="0" w:type="dxa"/>
-          </w:tblCellMar>
-        </w:tblPrEx>
         <w:tc>
           <w:tcPr>
             <w:tcW w:w="3008" w:type="dxa"/>
@@ -4361,12 +4359,6 @@
         <w:gridCol w:w="8326"/>
       </w:tblGrid>
       <w:tr>
-        <w:tblPrEx>
-          <w:tblCellMar>
-            <w:top w:w="0" w:type="dxa"/>
-            <w:bottom w:w="0" w:type="dxa"/>
-          </w:tblCellMar>
-        </w:tblPrEx>
         <w:tc>
           <w:tcPr>
             <w:tcW w:w="700" w:type="dxa"/>
@@ -4577,13 +4569,7 @@
         <w:rPr>
           <w:color w:val="3A3A3A"/>
         </w:rPr>
-        <w:t>Le diagramme de contexte situe le système dans son environnement. Il identifie cinq</w:t>
-      </w:r>
-      <w:r>
-        <w:rPr>
-          <w:color w:val="3A3A3A"/>
-        </w:rPr>
-        <w:t xml:space="preserve"> acteurs : le public, la vie scolaire, l’administrateur, les capteurs IoT et les modules d’affichage. Le système central repose sur un serveur Ubuntu 24.04 avec Apache, PHP et MySQL.</w:t>
+        <w:t>Le diagramme de contexte situe le système dans son environnement. Il identifie cinq acteurs : le public, la vie scolaire, l’administrateur, les capteurs IoT et les modules d’affichage. Le système central repose sur un serveur Ubuntu 24.04 avec Apache, PHP et MySQL.</w:t>
       </w:r>
     </w:p>
     <w:p>
@@ -4602,15 +4588,7 @@
           <w:sz w:val="18"/>
           <w:szCs w:val="18"/>
         </w:rPr>
-        <w:t>▸</w:t>
-      </w:r>
-      <w:r>
-        <w:rPr>
-          <w:color w:val="E8651A"/>
-          <w:sz w:val="18"/>
-          <w:szCs w:val="18"/>
-        </w:rPr>
-        <w:t xml:space="preserve"> </w:t>
+        <w:t xml:space="preserve">▸ </w:t>
       </w:r>
       <w:r>
         <w:rPr>
@@ -4736,13 +4714,7 @@
         <w:rPr>
           <w:color w:val="3A3A3A"/>
         </w:rPr>
-        <w:t>enregistre les données, mesure les températures, consulte les st</w:t>
-      </w:r>
-      <w:r>
-        <w:rPr>
-          <w:color w:val="3A3A3A"/>
-        </w:rPr>
-        <w:t>atistiques, gère les utilisateurs.</w:t>
+        <w:t>enregistre les données, mesure les températures, consulte les statistiques, gère les utilisateurs.</w:t>
       </w:r>
     </w:p>
     <w:p>
@@ -4888,15 +4860,7 @@
           <w:sz w:val="18"/>
           <w:szCs w:val="18"/>
         </w:rPr>
-        <w:t>▸</w:t>
-      </w:r>
-      <w:r>
-        <w:rPr>
-          <w:color w:val="E8651A"/>
-          <w:sz w:val="18"/>
-          <w:szCs w:val="18"/>
-        </w:rPr>
-        <w:t xml:space="preserve"> </w:t>
+        <w:t xml:space="preserve">▸ </w:t>
       </w:r>
       <w:r>
         <w:rPr>
@@ -5038,13 +5002,7 @@
         <w:rPr>
           <w:color w:val="3A3A3A"/>
         </w:rPr>
-        <w:t>l’utilisateur regarde l’écran, déclenchant la deman</w:t>
-      </w:r>
-      <w:r>
-        <w:rPr>
-          <w:color w:val="3A3A3A"/>
-        </w:rPr>
-        <w:t>de d’informations.</w:t>
+        <w:t>l’utilisateur regarde l’écran, déclenchant la demande d’informations.</w:t>
       </w:r>
     </w:p>
     <w:p>
@@ -5101,13 +5059,7 @@
         <w:rPr>
           <w:color w:val="3A3A3A"/>
         </w:rPr>
-        <w:t>fournit les dernières mesures et l’histo</w:t>
-      </w:r>
-      <w:r>
-        <w:rPr>
-          <w:color w:val="3A3A3A"/>
-        </w:rPr>
-        <w:t>rique.</w:t>
+        <w:t>fournit les dernières mesures et l’historique.</w:t>
       </w:r>
     </w:p>
     <w:p>
@@ -5204,15 +5156,7 @@
           <w:sz w:val="18"/>
           <w:szCs w:val="18"/>
         </w:rPr>
-        <w:t>▸</w:t>
-      </w:r>
-      <w:r>
-        <w:rPr>
-          <w:color w:val="E8651A"/>
-          <w:sz w:val="18"/>
-          <w:szCs w:val="18"/>
-        </w:rPr>
-        <w:t xml:space="preserve"> </w:t>
+        <w:t xml:space="preserve">▸ </w:t>
       </w:r>
       <w:r>
         <w:rPr>
@@ -5531,13 +5475,7 @@
         <w:rPr>
           <w:color w:val="3A3A3A"/>
         </w:rPr>
-        <w:t>navigateur web pour la gestion des gabarit</w:t>
-      </w:r>
-      <w:r>
-        <w:rPr>
-          <w:color w:val="3A3A3A"/>
-        </w:rPr>
-        <w:t>s via HTTPS.</w:t>
+        <w:t>navigateur web pour la gestion des gabarits via HTTPS.</w:t>
       </w:r>
     </w:p>
     <w:p>
@@ -5600,15 +5538,7 @@
           <w:sz w:val="18"/>
           <w:szCs w:val="18"/>
         </w:rPr>
-        <w:t>▸</w:t>
-      </w:r>
-      <w:r>
-        <w:rPr>
-          <w:color w:val="E8651A"/>
-          <w:sz w:val="18"/>
-          <w:szCs w:val="18"/>
-        </w:rPr>
-        <w:t xml:space="preserve"> </w:t>
+        <w:t xml:space="preserve">▸ </w:t>
       </w:r>
       <w:r>
         <w:rPr>
@@ -5701,13 +5631,7 @@
         <w:rPr>
           <w:color w:val="3A3A3A"/>
         </w:rPr>
-        <w:t>parseurs des</w:t>
-      </w:r>
-      <w:r>
-        <w:rPr>
-          <w:color w:val="3A3A3A"/>
-        </w:rPr>
-        <w:t xml:space="preserve"> automates de mesure (192.168.0.138 / 192.168.0.131).</w:t>
+        <w:t>parseurs des automates de mesure (192.168.0.138 / 192.168.0.131).</w:t>
       </w:r>
     </w:p>
     <w:p>
@@ -5822,13 +5746,7 @@
         <w:rPr>
           <w:color w:val="3A3A3A"/>
         </w:rPr>
-        <w:t>agrégation journalière, mensuelle, ann</w:t>
-      </w:r>
-      <w:r>
-        <w:rPr>
-          <w:color w:val="3A3A3A"/>
-        </w:rPr>
-        <w:t>uelle.</w:t>
+        <w:t>agrégation journalière, mensuelle, annuelle.</w:t>
       </w:r>
     </w:p>
     <w:p>
@@ -6070,15 +5988,7 @@
           <w:sz w:val="18"/>
           <w:szCs w:val="18"/>
         </w:rPr>
-        <w:t>▸</w:t>
-      </w:r>
-      <w:r>
-        <w:rPr>
-          <w:color w:val="E8651A"/>
-          <w:sz w:val="18"/>
-          <w:szCs w:val="18"/>
-        </w:rPr>
-        <w:t xml:space="preserve"> </w:t>
+        <w:t xml:space="preserve">▸ </w:t>
       </w:r>
       <w:r>
         <w:rPr>
@@ -6119,12 +6029,6 @@
         <w:gridCol w:w="8326"/>
       </w:tblGrid>
       <w:tr>
-        <w:tblPrEx>
-          <w:tblCellMar>
-            <w:top w:w="0" w:type="dxa"/>
-            <w:bottom w:w="0" w:type="dxa"/>
-          </w:tblCellMar>
-        </w:tblPrEx>
         <w:tc>
           <w:tcPr>
             <w:tcW w:w="700" w:type="dxa"/>
@@ -6236,15 +6140,7 @@
           <w:bCs/>
           <w:color w:val="2D2D2D"/>
         </w:rPr>
-        <w:t xml:space="preserve">2. Mesure </w:t>
-      </w:r>
-      <w:r>
-        <w:rPr>
-          <w:b/>
-          <w:bCs/>
-          <w:color w:val="2D2D2D"/>
-        </w:rPr>
-        <w:t xml:space="preserve">— </w:t>
+        <w:t xml:space="preserve">2. Mesure — </w:t>
       </w:r>
       <w:r>
         <w:rPr>
@@ -6392,15 +6288,7 @@
           <w:sz w:val="18"/>
           <w:szCs w:val="18"/>
         </w:rPr>
-        <w:t>▸</w:t>
-      </w:r>
-      <w:r>
-        <w:rPr>
-          <w:color w:val="E8651A"/>
-          <w:sz w:val="18"/>
-          <w:szCs w:val="18"/>
-        </w:rPr>
-        <w:t xml:space="preserve"> </w:t>
+        <w:t xml:space="preserve">▸ </w:t>
       </w:r>
       <w:r>
         <w:rPr>
@@ -6437,12 +6325,6 @@
         <w:gridCol w:w="8326"/>
       </w:tblGrid>
       <w:tr>
-        <w:tblPrEx>
-          <w:tblCellMar>
-            <w:top w:w="0" w:type="dxa"/>
-            <w:bottom w:w="0" w:type="dxa"/>
-          </w:tblCellMar>
-        </w:tblPrEx>
         <w:tc>
           <w:tcPr>
             <w:tcW w:w="700" w:type="dxa"/>
@@ -6567,12 +6449,6 @@
         <w:gridCol w:w="3009"/>
       </w:tblGrid>
       <w:tr>
-        <w:tblPrEx>
-          <w:tblCellMar>
-            <w:top w:w="0" w:type="dxa"/>
-            <w:bottom w:w="0" w:type="dxa"/>
-          </w:tblCellMar>
-        </w:tblPrEx>
         <w:tc>
           <w:tcPr>
             <w:tcW w:w="3008" w:type="dxa"/>
@@ -6683,12 +6559,6 @@
         </w:tc>
       </w:tr>
       <w:tr>
-        <w:tblPrEx>
-          <w:tblCellMar>
-            <w:top w:w="0" w:type="dxa"/>
-            <w:bottom w:w="0" w:type="dxa"/>
-          </w:tblCellMar>
-        </w:tblPrEx>
         <w:tc>
           <w:tcPr>
             <w:tcW w:w="3008" w:type="dxa"/>
@@ -6768,12 +6638,6 @@
         </w:tc>
       </w:tr>
       <w:tr>
-        <w:tblPrEx>
-          <w:tblCellMar>
-            <w:top w:w="0" w:type="dxa"/>
-            <w:bottom w:w="0" w:type="dxa"/>
-          </w:tblCellMar>
-        </w:tblPrEx>
         <w:tc>
           <w:tcPr>
             <w:tcW w:w="3008" w:type="dxa"/>
@@ -6848,12 +6712,6 @@
         </w:tc>
       </w:tr>
       <w:tr>
-        <w:tblPrEx>
-          <w:tblCellMar>
-            <w:top w:w="0" w:type="dxa"/>
-            <w:bottom w:w="0" w:type="dxa"/>
-          </w:tblCellMar>
-        </w:tblPrEx>
         <w:tc>
           <w:tcPr>
             <w:tcW w:w="3008" w:type="dxa"/>
@@ -6928,12 +6786,6 @@
         </w:tc>
       </w:tr>
       <w:tr>
-        <w:tblPrEx>
-          <w:tblCellMar>
-            <w:top w:w="0" w:type="dxa"/>
-            <w:bottom w:w="0" w:type="dxa"/>
-          </w:tblCellMar>
-        </w:tblPrEx>
         <w:tc>
           <w:tcPr>
             <w:tcW w:w="3008" w:type="dxa"/>
@@ -7018,12 +6870,6 @@
         </w:tc>
       </w:tr>
       <w:tr>
-        <w:tblPrEx>
-          <w:tblCellMar>
-            <w:top w:w="0" w:type="dxa"/>
-            <w:bottom w:w="0" w:type="dxa"/>
-          </w:tblCellMar>
-        </w:tblPrEx>
         <w:tc>
           <w:tcPr>
             <w:tcW w:w="3008" w:type="dxa"/>
@@ -7101,12 +6947,6 @@
         </w:tc>
       </w:tr>
       <w:tr>
-        <w:tblPrEx>
-          <w:tblCellMar>
-            <w:top w:w="0" w:type="dxa"/>
-            <w:bottom w:w="0" w:type="dxa"/>
-          </w:tblCellMar>
-        </w:tblPrEx>
         <w:tc>
           <w:tcPr>
             <w:tcW w:w="3008" w:type="dxa"/>
@@ -7182,12 +7022,6 @@
         </w:tc>
       </w:tr>
       <w:tr>
-        <w:tblPrEx>
-          <w:tblCellMar>
-            <w:top w:w="0" w:type="dxa"/>
-            <w:bottom w:w="0" w:type="dxa"/>
-          </w:tblCellMar>
-        </w:tblPrEx>
         <w:tc>
           <w:tcPr>
             <w:tcW w:w="3008" w:type="dxa"/>
@@ -7260,12 +7094,6 @@
         </w:tc>
       </w:tr>
       <w:tr>
-        <w:tblPrEx>
-          <w:tblCellMar>
-            <w:top w:w="0" w:type="dxa"/>
-            <w:bottom w:w="0" w:type="dxa"/>
-          </w:tblCellMar>
-        </w:tblPrEx>
         <w:tc>
           <w:tcPr>
             <w:tcW w:w="3008" w:type="dxa"/>
@@ -7338,12 +7166,6 @@
         </w:tc>
       </w:tr>
       <w:tr>
-        <w:tblPrEx>
-          <w:tblCellMar>
-            <w:top w:w="0" w:type="dxa"/>
-            <w:bottom w:w="0" w:type="dxa"/>
-          </w:tblCellMar>
-        </w:tblPrEx>
         <w:tc>
           <w:tcPr>
             <w:tcW w:w="3008" w:type="dxa"/>
@@ -7547,12 +7369,6 @@
         <w:gridCol w:w="8326"/>
       </w:tblGrid>
       <w:tr>
-        <w:tblPrEx>
-          <w:tblCellMar>
-            <w:top w:w="0" w:type="dxa"/>
-            <w:bottom w:w="0" w:type="dxa"/>
-          </w:tblCellMar>
-        </w:tblPrEx>
         <w:tc>
           <w:tcPr>
             <w:tcW w:w="700" w:type="dxa"/>
@@ -7683,15 +7499,7 @@
           <w:bCs/>
           <w:color w:val="2D2D2D"/>
         </w:rPr>
-        <w:t>Phase 3 (s</w:t>
-      </w:r>
-      <w:r>
-        <w:rPr>
-          <w:b/>
-          <w:bCs/>
-          <w:color w:val="2D2D2D"/>
-        </w:rPr>
-        <w:t xml:space="preserve">em. 9–13) — </w:t>
+        <w:t xml:space="preserve">Phase 3 (sem. 9–13) — </w:t>
       </w:r>
       <w:r>
         <w:rPr>
@@ -7804,15 +7612,7 @@
           <w:sz w:val="18"/>
           <w:szCs w:val="18"/>
         </w:rPr>
-        <w:t>▸</w:t>
-      </w:r>
-      <w:r>
-        <w:rPr>
-          <w:color w:val="E8651A"/>
-          <w:sz w:val="18"/>
-          <w:szCs w:val="18"/>
-        </w:rPr>
-        <w:t xml:space="preserve"> </w:t>
+        <w:t xml:space="preserve">▸ </w:t>
       </w:r>
       <w:r>
         <w:rPr>
@@ -7976,12 +7776,6 @@
         <w:gridCol w:w="8326"/>
       </w:tblGrid>
       <w:tr>
-        <w:tblPrEx>
-          <w:tblCellMar>
-            <w:top w:w="0" w:type="dxa"/>
-            <w:bottom w:w="0" w:type="dxa"/>
-          </w:tblCellMar>
-        </w:tblPrEx>
         <w:tc>
           <w:tcPr>
             <w:tcW w:w="700" w:type="dxa"/>
@@ -8102,12 +7896,6 @@
         <w:gridCol w:w="2257"/>
       </w:tblGrid>
       <w:tr>
-        <w:tblPrEx>
-          <w:tblCellMar>
-            <w:top w:w="0" w:type="dxa"/>
-            <w:bottom w:w="0" w:type="dxa"/>
-          </w:tblCellMar>
-        </w:tblPrEx>
         <w:tc>
           <w:tcPr>
             <w:tcW w:w="2256" w:type="dxa"/>
@@ -8218,12 +8006,6 @@
         </w:tc>
       </w:tr>
       <w:tr>
-        <w:tblPrEx>
-          <w:tblCellMar>
-            <w:top w:w="0" w:type="dxa"/>
-            <w:bottom w:w="0" w:type="dxa"/>
-          </w:tblCellMar>
-        </w:tblPrEx>
         <w:tc>
           <w:tcPr>
             <w:tcW w:w="2256" w:type="dxa"/>
@@ -8326,12 +8108,6 @@
         </w:tc>
       </w:tr>
       <w:tr>
-        <w:tblPrEx>
-          <w:tblCellMar>
-            <w:top w:w="0" w:type="dxa"/>
-            <w:bottom w:w="0" w:type="dxa"/>
-          </w:tblCellMar>
-        </w:tblPrEx>
         <w:tc>
           <w:tcPr>
             <w:tcW w:w="2256" w:type="dxa"/>
@@ -8452,12 +8228,6 @@
         </w:tc>
       </w:tr>
       <w:tr>
-        <w:tblPrEx>
-          <w:tblCellMar>
-            <w:top w:w="0" w:type="dxa"/>
-            <w:bottom w:w="0" w:type="dxa"/>
-          </w:tblCellMar>
-        </w:tblPrEx>
         <w:tc>
           <w:tcPr>
             <w:tcW w:w="2256" w:type="dxa"/>
@@ -8560,12 +8330,6 @@
         </w:tc>
       </w:tr>
       <w:tr>
-        <w:tblPrEx>
-          <w:tblCellMar>
-            <w:top w:w="0" w:type="dxa"/>
-            <w:bottom w:w="0" w:type="dxa"/>
-          </w:tblCellMar>
-        </w:tblPrEx>
         <w:tc>
           <w:tcPr>
             <w:tcW w:w="2256" w:type="dxa"/>
@@ -8668,12 +8432,6 @@
         </w:tc>
       </w:tr>
       <w:tr>
-        <w:tblPrEx>
-          <w:tblCellMar>
-            <w:top w:w="0" w:type="dxa"/>
-            <w:bottom w:w="0" w:type="dxa"/>
-          </w:tblCellMar>
-        </w:tblPrEx>
         <w:tc>
           <w:tcPr>
             <w:tcW w:w="2256" w:type="dxa"/>
@@ -8776,12 +8534,6 @@
         </w:tc>
       </w:tr>
       <w:tr>
-        <w:tblPrEx>
-          <w:tblCellMar>
-            <w:top w:w="0" w:type="dxa"/>
-            <w:bottom w:w="0" w:type="dxa"/>
-          </w:tblCellMar>
-        </w:tblPrEx>
         <w:tc>
           <w:tcPr>
             <w:tcW w:w="2256" w:type="dxa"/>
@@ -8884,12 +8636,6 @@
         </w:tc>
       </w:tr>
       <w:tr>
-        <w:tblPrEx>
-          <w:tblCellMar>
-            <w:top w:w="0" w:type="dxa"/>
-            <w:bottom w:w="0" w:type="dxa"/>
-          </w:tblCellMar>
-        </w:tblPrEx>
         <w:tc>
           <w:tcPr>
             <w:tcW w:w="2256" w:type="dxa"/>
@@ -8992,12 +8738,6 @@
         </w:tc>
       </w:tr>
       <w:tr>
-        <w:tblPrEx>
-          <w:tblCellMar>
-            <w:top w:w="0" w:type="dxa"/>
-            <w:bottom w:w="0" w:type="dxa"/>
-          </w:tblCellMar>
-        </w:tblPrEx>
         <w:tc>
           <w:tcPr>
             <w:tcW w:w="2256" w:type="dxa"/>
@@ -9100,12 +8840,6 @@
         </w:tc>
       </w:tr>
       <w:tr>
-        <w:tblPrEx>
-          <w:tblCellMar>
-            <w:top w:w="0" w:type="dxa"/>
-            <w:bottom w:w="0" w:type="dxa"/>
-          </w:tblCellMar>
-        </w:tblPrEx>
         <w:tc>
           <w:tcPr>
             <w:tcW w:w="2256" w:type="dxa"/>
@@ -9208,12 +8942,6 @@
         </w:tc>
       </w:tr>
       <w:tr>
-        <w:tblPrEx>
-          <w:tblCellMar>
-            <w:top w:w="0" w:type="dxa"/>
-            <w:bottom w:w="0" w:type="dxa"/>
-          </w:tblCellMar>
-        </w:tblPrEx>
         <w:tc>
           <w:tcPr>
             <w:tcW w:w="2256" w:type="dxa"/>
@@ -9326,12 +9054,6 @@
         </w:tc>
       </w:tr>
       <w:tr>
-        <w:tblPrEx>
-          <w:tblCellMar>
-            <w:top w:w="0" w:type="dxa"/>
-            <w:bottom w:w="0" w:type="dxa"/>
-          </w:tblCellMar>
-        </w:tblPrEx>
         <w:tc>
           <w:tcPr>
             <w:tcW w:w="2256" w:type="dxa"/>
@@ -9461,12 +9183,6 @@
         <w:gridCol w:w="2526"/>
       </w:tblGrid>
       <w:tr>
-        <w:tblPrEx>
-          <w:tblCellMar>
-            <w:top w:w="0" w:type="dxa"/>
-            <w:bottom w:w="0" w:type="dxa"/>
-          </w:tblCellMar>
-        </w:tblPrEx>
         <w:tc>
           <w:tcPr>
             <w:tcW w:w="6500" w:type="dxa"/>
@@ -9553,12 +9269,6 @@
         <w:gridCol w:w="9026"/>
       </w:tblGrid>
       <w:tr>
-        <w:tblPrEx>
-          <w:tblCellMar>
-            <w:top w:w="0" w:type="dxa"/>
-            <w:bottom w:w="0" w:type="dxa"/>
-          </w:tblCellMar>
-        </w:tblPrEx>
         <w:tc>
           <w:tcPr>
             <w:tcW w:w="9026" w:type="dxa"/>
@@ -9581,15 +9291,7 @@
                 <w:sz w:val="21"/>
                 <w:szCs w:val="21"/>
               </w:rPr>
-              <w:t>Ce budget de 3 103,65 € couvre l’ensemble du matériel nécessaire pour les 5 points d’affichage, le serveur de stockage et les capteurs. Le choix de composants à faible consommation (Raspberry Pi ~5W) et de logiciels libres permet de maintenir le coût globa</w:t>
-            </w:r>
-            <w:r>
-              <w:rPr>
-                <w:color w:val="2D2D2D"/>
-                <w:sz w:val="21"/>
-                <w:szCs w:val="21"/>
-              </w:rPr>
-              <w:t>l maîtrisé.</w:t>
+              <w:t>Ce budget de 3 103,65 € couvre l’ensemble du matériel nécessaire pour les 5 points d’affichage, le serveur de stockage et les capteurs. Le choix de composants à faible consommation (Raspberry Pi ~5W) et de logiciels libres permet de maintenir le coût global maîtrisé.</w:t>
             </w:r>
           </w:p>
         </w:tc>
@@ -9622,12 +9324,6 @@
         <w:gridCol w:w="8326"/>
       </w:tblGrid>
       <w:tr>
-        <w:tblPrEx>
-          <w:tblCellMar>
-            <w:top w:w="0" w:type="dxa"/>
-            <w:bottom w:w="0" w:type="dxa"/>
-          </w:tblCellMar>
-        </w:tblPrEx>
         <w:tc>
           <w:tcPr>
             <w:tcW w:w="700" w:type="dxa"/>
@@ -9759,12 +9455,6 @@
         <w:gridCol w:w="3009"/>
       </w:tblGrid>
       <w:tr>
-        <w:tblPrEx>
-          <w:tblCellMar>
-            <w:top w:w="0" w:type="dxa"/>
-            <w:bottom w:w="0" w:type="dxa"/>
-          </w:tblCellMar>
-        </w:tblPrEx>
         <w:tc>
           <w:tcPr>
             <w:tcW w:w="3008" w:type="dxa"/>
@@ -9848,12 +9538,6 @@
         </w:tc>
       </w:tr>
       <w:tr>
-        <w:tblPrEx>
-          <w:tblCellMar>
-            <w:top w:w="0" w:type="dxa"/>
-            <w:bottom w:w="0" w:type="dxa"/>
-          </w:tblCellMar>
-        </w:tblPrEx>
         <w:tc>
           <w:tcPr>
             <w:tcW w:w="3008" w:type="dxa"/>
@@ -9931,12 +9615,6 @@
         </w:tc>
       </w:tr>
       <w:tr>
-        <w:tblPrEx>
-          <w:tblCellMar>
-            <w:top w:w="0" w:type="dxa"/>
-            <w:bottom w:w="0" w:type="dxa"/>
-          </w:tblCellMar>
-        </w:tblPrEx>
         <w:tc>
           <w:tcPr>
             <w:tcW w:w="3008" w:type="dxa"/>
@@ -10014,12 +9692,6 @@
         </w:tc>
       </w:tr>
       <w:tr>
-        <w:tblPrEx>
-          <w:tblCellMar>
-            <w:top w:w="0" w:type="dxa"/>
-            <w:bottom w:w="0" w:type="dxa"/>
-          </w:tblCellMar>
-        </w:tblPrEx>
         <w:tc>
           <w:tcPr>
             <w:tcW w:w="3008" w:type="dxa"/>
@@ -10097,12 +9769,6 @@
         </w:tc>
       </w:tr>
       <w:tr>
-        <w:tblPrEx>
-          <w:tblCellMar>
-            <w:top w:w="0" w:type="dxa"/>
-            <w:bottom w:w="0" w:type="dxa"/>
-          </w:tblCellMar>
-        </w:tblPrEx>
         <w:tc>
           <w:tcPr>
             <w:tcW w:w="3008" w:type="dxa"/>
@@ -10190,12 +9856,6 @@
         </w:tc>
       </w:tr>
       <w:tr>
-        <w:tblPrEx>
-          <w:tblCellMar>
-            <w:top w:w="0" w:type="dxa"/>
-            <w:bottom w:w="0" w:type="dxa"/>
-          </w:tblCellMar>
-        </w:tblPrEx>
         <w:tc>
           <w:tcPr>
             <w:tcW w:w="3008" w:type="dxa"/>
@@ -10273,12 +9933,6 @@
         </w:tc>
       </w:tr>
       <w:tr>
-        <w:tblPrEx>
-          <w:tblCellMar>
-            <w:top w:w="0" w:type="dxa"/>
-            <w:bottom w:w="0" w:type="dxa"/>
-          </w:tblCellMar>
-        </w:tblPrEx>
         <w:tc>
           <w:tcPr>
             <w:tcW w:w="3008" w:type="dxa"/>
@@ -10356,12 +10010,6 @@
         </w:tc>
       </w:tr>
       <w:tr>
-        <w:tblPrEx>
-          <w:tblCellMar>
-            <w:top w:w="0" w:type="dxa"/>
-            <w:bottom w:w="0" w:type="dxa"/>
-          </w:tblCellMar>
-        </w:tblPrEx>
         <w:tc>
           <w:tcPr>
             <w:tcW w:w="3008" w:type="dxa"/>
@@ -10439,12 +10087,6 @@
         </w:tc>
       </w:tr>
       <w:tr>
-        <w:tblPrEx>
-          <w:tblCellMar>
-            <w:top w:w="0" w:type="dxa"/>
-            <w:bottom w:w="0" w:type="dxa"/>
-          </w:tblCellMar>
-        </w:tblPrEx>
         <w:tc>
           <w:tcPr>
             <w:tcW w:w="3008" w:type="dxa"/>
@@ -10540,12 +10182,6 @@
         </w:tc>
       </w:tr>
       <w:tr>
-        <w:tblPrEx>
-          <w:tblCellMar>
-            <w:top w:w="0" w:type="dxa"/>
-            <w:bottom w:w="0" w:type="dxa"/>
-          </w:tblCellMar>
-        </w:tblPrEx>
         <w:tc>
           <w:tcPr>
             <w:tcW w:w="3008" w:type="dxa"/>
@@ -10688,12 +10324,6 @@
         <w:gridCol w:w="3009"/>
       </w:tblGrid>
       <w:tr>
-        <w:tblPrEx>
-          <w:tblCellMar>
-            <w:top w:w="0" w:type="dxa"/>
-            <w:bottom w:w="0" w:type="dxa"/>
-          </w:tblCellMar>
-        </w:tblPrEx>
         <w:tc>
           <w:tcPr>
             <w:tcW w:w="3008" w:type="dxa"/>
@@ -10777,12 +10407,6 @@
         </w:tc>
       </w:tr>
       <w:tr>
-        <w:tblPrEx>
-          <w:tblCellMar>
-            <w:top w:w="0" w:type="dxa"/>
-            <w:bottom w:w="0" w:type="dxa"/>
-          </w:tblCellMar>
-        </w:tblPrEx>
         <w:tc>
           <w:tcPr>
             <w:tcW w:w="3008" w:type="dxa"/>
@@ -10860,12 +10484,6 @@
         </w:tc>
       </w:tr>
       <w:tr>
-        <w:tblPrEx>
-          <w:tblCellMar>
-            <w:top w:w="0" w:type="dxa"/>
-            <w:bottom w:w="0" w:type="dxa"/>
-          </w:tblCellMar>
-        </w:tblPrEx>
         <w:tc>
           <w:tcPr>
             <w:tcW w:w="3008" w:type="dxa"/>
@@ -10943,12 +10561,6 @@
         </w:tc>
       </w:tr>
       <w:tr>
-        <w:tblPrEx>
-          <w:tblCellMar>
-            <w:top w:w="0" w:type="dxa"/>
-            <w:bottom w:w="0" w:type="dxa"/>
-          </w:tblCellMar>
-        </w:tblPrEx>
         <w:tc>
           <w:tcPr>
             <w:tcW w:w="3008" w:type="dxa"/>
@@ -11026,12 +10638,6 @@
         </w:tc>
       </w:tr>
       <w:tr>
-        <w:tblPrEx>
-          <w:tblCellMar>
-            <w:top w:w="0" w:type="dxa"/>
-            <w:bottom w:w="0" w:type="dxa"/>
-          </w:tblCellMar>
-        </w:tblPrEx>
         <w:tc>
           <w:tcPr>
             <w:tcW w:w="3008" w:type="dxa"/>
@@ -11111,12 +10717,6 @@
         </w:tc>
       </w:tr>
       <w:tr>
-        <w:tblPrEx>
-          <w:tblCellMar>
-            <w:top w:w="0" w:type="dxa"/>
-            <w:bottom w:w="0" w:type="dxa"/>
-          </w:tblCellMar>
-        </w:tblPrEx>
         <w:tc>
           <w:tcPr>
             <w:tcW w:w="3008" w:type="dxa"/>
@@ -11196,12 +10796,6 @@
         </w:tc>
       </w:tr>
       <w:tr>
-        <w:tblPrEx>
-          <w:tblCellMar>
-            <w:top w:w="0" w:type="dxa"/>
-            <w:bottom w:w="0" w:type="dxa"/>
-          </w:tblCellMar>
-        </w:tblPrEx>
         <w:tc>
           <w:tcPr>
             <w:tcW w:w="3008" w:type="dxa"/>
@@ -11281,12 +10875,6 @@
         </w:tc>
       </w:tr>
       <w:tr>
-        <w:tblPrEx>
-          <w:tblCellMar>
-            <w:top w:w="0" w:type="dxa"/>
-            <w:bottom w:w="0" w:type="dxa"/>
-          </w:tblCellMar>
-        </w:tblPrEx>
         <w:tc>
           <w:tcPr>
             <w:tcW w:w="3008" w:type="dxa"/>
@@ -11374,12 +10962,6 @@
         </w:tc>
       </w:tr>
       <w:tr>
-        <w:tblPrEx>
-          <w:tblCellMar>
-            <w:top w:w="0" w:type="dxa"/>
-            <w:bottom w:w="0" w:type="dxa"/>
-          </w:tblCellMar>
-        </w:tblPrEx>
         <w:tc>
           <w:tcPr>
             <w:tcW w:w="3008" w:type="dxa"/>
@@ -11457,12 +11039,6 @@
         </w:tc>
       </w:tr>
       <w:tr>
-        <w:tblPrEx>
-          <w:tblCellMar>
-            <w:top w:w="0" w:type="dxa"/>
-            <w:bottom w:w="0" w:type="dxa"/>
-          </w:tblCellMar>
-        </w:tblPrEx>
         <w:tc>
           <w:tcPr>
             <w:tcW w:w="3008" w:type="dxa"/>
@@ -11567,12 +11143,6 @@
         <w:gridCol w:w="8326"/>
       </w:tblGrid>
       <w:tr>
-        <w:tblPrEx>
-          <w:tblCellMar>
-            <w:top w:w="0" w:type="dxa"/>
-            <w:bottom w:w="0" w:type="dxa"/>
-          </w:tblCellMar>
-        </w:tblPrEx>
         <w:tc>
           <w:tcPr>
             <w:tcW w:w="700" w:type="dxa"/>
@@ -11662,12 +11232,6 @@
         <w:gridCol w:w="3009"/>
       </w:tblGrid>
       <w:tr>
-        <w:tblPrEx>
-          <w:tblCellMar>
-            <w:top w:w="0" w:type="dxa"/>
-            <w:bottom w:w="0" w:type="dxa"/>
-          </w:tblCellMar>
-        </w:tblPrEx>
         <w:tc>
           <w:tcPr>
             <w:tcW w:w="3008" w:type="dxa"/>
@@ -11751,12 +11315,6 @@
         </w:tc>
       </w:tr>
       <w:tr>
-        <w:tblPrEx>
-          <w:tblCellMar>
-            <w:top w:w="0" w:type="dxa"/>
-            <w:bottom w:w="0" w:type="dxa"/>
-          </w:tblCellMar>
-        </w:tblPrEx>
         <w:tc>
           <w:tcPr>
             <w:tcW w:w="3008" w:type="dxa"/>
@@ -11858,12 +11416,6 @@
         </w:tc>
       </w:tr>
       <w:tr>
-        <w:tblPrEx>
-          <w:tblCellMar>
-            <w:top w:w="0" w:type="dxa"/>
-            <w:bottom w:w="0" w:type="dxa"/>
-          </w:tblCellMar>
-        </w:tblPrEx>
         <w:tc>
           <w:tcPr>
             <w:tcW w:w="3008" w:type="dxa"/>
@@ -11965,12 +11517,6 @@
         </w:tc>
       </w:tr>
       <w:tr>
-        <w:tblPrEx>
-          <w:tblCellMar>
-            <w:top w:w="0" w:type="dxa"/>
-            <w:bottom w:w="0" w:type="dxa"/>
-          </w:tblCellMar>
-        </w:tblPrEx>
         <w:tc>
           <w:tcPr>
             <w:tcW w:w="3008" w:type="dxa"/>
@@ -12090,12 +11636,6 @@
         </w:tc>
       </w:tr>
       <w:tr>
-        <w:tblPrEx>
-          <w:tblCellMar>
-            <w:top w:w="0" w:type="dxa"/>
-            <w:bottom w:w="0" w:type="dxa"/>
-          </w:tblCellMar>
-        </w:tblPrEx>
         <w:tc>
           <w:tcPr>
             <w:tcW w:w="3008" w:type="dxa"/>
@@ -12467,7 +12007,6 @@
       </w:r>
       <w:r>
         <w:rPr>
-          <w:rStyle w:val="Normal"/>
           <w:rFonts w:ascii="Times New Roman" w:eastAsia="Times New Roman" w:hAnsi="Times New Roman" w:cs="Times New Roman"/>
           <w:snapToGrid w:val="0"/>
           <w:color w:val="000000"/>
@@ -12657,12 +12196,6 @@
         <w:gridCol w:w="8326"/>
       </w:tblGrid>
       <w:tr>
-        <w:tblPrEx>
-          <w:tblCellMar>
-            <w:top w:w="0" w:type="dxa"/>
-            <w:bottom w:w="0" w:type="dxa"/>
-          </w:tblCellMar>
-        </w:tblPrEx>
         <w:tc>
           <w:tcPr>
             <w:tcW w:w="700" w:type="dxa"/>
@@ -12814,15 +12347,7 @@
           <w:sz w:val="18"/>
           <w:szCs w:val="18"/>
         </w:rPr>
-        <w:t>▸</w:t>
-      </w:r>
-      <w:r>
-        <w:rPr>
-          <w:color w:val="E8651A"/>
-          <w:sz w:val="18"/>
-          <w:szCs w:val="18"/>
-        </w:rPr>
-        <w:t xml:space="preserve"> </w:t>
+        <w:t xml:space="preserve">▸ </w:t>
       </w:r>
       <w:r>
         <w:rPr>
@@ -12876,12 +12401,6 @@
         <w:gridCol w:w="8326"/>
       </w:tblGrid>
       <w:tr>
-        <w:tblPrEx>
-          <w:tblCellMar>
-            <w:top w:w="0" w:type="dxa"/>
-            <w:bottom w:w="0" w:type="dxa"/>
-          </w:tblCellMar>
-        </w:tblPrEx>
         <w:tc>
           <w:tcPr>
             <w:tcW w:w="700" w:type="dxa"/>
@@ -12970,12 +12489,6 @@
         <w:gridCol w:w="4513"/>
       </w:tblGrid>
       <w:tr>
-        <w:tblPrEx>
-          <w:tblCellMar>
-            <w:top w:w="0" w:type="dxa"/>
-            <w:bottom w:w="0" w:type="dxa"/>
-          </w:tblCellMar>
-        </w:tblPrEx>
         <w:tc>
           <w:tcPr>
             <w:tcW w:w="4513" w:type="dxa"/>
@@ -13032,12 +12545,6 @@
         </w:tc>
       </w:tr>
       <w:tr>
-        <w:tblPrEx>
-          <w:tblCellMar>
-            <w:top w:w="0" w:type="dxa"/>
-            <w:bottom w:w="0" w:type="dxa"/>
-          </w:tblCellMar>
-        </w:tblPrEx>
         <w:tc>
           <w:tcPr>
             <w:tcW w:w="4513" w:type="dxa"/>
@@ -13090,12 +12597,6 @@
         </w:tc>
       </w:tr>
       <w:tr>
-        <w:tblPrEx>
-          <w:tblCellMar>
-            <w:top w:w="0" w:type="dxa"/>
-            <w:bottom w:w="0" w:type="dxa"/>
-          </w:tblCellMar>
-        </w:tblPrEx>
         <w:tc>
           <w:tcPr>
             <w:tcW w:w="4513" w:type="dxa"/>
@@ -13170,12 +12671,6 @@
         </w:tc>
       </w:tr>
       <w:tr>
-        <w:tblPrEx>
-          <w:tblCellMar>
-            <w:top w:w="0" w:type="dxa"/>
-            <w:bottom w:w="0" w:type="dxa"/>
-          </w:tblCellMar>
-        </w:tblPrEx>
         <w:tc>
           <w:tcPr>
             <w:tcW w:w="4513" w:type="dxa"/>
@@ -13228,12 +12723,6 @@
         </w:tc>
       </w:tr>
       <w:tr>
-        <w:tblPrEx>
-          <w:tblCellMar>
-            <w:top w:w="0" w:type="dxa"/>
-            <w:bottom w:w="0" w:type="dxa"/>
-          </w:tblCellMar>
-        </w:tblPrEx>
         <w:tc>
           <w:tcPr>
             <w:tcW w:w="4513" w:type="dxa"/>
@@ -13296,12 +12785,6 @@
         </w:tc>
       </w:tr>
       <w:tr>
-        <w:tblPrEx>
-          <w:tblCellMar>
-            <w:top w:w="0" w:type="dxa"/>
-            <w:bottom w:w="0" w:type="dxa"/>
-          </w:tblCellMar>
-        </w:tblPrEx>
         <w:tc>
           <w:tcPr>
             <w:tcW w:w="4513" w:type="dxa"/>
@@ -13354,12 +12837,6 @@
         </w:tc>
       </w:tr>
       <w:tr>
-        <w:tblPrEx>
-          <w:tblCellMar>
-            <w:top w:w="0" w:type="dxa"/>
-            <w:bottom w:w="0" w:type="dxa"/>
-          </w:tblCellMar>
-        </w:tblPrEx>
         <w:tc>
           <w:tcPr>
             <w:tcW w:w="4513" w:type="dxa"/>
@@ -13430,12 +12907,6 @@
         </w:tc>
       </w:tr>
       <w:tr>
-        <w:tblPrEx>
-          <w:tblCellMar>
-            <w:top w:w="0" w:type="dxa"/>
-            <w:bottom w:w="0" w:type="dxa"/>
-          </w:tblCellMar>
-        </w:tblPrEx>
         <w:tc>
           <w:tcPr>
             <w:tcW w:w="4513" w:type="dxa"/>
@@ -13488,12 +12959,6 @@
         </w:tc>
       </w:tr>
       <w:tr>
-        <w:tblPrEx>
-          <w:tblCellMar>
-            <w:top w:w="0" w:type="dxa"/>
-            <w:bottom w:w="0" w:type="dxa"/>
-          </w:tblCellMar>
-        </w:tblPrEx>
         <w:tc>
           <w:tcPr>
             <w:tcW w:w="4513" w:type="dxa"/>
@@ -13564,12 +13029,6 @@
         </w:tc>
       </w:tr>
       <w:tr>
-        <w:tblPrEx>
-          <w:tblCellMar>
-            <w:top w:w="0" w:type="dxa"/>
-            <w:bottom w:w="0" w:type="dxa"/>
-          </w:tblCellMar>
-        </w:tblPrEx>
         <w:tc>
           <w:tcPr>
             <w:tcW w:w="4513" w:type="dxa"/>
@@ -13640,12 +13099,6 @@
         </w:tc>
       </w:tr>
       <w:tr>
-        <w:tblPrEx>
-          <w:tblCellMar>
-            <w:top w:w="0" w:type="dxa"/>
-            <w:bottom w:w="0" w:type="dxa"/>
-          </w:tblCellMar>
-        </w:tblPrEx>
         <w:tc>
           <w:tcPr>
             <w:tcW w:w="4513" w:type="dxa"/>
@@ -13700,12 +13153,6 @@
         </w:tc>
       </w:tr>
       <w:tr>
-        <w:tblPrEx>
-          <w:tblCellMar>
-            <w:top w:w="0" w:type="dxa"/>
-            <w:bottom w:w="0" w:type="dxa"/>
-          </w:tblCellMar>
-        </w:tblPrEx>
         <w:tc>
           <w:tcPr>
             <w:tcW w:w="4513" w:type="dxa"/>
@@ -13758,12 +13205,6 @@
         </w:tc>
       </w:tr>
       <w:tr>
-        <w:tblPrEx>
-          <w:tblCellMar>
-            <w:top w:w="0" w:type="dxa"/>
-            <w:bottom w:w="0" w:type="dxa"/>
-          </w:tblCellMar>
-        </w:tblPrEx>
         <w:tc>
           <w:tcPr>
             <w:tcW w:w="4513" w:type="dxa"/>
@@ -13834,12 +13275,6 @@
         </w:tc>
       </w:tr>
       <w:tr>
-        <w:tblPrEx>
-          <w:tblCellMar>
-            <w:top w:w="0" w:type="dxa"/>
-            <w:bottom w:w="0" w:type="dxa"/>
-          </w:tblCellMar>
-        </w:tblPrEx>
         <w:tc>
           <w:tcPr>
             <w:tcW w:w="4513" w:type="dxa"/>
@@ -13910,12 +13345,6 @@
         </w:tc>
       </w:tr>
       <w:tr>
-        <w:tblPrEx>
-          <w:tblCellMar>
-            <w:top w:w="0" w:type="dxa"/>
-            <w:bottom w:w="0" w:type="dxa"/>
-          </w:tblCellMar>
-        </w:tblPrEx>
         <w:tc>
           <w:tcPr>
             <w:tcW w:w="4513" w:type="dxa"/>
@@ -13968,12 +13397,6 @@
         </w:tc>
       </w:tr>
       <w:tr>
-        <w:tblPrEx>
-          <w:tblCellMar>
-            <w:top w:w="0" w:type="dxa"/>
-            <w:bottom w:w="0" w:type="dxa"/>
-          </w:tblCellMar>
-        </w:tblPrEx>
         <w:tc>
           <w:tcPr>
             <w:tcW w:w="4513" w:type="dxa"/>
@@ -14036,12 +13459,6 @@
         </w:tc>
       </w:tr>
       <w:tr>
-        <w:tblPrEx>
-          <w:tblCellMar>
-            <w:top w:w="0" w:type="dxa"/>
-            <w:bottom w:w="0" w:type="dxa"/>
-          </w:tblCellMar>
-        </w:tblPrEx>
         <w:tc>
           <w:tcPr>
             <w:tcW w:w="4513" w:type="dxa"/>
@@ -15068,7 +14485,6 @@
   <w:style w:type="character" w:default="1" w:styleId="Policepardfaut">
     <w:name w:val="Default Paragraph Font"/>
     <w:uiPriority w:val="1"/>
-    <w:semiHidden/>
     <w:unhideWhenUsed/>
   </w:style>
   <w:style w:type="table" w:default="1" w:styleId="TableauNormal">

--- a/partie commune/Dossier_Technique_Partie_Commune.docx
+++ b/partie commune/Dossier_Technique_Partie_Commune.docx
@@ -41,10 +41,16 @@
           <w:p>
             <w:pPr>
               <w:jc w:val="center"/>
+              <w:rPr>
+                <w:sz w:val="28"/>
+                <w:szCs w:val="28"/>
+              </w:rPr>
             </w:pPr>
             <w:r>
               <w:rPr>
                 <w:noProof/>
+                <w:sz w:val="28"/>
+                <w:szCs w:val="28"/>
                 <w:lang w:eastAsia="fr-FR"/>
               </w:rPr>
               <w:drawing>
@@ -106,8 +112,8 @@
                 <w:b/>
                 <w:bCs/>
                 <w:color w:val="5B9BD5" w:themeColor="accent5"/>
-                <w:sz w:val="56"/>
-                <w:szCs w:val="56"/>
+                <w:sz w:val="28"/>
+                <w:szCs w:val="28"/>
               </w:rPr>
             </w:pPr>
             <w:r>
@@ -116,8 +122,8 @@
                 <w:b/>
                 <w:bCs/>
                 <w:color w:val="5B9BD5" w:themeColor="accent5"/>
-                <w:sz w:val="56"/>
-                <w:szCs w:val="56"/>
+                <w:sz w:val="28"/>
+                <w:szCs w:val="28"/>
               </w:rPr>
               <w:t>DOSSIER TECHNIQUE</w:t>
             </w:r>
@@ -130,8 +136,8 @@
                 <w:rFonts w:ascii="Arial" w:hAnsi="Arial" w:cs="Arial"/>
                 <w:i/>
                 <w:iCs/>
-                <w:sz w:val="30"/>
-                <w:szCs w:val="30"/>
+                <w:sz w:val="28"/>
+                <w:szCs w:val="28"/>
               </w:rPr>
             </w:pPr>
             <w:r>
@@ -139,8 +145,8 @@
                 <w:rFonts w:ascii="Arial" w:hAnsi="Arial" w:cs="Arial"/>
                 <w:i/>
                 <w:iCs/>
-                <w:sz w:val="30"/>
-                <w:szCs w:val="30"/>
+                <w:sz w:val="28"/>
+                <w:szCs w:val="28"/>
               </w:rPr>
               <w:t>En vue de l'obtention de l’épreuve E6 du</w:t>
             </w:r>
@@ -151,8 +157,8 @@
               <w:jc w:val="center"/>
               <w:rPr>
                 <w:rFonts w:ascii="Arial" w:hAnsi="Arial" w:cs="Arial"/>
-                <w:sz w:val="30"/>
-                <w:szCs w:val="30"/>
+                <w:sz w:val="28"/>
+                <w:szCs w:val="28"/>
               </w:rPr>
             </w:pPr>
           </w:p>
@@ -162,24 +168,24 @@
               <w:jc w:val="center"/>
               <w:rPr>
                 <w:rFonts w:ascii="Arial" w:hAnsi="Arial" w:cs="Arial"/>
-                <w:sz w:val="40"/>
-                <w:szCs w:val="36"/>
+                <w:sz w:val="28"/>
+                <w:szCs w:val="28"/>
               </w:rPr>
             </w:pPr>
             <w:r>
               <w:rPr>
                 <w:rFonts w:ascii="Arial" w:hAnsi="Arial" w:cs="Arial"/>
                 <w:color w:val="auto"/>
-                <w:sz w:val="40"/>
-                <w:szCs w:val="36"/>
+                <w:sz w:val="28"/>
+                <w:szCs w:val="28"/>
               </w:rPr>
               <w:t>B</w:t>
             </w:r>
             <w:r>
               <w:rPr>
                 <w:rFonts w:ascii="Arial" w:hAnsi="Arial" w:cs="Arial"/>
-                <w:sz w:val="40"/>
-                <w:szCs w:val="36"/>
+                <w:sz w:val="28"/>
+                <w:szCs w:val="28"/>
               </w:rPr>
               <w:t xml:space="preserve">revet de </w:t>
             </w:r>
@@ -187,16 +193,16 @@
               <w:rPr>
                 <w:rFonts w:ascii="Arial" w:hAnsi="Arial" w:cs="Arial"/>
                 <w:color w:val="auto"/>
-                <w:sz w:val="40"/>
-                <w:szCs w:val="36"/>
+                <w:sz w:val="28"/>
+                <w:szCs w:val="28"/>
               </w:rPr>
               <w:t>T</w:t>
             </w:r>
             <w:r>
               <w:rPr>
                 <w:rFonts w:ascii="Arial" w:hAnsi="Arial" w:cs="Arial"/>
-                <w:sz w:val="40"/>
-                <w:szCs w:val="36"/>
+                <w:sz w:val="28"/>
+                <w:szCs w:val="28"/>
               </w:rPr>
               <w:t xml:space="preserve">echnicien </w:t>
             </w:r>
@@ -204,16 +210,16 @@
               <w:rPr>
                 <w:rFonts w:ascii="Arial" w:hAnsi="Arial" w:cs="Arial"/>
                 <w:color w:val="auto"/>
-                <w:sz w:val="40"/>
-                <w:szCs w:val="36"/>
+                <w:sz w:val="28"/>
+                <w:szCs w:val="28"/>
               </w:rPr>
               <w:t>S</w:t>
             </w:r>
             <w:r>
               <w:rPr>
                 <w:rFonts w:ascii="Arial" w:hAnsi="Arial" w:cs="Arial"/>
-                <w:sz w:val="40"/>
-                <w:szCs w:val="36"/>
+                <w:sz w:val="28"/>
+                <w:szCs w:val="28"/>
               </w:rPr>
               <w:t xml:space="preserve">upérieur de </w:t>
             </w:r>
@@ -221,16 +227,16 @@
               <w:rPr>
                 <w:rFonts w:ascii="Arial" w:hAnsi="Arial" w:cs="Arial"/>
                 <w:color w:val="00B0F0"/>
-                <w:sz w:val="40"/>
-                <w:szCs w:val="36"/>
+                <w:sz w:val="28"/>
+                <w:szCs w:val="28"/>
               </w:rPr>
               <w:t>C</w:t>
             </w:r>
             <w:r>
               <w:rPr>
                 <w:rFonts w:ascii="Arial" w:hAnsi="Arial" w:cs="Arial"/>
-                <w:sz w:val="40"/>
-                <w:szCs w:val="36"/>
+                <w:sz w:val="28"/>
+                <w:szCs w:val="28"/>
               </w:rPr>
               <w:t xml:space="preserve">ybersécurité, </w:t>
             </w:r>
@@ -238,35 +244,18 @@
               <w:rPr>
                 <w:rFonts w:ascii="Arial" w:hAnsi="Arial" w:cs="Arial"/>
                 <w:color w:val="00B0F0"/>
-                <w:sz w:val="40"/>
-                <w:szCs w:val="36"/>
+                <w:sz w:val="28"/>
+                <w:szCs w:val="28"/>
               </w:rPr>
               <w:t>I</w:t>
             </w:r>
             <w:r>
               <w:rPr>
                 <w:rFonts w:ascii="Arial" w:hAnsi="Arial" w:cs="Arial"/>
-                <w:sz w:val="40"/>
-                <w:szCs w:val="36"/>
-              </w:rPr>
-              <w:t xml:space="preserve">nformatique et réseaux, </w:t>
-            </w:r>
-            <w:r>
-              <w:rPr>
-                <w:rFonts w:ascii="Arial" w:hAnsi="Arial" w:cs="Arial"/>
-                <w:color w:val="00B0F0"/>
-                <w:sz w:val="40"/>
-                <w:szCs w:val="36"/>
-              </w:rPr>
-              <w:t>El</w:t>
-            </w:r>
-            <w:r>
-              <w:rPr>
-                <w:rFonts w:ascii="Arial" w:hAnsi="Arial" w:cs="Arial"/>
-                <w:sz w:val="40"/>
-                <w:szCs w:val="36"/>
-              </w:rPr>
-              <w:t>ectronique</w:t>
+                <w:sz w:val="28"/>
+                <w:szCs w:val="28"/>
+              </w:rPr>
+              <w:t xml:space="preserve">nformatique et </w:t>
             </w:r>
           </w:p>
           <w:p>
@@ -275,27 +264,52 @@
               <w:jc w:val="center"/>
               <w:rPr>
                 <w:rFonts w:ascii="Arial" w:hAnsi="Arial" w:cs="Arial"/>
-                <w:color w:val="00B0F0"/>
-                <w:sz w:val="40"/>
-                <w:szCs w:val="36"/>
+                <w:sz w:val="28"/>
+                <w:szCs w:val="28"/>
               </w:rPr>
             </w:pPr>
+            <w:proofErr w:type="gramStart"/>
             <w:r>
               <w:rPr>
                 <w:rFonts w:ascii="Arial" w:hAnsi="Arial" w:cs="Arial"/>
-                <w:sz w:val="40"/>
-                <w:szCs w:val="36"/>
-              </w:rPr>
-              <w:t xml:space="preserve">BTS </w:t>
+                <w:sz w:val="28"/>
+                <w:szCs w:val="28"/>
+              </w:rPr>
+              <w:t>réseaux</w:t>
+            </w:r>
+            <w:proofErr w:type="gramEnd"/>
+            <w:r>
+              <w:rPr>
+                <w:rFonts w:ascii="Arial" w:hAnsi="Arial" w:cs="Arial"/>
+                <w:sz w:val="28"/>
+                <w:szCs w:val="28"/>
+              </w:rPr>
+              <w:t xml:space="preserve">, </w:t>
             </w:r>
             <w:r>
               <w:rPr>
                 <w:rFonts w:ascii="Arial" w:hAnsi="Arial" w:cs="Arial"/>
                 <w:color w:val="00B0F0"/>
-                <w:sz w:val="40"/>
-                <w:szCs w:val="36"/>
-              </w:rPr>
-              <w:t>CIEL</w:t>
+                <w:sz w:val="28"/>
+                <w:szCs w:val="28"/>
+              </w:rPr>
+              <w:t>El</w:t>
+            </w:r>
+            <w:r>
+              <w:rPr>
+                <w:rFonts w:ascii="Arial" w:hAnsi="Arial" w:cs="Arial"/>
+                <w:sz w:val="28"/>
+                <w:szCs w:val="28"/>
+              </w:rPr>
+              <w:t>ectronique</w:t>
+            </w:r>
+            <w:r>
+              <w:rPr>
+                <w:rFonts w:ascii="Arial" w:hAnsi="Arial" w:cs="Arial"/>
+                <w:sz w:val="28"/>
+                <w:szCs w:val="28"/>
+              </w:rPr>
+              <w:t> ,</w:t>
             </w:r>
           </w:p>
           <w:p>
@@ -304,28 +318,26 @@
               <w:jc w:val="center"/>
               <w:rPr>
                 <w:rFonts w:ascii="Arial" w:hAnsi="Arial" w:cs="Arial"/>
-                <w:sz w:val="40"/>
-                <w:szCs w:val="36"/>
+                <w:sz w:val="28"/>
+                <w:szCs w:val="28"/>
               </w:rPr>
             </w:pPr>
-          </w:p>
-          <w:p>
-            <w:pPr>
-              <w:pStyle w:val="Default"/>
+            <w:r>
               <w:rPr>
                 <w:rFonts w:ascii="Arial" w:hAnsi="Arial" w:cs="Arial"/>
-                <w:sz w:val="32"/>
-                <w:szCs w:val="32"/>
-              </w:rPr>
-            </w:pPr>
+                <w:sz w:val="28"/>
+                <w:szCs w:val="28"/>
+              </w:rPr>
+              <w:t xml:space="preserve">BTS </w:t>
+            </w:r>
             <w:r>
               <w:rPr>
                 <w:rFonts w:ascii="Arial" w:hAnsi="Arial" w:cs="Arial"/>
-                <w:color w:val="5B9BD5" w:themeColor="accent5"/>
-                <w:sz w:val="40"/>
-                <w:szCs w:val="36"/>
-              </w:rPr>
-              <w:t>Option A : Valorisation de la donnée et Cybersécurité</w:t>
+                <w:color w:val="00B0F0"/>
+                <w:sz w:val="28"/>
+                <w:szCs w:val="28"/>
+              </w:rPr>
+              <w:t>CIEL</w:t>
             </w:r>
           </w:p>
           <w:p>
@@ -334,8 +346,8 @@
               <w:jc w:val="center"/>
               <w:rPr>
                 <w:rFonts w:ascii="Arial" w:hAnsi="Arial" w:cs="Arial"/>
-                <w:sz w:val="33"/>
-                <w:szCs w:val="33"/>
+                <w:sz w:val="28"/>
+                <w:szCs w:val="28"/>
               </w:rPr>
             </w:pPr>
           </w:p>
@@ -345,15 +357,46 @@
               <w:jc w:val="center"/>
               <w:rPr>
                 <w:rFonts w:ascii="Arial" w:hAnsi="Arial" w:cs="Arial"/>
-                <w:sz w:val="30"/>
-                <w:szCs w:val="30"/>
+                <w:sz w:val="28"/>
+                <w:szCs w:val="28"/>
               </w:rPr>
             </w:pPr>
             <w:r>
               <w:rPr>
                 <w:rFonts w:ascii="Arial" w:hAnsi="Arial" w:cs="Arial"/>
-                <w:sz w:val="30"/>
-                <w:szCs w:val="30"/>
+                <w:color w:val="5B9BD5" w:themeColor="accent5"/>
+                <w:sz w:val="28"/>
+                <w:szCs w:val="28"/>
+              </w:rPr>
+              <w:t>Option A : Valorisation de la donnée et Cybersécurité</w:t>
+            </w:r>
+          </w:p>
+          <w:p>
+            <w:pPr>
+              <w:pStyle w:val="Default"/>
+              <w:jc w:val="center"/>
+              <w:rPr>
+                <w:rFonts w:ascii="Arial" w:hAnsi="Arial" w:cs="Arial"/>
+                <w:sz w:val="28"/>
+                <w:szCs w:val="28"/>
+              </w:rPr>
+            </w:pPr>
+          </w:p>
+          <w:p>
+            <w:pPr>
+              <w:pStyle w:val="Default"/>
+              <w:jc w:val="center"/>
+              <w:rPr>
+                <w:rFonts w:ascii="Arial" w:hAnsi="Arial" w:cs="Arial"/>
+                <w:sz w:val="28"/>
+                <w:szCs w:val="28"/>
+              </w:rPr>
+            </w:pPr>
+            <w:r>
+              <w:rPr>
+                <w:rFonts w:ascii="Arial" w:hAnsi="Arial" w:cs="Arial"/>
+                <w:sz w:val="28"/>
+                <w:szCs w:val="28"/>
               </w:rPr>
               <w:t xml:space="preserve">Présenté par </w:t>
             </w:r>
@@ -362,8 +405,8 @@
                 <w:rFonts w:ascii="Arial" w:hAnsi="Arial" w:cs="Arial"/>
                 <w:b/>
                 <w:color w:val="5B9BD5" w:themeColor="accent5"/>
-                <w:sz w:val="30"/>
-                <w:szCs w:val="30"/>
+                <w:sz w:val="28"/>
+                <w:szCs w:val="28"/>
               </w:rPr>
               <w:t>Prénom Nom</w:t>
             </w:r>
@@ -374,8 +417,8 @@
               <w:jc w:val="center"/>
               <w:rPr>
                 <w:rFonts w:ascii="Arial" w:hAnsi="Arial" w:cs="Arial"/>
-                <w:sz w:val="30"/>
-                <w:szCs w:val="30"/>
+                <w:sz w:val="28"/>
+                <w:szCs w:val="28"/>
               </w:rPr>
             </w:pPr>
           </w:p>
@@ -387,8 +430,8 @@
                 <w:rFonts w:ascii="Arial" w:hAnsi="Arial" w:cs="Arial"/>
                 <w:b/>
                 <w:color w:val="5B9BD5" w:themeColor="accent5"/>
-                <w:sz w:val="32"/>
-                <w:szCs w:val="32"/>
+                <w:sz w:val="28"/>
+                <w:szCs w:val="28"/>
               </w:rPr>
             </w:pPr>
             <w:r>
@@ -396,8 +439,8 @@
                 <w:rFonts w:ascii="Arial" w:hAnsi="Arial" w:cs="Arial"/>
                 <w:b/>
                 <w:color w:val="5B9BD5" w:themeColor="accent5"/>
-                <w:sz w:val="32"/>
-                <w:szCs w:val="32"/>
+                <w:sz w:val="28"/>
+                <w:szCs w:val="28"/>
               </w:rPr>
               <w:t>Session 2026</w:t>
             </w:r>
@@ -408,14 +451,15 @@
               <w:jc w:val="center"/>
               <w:rPr>
                 <w:rFonts w:ascii="Arial" w:hAnsi="Arial" w:cs="Arial"/>
-                <w:sz w:val="51"/>
-                <w:szCs w:val="51"/>
+                <w:sz w:val="28"/>
+                <w:szCs w:val="28"/>
               </w:rPr>
             </w:pPr>
           </w:p>
           <w:p>
             <w:pPr>
               <w:pStyle w:val="Default"/>
+              <w:jc w:val="center"/>
               <w:rPr>
                 <w:rFonts w:ascii="Arial" w:hAnsi="Arial" w:cs="Arial"/>
                 <w:b/>
@@ -430,8 +474,8 @@
                 <w:b/>
                 <w:bCs/>
                 <w:color w:val="00B0F0"/>
-                <w:sz w:val="96"/>
-                <w:szCs w:val="96"/>
+                <w:sz w:val="28"/>
+                <w:szCs w:val="28"/>
               </w:rPr>
               <w:t>PROJET INFOPROD</w:t>
             </w:r>
@@ -595,6 +639,12 @@
           <w:rStyle w:val="StrongEmphasis"/>
         </w:rPr>
         <w:tab/>
+      </w:r>
+      <w:bookmarkStart w:id="0" w:name="_Hlk229993741"/>
+      <w:r>
+        <w:rPr>
+          <w:rStyle w:val="StrongEmphasis"/>
+        </w:rPr>
         <w:t>SOMMAIRE — Partie commune</w:t>
       </w:r>
     </w:p>
@@ -2526,6 +2576,7 @@
           </w:p>
         </w:tc>
       </w:tr>
+      <w:bookmarkEnd w:id="0"/>
     </w:tbl>
     <w:p>
       <w:pPr>
@@ -3053,6 +3104,7 @@
             <w:pPr>
               <w:jc w:val="center"/>
             </w:pPr>
+            <w:bookmarkStart w:id="1" w:name="_Hlk229993908"/>
             <w:r>
               <w:rPr>
                 <w:rFonts w:ascii="Georgia" w:eastAsia="Georgia" w:hAnsi="Georgia" w:cs="Georgia"/>
@@ -3273,6 +3325,7 @@
         <w:t>En matière d'écologie, le client demande de choisir des équipements ayant la plus faible consommation électrique possible, avec une évaluation de la consommation annuelle et de son coût. Il demande aussi d'évaluer la piste de la détection de présence humaine pour maintenir ou non l'alimentation des écrans. Enfin, les moyens étant limités, des logiciels libres et du matériel ne nécessitant pas de licence propriétaire sont imposés.</w:t>
       </w:r>
     </w:p>
+    <w:bookmarkEnd w:id="1"/>
     <w:p>
       <w:r>
         <w:rPr>
@@ -11834,6 +11887,7 @@
       <w:pPr>
         <w:pStyle w:val="Standard"/>
       </w:pPr>
+      <w:bookmarkStart w:id="2" w:name="_Hlk229994140"/>
       <w:r>
         <w:rPr>
           <w:noProof/>
@@ -12169,6 +12223,7 @@
         <w:t xml:space="preserve"> — Groupe dédié pour les échanges rapides au quotidien : signalement de bugs, questions techniques, coordination des plages de travail.</w:t>
       </w:r>
     </w:p>
+    <w:bookmarkEnd w:id="2"/>
     <w:p>
       <w:r>
         <w:br w:type="page"/>
@@ -13511,6 +13566,16 @@
         </w:tc>
       </w:tr>
     </w:tbl>
+    <w:p/>
+    <w:p/>
+    <w:p/>
+    <w:p/>
+    <w:p/>
+    <w:p/>
+    <w:p/>
+    <w:p/>
+    <w:p/>
+    <w:p/>
     <w:p/>
     <w:sectPr>
       <w:headerReference w:type="default" r:id="rId25"/>
@@ -13934,6 +13999,108 @@
       </w:pPr>
     </w:lvl>
   </w:abstractNum>
+  <w:abstractNum w:abstractNumId="3" w15:restartNumberingAfterBreak="0">
+    <w:nsid w:val="6D0F1F77"/>
+    <w:multiLevelType w:val="multilevel"/>
+    <w:tmpl w:val="8334EF8E"/>
+    <w:lvl w:ilvl="0">
+      <w:start w:val="1"/>
+      <w:numFmt w:val="decimal"/>
+      <w:lvlText w:val="%1."/>
+      <w:lvlJc w:val="left"/>
+      <w:pPr>
+        <w:ind w:left="709" w:hanging="283"/>
+      </w:pPr>
+    </w:lvl>
+    <w:lvl w:ilvl="1">
+      <w:numFmt w:val="bullet"/>
+      <w:lvlText w:val="•"/>
+      <w:lvlJc w:val="left"/>
+      <w:pPr>
+        <w:ind w:left="1418" w:hanging="283"/>
+      </w:pPr>
+      <w:rPr>
+        <w:rFonts w:ascii="OpenSymbol" w:eastAsia="OpenSymbol" w:hAnsi="OpenSymbol" w:cs="OpenSymbol"/>
+      </w:rPr>
+    </w:lvl>
+    <w:lvl w:ilvl="2">
+      <w:numFmt w:val="bullet"/>
+      <w:lvlText w:val="•"/>
+      <w:lvlJc w:val="left"/>
+      <w:pPr>
+        <w:ind w:left="2127" w:hanging="283"/>
+      </w:pPr>
+      <w:rPr>
+        <w:rFonts w:ascii="OpenSymbol" w:eastAsia="OpenSymbol" w:hAnsi="OpenSymbol" w:cs="OpenSymbol"/>
+      </w:rPr>
+    </w:lvl>
+    <w:lvl w:ilvl="3">
+      <w:numFmt w:val="bullet"/>
+      <w:lvlText w:val="•"/>
+      <w:lvlJc w:val="left"/>
+      <w:pPr>
+        <w:ind w:left="2836" w:hanging="283"/>
+      </w:pPr>
+      <w:rPr>
+        <w:rFonts w:ascii="OpenSymbol" w:eastAsia="OpenSymbol" w:hAnsi="OpenSymbol" w:cs="OpenSymbol"/>
+      </w:rPr>
+    </w:lvl>
+    <w:lvl w:ilvl="4">
+      <w:numFmt w:val="bullet"/>
+      <w:lvlText w:val="•"/>
+      <w:lvlJc w:val="left"/>
+      <w:pPr>
+        <w:ind w:left="3545" w:hanging="283"/>
+      </w:pPr>
+      <w:rPr>
+        <w:rFonts w:ascii="OpenSymbol" w:eastAsia="OpenSymbol" w:hAnsi="OpenSymbol" w:cs="OpenSymbol"/>
+      </w:rPr>
+    </w:lvl>
+    <w:lvl w:ilvl="5">
+      <w:numFmt w:val="bullet"/>
+      <w:lvlText w:val="•"/>
+      <w:lvlJc w:val="left"/>
+      <w:pPr>
+        <w:ind w:left="4254" w:hanging="283"/>
+      </w:pPr>
+      <w:rPr>
+        <w:rFonts w:ascii="OpenSymbol" w:eastAsia="OpenSymbol" w:hAnsi="OpenSymbol" w:cs="OpenSymbol"/>
+      </w:rPr>
+    </w:lvl>
+    <w:lvl w:ilvl="6">
+      <w:numFmt w:val="bullet"/>
+      <w:lvlText w:val="•"/>
+      <w:lvlJc w:val="left"/>
+      <w:pPr>
+        <w:ind w:left="4963" w:hanging="283"/>
+      </w:pPr>
+      <w:rPr>
+        <w:rFonts w:ascii="OpenSymbol" w:eastAsia="OpenSymbol" w:hAnsi="OpenSymbol" w:cs="OpenSymbol"/>
+      </w:rPr>
+    </w:lvl>
+    <w:lvl w:ilvl="7">
+      <w:numFmt w:val="bullet"/>
+      <w:lvlText w:val="•"/>
+      <w:lvlJc w:val="left"/>
+      <w:pPr>
+        <w:ind w:left="5672" w:hanging="283"/>
+      </w:pPr>
+      <w:rPr>
+        <w:rFonts w:ascii="OpenSymbol" w:eastAsia="OpenSymbol" w:hAnsi="OpenSymbol" w:cs="OpenSymbol"/>
+      </w:rPr>
+    </w:lvl>
+    <w:lvl w:ilvl="8">
+      <w:numFmt w:val="bullet"/>
+      <w:lvlText w:val="•"/>
+      <w:lvlJc w:val="left"/>
+      <w:pPr>
+        <w:ind w:left="6381" w:hanging="283"/>
+      </w:pPr>
+      <w:rPr>
+        <w:rFonts w:ascii="OpenSymbol" w:eastAsia="OpenSymbol" w:hAnsi="OpenSymbol" w:cs="OpenSymbol"/>
+      </w:rPr>
+    </w:lvl>
+  </w:abstractNum>
   <w:num w:numId="1">
     <w:abstractNumId w:val="0"/>
     <w:lvlOverride w:ilvl="0">
@@ -13999,6 +14166,9 @@
     <w:lvlOverride w:ilvl="8">
       <w:startOverride w:val="1"/>
     </w:lvlOverride>
+  </w:num>
+  <w:num w:numId="4">
+    <w:abstractNumId w:val="3"/>
   </w:num>
 </w:numbering>
 </file>
@@ -14485,6 +14655,7 @@
   <w:style w:type="character" w:default="1" w:styleId="Policepardfaut">
     <w:name w:val="Default Paragraph Font"/>
     <w:uiPriority w:val="1"/>
+    <w:semiHidden/>
     <w:unhideWhenUsed/>
   </w:style>
   <w:style w:type="table" w:default="1" w:styleId="TableauNormal">

--- a/partie commune/Dossier_Technique_Partie_Commune.docx
+++ b/partie commune/Dossier_Technique_Partie_Commune.docx
@@ -268,23 +268,13 @@
                 <w:szCs w:val="28"/>
               </w:rPr>
             </w:pPr>
-            <w:proofErr w:type="gramStart"/>
             <w:r>
               <w:rPr>
                 <w:rFonts w:ascii="Arial" w:hAnsi="Arial" w:cs="Arial"/>
                 <w:sz w:val="28"/>
                 <w:szCs w:val="28"/>
               </w:rPr>
-              <w:t>réseaux</w:t>
-            </w:r>
-            <w:proofErr w:type="gramEnd"/>
-            <w:r>
-              <w:rPr>
-                <w:rFonts w:ascii="Arial" w:hAnsi="Arial" w:cs="Arial"/>
-                <w:sz w:val="28"/>
-                <w:szCs w:val="28"/>
-              </w:rPr>
-              <w:t xml:space="preserve">, </w:t>
+              <w:t xml:space="preserve">réseaux, </w:t>
             </w:r>
             <w:r>
               <w:rPr>
@@ -398,9 +388,21 @@
                 <w:sz w:val="28"/>
                 <w:szCs w:val="28"/>
               </w:rPr>
-              <w:t xml:space="preserve">Présenté par </w:t>
-            </w:r>
-            <w:r>
+              <w:t>Présenté par</w:t>
+            </w:r>
+            <w:r>
+              <w:rPr>
+                <w:rFonts w:ascii="Arial" w:hAnsi="Arial" w:cs="Arial"/>
+                <w:sz w:val="28"/>
+                <w:szCs w:val="28"/>
+              </w:rPr>
+              <w:t xml:space="preserve"> : </w:t>
+            </w:r>
+          </w:p>
+          <w:p>
+            <w:pPr>
+              <w:pStyle w:val="Default"/>
+              <w:jc w:val="center"/>
               <w:rPr>
                 <w:rFonts w:ascii="Arial" w:hAnsi="Arial" w:cs="Arial"/>
                 <w:b/>
@@ -408,7 +410,39 @@
                 <w:sz w:val="28"/>
                 <w:szCs w:val="28"/>
               </w:rPr>
-              <w:t>Prénom Nom</w:t>
+            </w:pPr>
+            <w:r>
+              <w:rPr>
+                <w:rFonts w:ascii="Arial" w:hAnsi="Arial" w:cs="Arial"/>
+                <w:b/>
+                <w:color w:val="5B9BD5" w:themeColor="accent5"/>
+                <w:sz w:val="28"/>
+                <w:szCs w:val="28"/>
+              </w:rPr>
+              <w:t>Sullivane ELY-MARIUS, Florian BISOLY, Swan BIVARD,</w:t>
+            </w:r>
+          </w:p>
+          <w:p>
+            <w:pPr>
+              <w:pStyle w:val="Default"/>
+              <w:jc w:val="center"/>
+              <w:rPr>
+                <w:rFonts w:ascii="Arial" w:hAnsi="Arial" w:cs="Arial"/>
+                <w:b/>
+                <w:color w:val="5B9BD5" w:themeColor="accent5"/>
+                <w:sz w:val="28"/>
+                <w:szCs w:val="28"/>
+              </w:rPr>
+            </w:pPr>
+            <w:r>
+              <w:rPr>
+                <w:rFonts w:ascii="Arial" w:hAnsi="Arial" w:cs="Arial"/>
+                <w:b/>
+                <w:color w:val="5B9BD5" w:themeColor="accent5"/>
+                <w:sz w:val="28"/>
+                <w:szCs w:val="28"/>
+              </w:rPr>
+              <w:t>Bryhann BELLEROPHON</w:t>
             </w:r>
           </w:p>
           <w:p>
@@ -661,8 +695,8 @@
     </w:p>
     <w:tbl>
       <w:tblPr>
+        <w:tblpPr w:leftFromText="180" w:rightFromText="180" w:vertAnchor="page" w:horzAnchor="margin" w:tblpXSpec="center" w:tblpY="2341"/>
         <w:tblW w:w="10374" w:type="dxa"/>
-        <w:tblInd w:w="709" w:type="dxa"/>
         <w:tblCellMar>
           <w:left w:w="10" w:type="dxa"/>
           <w:right w:w="10" w:type="dxa"/>
@@ -676,7 +710,7 @@
       <w:tr>
         <w:tc>
           <w:tcPr>
-            <w:tcW w:w="9634" w:type="dxa"/>
+            <w:tcW w:w="9755" w:type="dxa"/>
             <w:tcMar>
               <w:top w:w="0" w:type="dxa"/>
               <w:left w:w="108" w:type="dxa"/>
@@ -685,6 +719,7 @@
             </w:tcMar>
             <w:hideMark/>
           </w:tcPr>
+          <w:bookmarkEnd w:id="0"/>
           <w:p>
             <w:pPr>
               <w:pStyle w:val="Textbody"/>
@@ -701,19 +736,13 @@
               <w:rPr>
                 <w:lang w:val="en-US"/>
               </w:rPr>
-              <w:t>__________________________________________________________</w:t>
-            </w:r>
-            <w:r>
-              <w:rPr>
-                <w:lang w:val="en-US"/>
-              </w:rPr>
-              <w:t>__</w:t>
-            </w:r>
-          </w:p>
-        </w:tc>
-        <w:tc>
-          <w:tcPr>
-            <w:tcW w:w="740" w:type="dxa"/>
+              <w:t>____________________________________________________________</w:t>
+            </w:r>
+          </w:p>
+        </w:tc>
+        <w:tc>
+          <w:tcPr>
+            <w:tcW w:w="619" w:type="dxa"/>
             <w:tcMar>
               <w:top w:w="0" w:type="dxa"/>
               <w:left w:w="108" w:type="dxa"/>
@@ -737,7 +766,7 @@
       <w:tr>
         <w:tc>
           <w:tcPr>
-            <w:tcW w:w="9634" w:type="dxa"/>
+            <w:tcW w:w="9755" w:type="dxa"/>
             <w:tcMar>
               <w:top w:w="0" w:type="dxa"/>
               <w:left w:w="108" w:type="dxa"/>
@@ -762,19 +791,13 @@
               <w:rPr>
                 <w:lang w:val="fr-FR"/>
               </w:rPr>
-              <w:t>____________________________________</w:t>
-            </w:r>
-            <w:r>
-              <w:rPr>
-                <w:lang w:val="fr-FR"/>
-              </w:rPr>
-              <w:t>__</w:t>
-            </w:r>
-          </w:p>
-        </w:tc>
-        <w:tc>
-          <w:tcPr>
-            <w:tcW w:w="740" w:type="dxa"/>
+              <w:t>______________________________________</w:t>
+            </w:r>
+          </w:p>
+        </w:tc>
+        <w:tc>
+          <w:tcPr>
+            <w:tcW w:w="619" w:type="dxa"/>
             <w:tcMar>
               <w:top w:w="0" w:type="dxa"/>
               <w:left w:w="108" w:type="dxa"/>
@@ -803,7 +826,7 @@
       <w:tr>
         <w:tc>
           <w:tcPr>
-            <w:tcW w:w="9634" w:type="dxa"/>
+            <w:tcW w:w="9755" w:type="dxa"/>
             <w:tcMar>
               <w:top w:w="0" w:type="dxa"/>
               <w:left w:w="108" w:type="dxa"/>
@@ -828,19 +851,13 @@
               <w:rPr>
                 <w:lang w:val="fr-FR"/>
               </w:rPr>
-              <w:t>_______________________________________________</w:t>
-            </w:r>
-            <w:r>
-              <w:rPr>
-                <w:lang w:val="fr-FR"/>
-              </w:rPr>
-              <w:t>_</w:t>
-            </w:r>
-          </w:p>
-        </w:tc>
-        <w:tc>
-          <w:tcPr>
-            <w:tcW w:w="740" w:type="dxa"/>
+              <w:t>________________________________________________</w:t>
+            </w:r>
+          </w:p>
+        </w:tc>
+        <w:tc>
+          <w:tcPr>
+            <w:tcW w:w="619" w:type="dxa"/>
             <w:tcMar>
               <w:top w:w="0" w:type="dxa"/>
               <w:left w:w="108" w:type="dxa"/>
@@ -869,7 +886,7 @@
       <w:tr>
         <w:tc>
           <w:tcPr>
-            <w:tcW w:w="9634" w:type="dxa"/>
+            <w:tcW w:w="9755" w:type="dxa"/>
             <w:tcMar>
               <w:top w:w="0" w:type="dxa"/>
               <w:left w:w="108" w:type="dxa"/>
@@ -888,30 +905,19 @@
               <w:spacing w:after="0"/>
             </w:pPr>
             <w:r>
-              <w:t xml:space="preserve">La réponse : le projet </w:t>
-            </w:r>
-            <w:proofErr w:type="spellStart"/>
-            <w:r>
-              <w:t>InfoProd</w:t>
-            </w:r>
-            <w:proofErr w:type="spellEnd"/>
+              <w:t>La réponse : le projet InfoProd</w:t>
+            </w:r>
             <w:r>
               <w:rPr>
                 <w:lang w:val="fr-FR"/>
               </w:rPr>
-              <w:t>__________________________________</w:t>
-            </w:r>
-            <w:r>
-              <w:rPr>
-                <w:lang w:val="fr-FR"/>
-              </w:rPr>
-              <w:t>__</w:t>
-            </w:r>
-          </w:p>
-        </w:tc>
-        <w:tc>
-          <w:tcPr>
-            <w:tcW w:w="740" w:type="dxa"/>
+              <w:t>____________________________________</w:t>
+            </w:r>
+          </w:p>
+        </w:tc>
+        <w:tc>
+          <w:tcPr>
+            <w:tcW w:w="619" w:type="dxa"/>
             <w:tcMar>
               <w:top w:w="0" w:type="dxa"/>
               <w:left w:w="108" w:type="dxa"/>
@@ -940,7 +946,7 @@
       <w:tr>
         <w:tc>
           <w:tcPr>
-            <w:tcW w:w="9634" w:type="dxa"/>
+            <w:tcW w:w="9755" w:type="dxa"/>
             <w:tcMar>
               <w:top w:w="0" w:type="dxa"/>
               <w:left w:w="108" w:type="dxa"/>
@@ -973,22 +979,13 @@
                 <w:szCs w:val="24"/>
                 <w:lang w:val="fr-FR"/>
               </w:rPr>
-              <w:t>_______________________________________</w:t>
-            </w:r>
-            <w:r>
-              <w:rPr>
-                <w:color w:val="2D2D2D"/>
-                <w:sz w:val="24"/>
-                <w:szCs w:val="24"/>
-                <w:lang w:val="fr-FR"/>
-              </w:rPr>
-              <w:t>_</w:t>
-            </w:r>
-          </w:p>
-        </w:tc>
-        <w:tc>
-          <w:tcPr>
-            <w:tcW w:w="740" w:type="dxa"/>
+              <w:t>________________________________________</w:t>
+            </w:r>
+          </w:p>
+        </w:tc>
+        <w:tc>
+          <w:tcPr>
+            <w:tcW w:w="619" w:type="dxa"/>
             <w:tcMar>
               <w:top w:w="0" w:type="dxa"/>
               <w:left w:w="108" w:type="dxa"/>
@@ -1017,7 +1014,7 @@
       <w:tr>
         <w:tc>
           <w:tcPr>
-            <w:tcW w:w="9634" w:type="dxa"/>
+            <w:tcW w:w="9755" w:type="dxa"/>
             <w:tcMar>
               <w:top w:w="0" w:type="dxa"/>
               <w:left w:w="108" w:type="dxa"/>
@@ -1042,19 +1039,13 @@
               <w:rPr>
                 <w:lang w:val="fr-FR"/>
               </w:rPr>
-              <w:t>_____________________________________________________________</w:t>
-            </w:r>
-            <w:r>
-              <w:rPr>
-                <w:lang w:val="fr-FR"/>
-              </w:rPr>
-              <w:t>__</w:t>
-            </w:r>
-          </w:p>
-        </w:tc>
-        <w:tc>
-          <w:tcPr>
-            <w:tcW w:w="740" w:type="dxa"/>
+              <w:t>_______________________________________________________________</w:t>
+            </w:r>
+          </w:p>
+        </w:tc>
+        <w:tc>
+          <w:tcPr>
+            <w:tcW w:w="619" w:type="dxa"/>
             <w:tcMar>
               <w:top w:w="0" w:type="dxa"/>
               <w:left w:w="108" w:type="dxa"/>
@@ -1084,7 +1075,7 @@
       <w:tr>
         <w:tc>
           <w:tcPr>
-            <w:tcW w:w="9634" w:type="dxa"/>
+            <w:tcW w:w="9755" w:type="dxa"/>
             <w:tcMar>
               <w:top w:w="0" w:type="dxa"/>
               <w:left w:w="108" w:type="dxa"/>
@@ -1109,31 +1100,13 @@
               <w:rPr>
                 <w:lang w:val="fr-FR"/>
               </w:rPr>
-              <w:t>Demande du client</w:t>
-            </w:r>
-            <w:r>
-              <w:rPr>
-                <w:lang w:val="fr-FR"/>
-              </w:rPr>
-              <w:t>_______________________________________________________</w:t>
-            </w:r>
-            <w:r>
-              <w:rPr>
-                <w:lang w:val="fr-FR"/>
-              </w:rPr>
-              <w:t>_</w:t>
-            </w:r>
-            <w:r>
-              <w:rPr>
-                <w:lang w:val="fr-FR"/>
-              </w:rPr>
-              <w:t>__</w:t>
-            </w:r>
-          </w:p>
-        </w:tc>
-        <w:tc>
-          <w:tcPr>
-            <w:tcW w:w="740" w:type="dxa"/>
+              <w:t>Demande du client__________________________________________________________</w:t>
+            </w:r>
+          </w:p>
+        </w:tc>
+        <w:tc>
+          <w:tcPr>
+            <w:tcW w:w="619" w:type="dxa"/>
             <w:tcMar>
               <w:top w:w="0" w:type="dxa"/>
               <w:left w:w="108" w:type="dxa"/>
@@ -1162,7 +1135,7 @@
       <w:tr>
         <w:tc>
           <w:tcPr>
-            <w:tcW w:w="9634" w:type="dxa"/>
+            <w:tcW w:w="9755" w:type="dxa"/>
             <w:tcMar>
               <w:top w:w="0" w:type="dxa"/>
               <w:left w:w="108" w:type="dxa"/>
@@ -1184,13 +1157,8 @@
               <w:t xml:space="preserve">2.2 </w:t>
             </w:r>
             <w:r>
-              <w:t xml:space="preserve">Contraintes imposées par le </w:t>
-            </w:r>
-            <w:proofErr w:type="spellStart"/>
-            <w:r>
-              <w:t>clien</w:t>
-            </w:r>
-            <w:proofErr w:type="spellEnd"/>
+              <w:t>Contraintes imposées par le clien</w:t>
+            </w:r>
             <w:r>
               <w:rPr>
                 <w:lang w:val="fr-FR"/>
@@ -1208,19 +1176,13 @@
               <w:rPr>
                 <w:lang w:val="fr-FR"/>
               </w:rPr>
-              <w:t>____________________________________________</w:t>
-            </w:r>
-            <w:r>
-              <w:rPr>
-                <w:lang w:val="fr-FR"/>
-              </w:rPr>
-              <w:t>_</w:t>
-            </w:r>
-          </w:p>
-        </w:tc>
-        <w:tc>
-          <w:tcPr>
-            <w:tcW w:w="740" w:type="dxa"/>
+              <w:t>_____________________________________________</w:t>
+            </w:r>
+          </w:p>
+        </w:tc>
+        <w:tc>
+          <w:tcPr>
+            <w:tcW w:w="619" w:type="dxa"/>
             <w:tcMar>
               <w:top w:w="0" w:type="dxa"/>
               <w:left w:w="108" w:type="dxa"/>
@@ -1249,7 +1211,7 @@
       <w:tr>
         <w:tc>
           <w:tcPr>
-            <w:tcW w:w="9634" w:type="dxa"/>
+            <w:tcW w:w="9755" w:type="dxa"/>
             <w:tcMar>
               <w:top w:w="0" w:type="dxa"/>
               <w:left w:w="108" w:type="dxa"/>
@@ -1274,19 +1236,13 @@
               <w:rPr>
                 <w:lang w:val="fr-FR"/>
               </w:rPr>
-              <w:t>______________________________________________________________</w:t>
-            </w:r>
-            <w:r>
-              <w:rPr>
-                <w:lang w:val="fr-FR"/>
-              </w:rPr>
-              <w:t>_</w:t>
-            </w:r>
-          </w:p>
-        </w:tc>
-        <w:tc>
-          <w:tcPr>
-            <w:tcW w:w="740" w:type="dxa"/>
+              <w:t>_______________________________________________________________</w:t>
+            </w:r>
+          </w:p>
+        </w:tc>
+        <w:tc>
+          <w:tcPr>
+            <w:tcW w:w="619" w:type="dxa"/>
             <w:tcMar>
               <w:top w:w="0" w:type="dxa"/>
               <w:left w:w="108" w:type="dxa"/>
@@ -1315,7 +1271,7 @@
       <w:tr>
         <w:tc>
           <w:tcPr>
-            <w:tcW w:w="9634" w:type="dxa"/>
+            <w:tcW w:w="9755" w:type="dxa"/>
             <w:tcMar>
               <w:top w:w="0" w:type="dxa"/>
               <w:left w:w="108" w:type="dxa"/>
@@ -1340,19 +1296,13 @@
               <w:rPr>
                 <w:lang w:val="fr-FR"/>
               </w:rPr>
-              <w:t>______________________________________________________</w:t>
-            </w:r>
-            <w:r>
-              <w:rPr>
-                <w:lang w:val="fr-FR"/>
-              </w:rPr>
-              <w:t>_</w:t>
-            </w:r>
-          </w:p>
-        </w:tc>
-        <w:tc>
-          <w:tcPr>
-            <w:tcW w:w="740" w:type="dxa"/>
+              <w:t>_______________________________________________________</w:t>
+            </w:r>
+          </w:p>
+        </w:tc>
+        <w:tc>
+          <w:tcPr>
+            <w:tcW w:w="619" w:type="dxa"/>
             <w:tcMar>
               <w:top w:w="0" w:type="dxa"/>
               <w:left w:w="108" w:type="dxa"/>
@@ -1381,7 +1331,7 @@
       <w:tr>
         <w:tc>
           <w:tcPr>
-            <w:tcW w:w="9634" w:type="dxa"/>
+            <w:tcW w:w="9755" w:type="dxa"/>
             <w:tcMar>
               <w:top w:w="0" w:type="dxa"/>
               <w:left w:w="108" w:type="dxa"/>
@@ -1406,19 +1356,13 @@
               <w:rPr>
                 <w:lang w:val="fr-FR"/>
               </w:rPr>
-              <w:t>_________________________________________________________</w:t>
-            </w:r>
-            <w:r>
-              <w:rPr>
-                <w:lang w:val="fr-FR"/>
-              </w:rPr>
-              <w:t>_</w:t>
-            </w:r>
-          </w:p>
-        </w:tc>
-        <w:tc>
-          <w:tcPr>
-            <w:tcW w:w="740" w:type="dxa"/>
+              <w:t>__________________________________________________________</w:t>
+            </w:r>
+          </w:p>
+        </w:tc>
+        <w:tc>
+          <w:tcPr>
+            <w:tcW w:w="619" w:type="dxa"/>
             <w:tcMar>
               <w:top w:w="0" w:type="dxa"/>
               <w:left w:w="108" w:type="dxa"/>
@@ -1447,7 +1391,7 @@
       <w:tr>
         <w:tc>
           <w:tcPr>
-            <w:tcW w:w="9634" w:type="dxa"/>
+            <w:tcW w:w="9755" w:type="dxa"/>
             <w:tcMar>
               <w:top w:w="0" w:type="dxa"/>
               <w:left w:w="108" w:type="dxa"/>
@@ -1472,19 +1416,13 @@
               <w:rPr>
                 <w:lang w:val="fr-FR"/>
               </w:rPr>
-              <w:t>__________________________________________________________________</w:t>
-            </w:r>
-            <w:r>
-              <w:rPr>
-                <w:lang w:val="fr-FR"/>
-              </w:rPr>
-              <w:t>_</w:t>
-            </w:r>
-          </w:p>
-        </w:tc>
-        <w:tc>
-          <w:tcPr>
-            <w:tcW w:w="740" w:type="dxa"/>
+              <w:t>___________________________________________________________________</w:t>
+            </w:r>
+          </w:p>
+        </w:tc>
+        <w:tc>
+          <w:tcPr>
+            <w:tcW w:w="619" w:type="dxa"/>
             <w:tcMar>
               <w:top w:w="0" w:type="dxa"/>
               <w:left w:w="108" w:type="dxa"/>
@@ -1513,7 +1451,7 @@
       <w:tr>
         <w:tc>
           <w:tcPr>
-            <w:tcW w:w="9634" w:type="dxa"/>
+            <w:tcW w:w="9755" w:type="dxa"/>
             <w:tcMar>
               <w:top w:w="0" w:type="dxa"/>
               <w:left w:w="108" w:type="dxa"/>
@@ -1538,19 +1476,13 @@
               <w:rPr>
                 <w:lang w:val="fr-FR"/>
               </w:rPr>
-              <w:t>_____________________________________________________</w:t>
-            </w:r>
-            <w:r>
-              <w:rPr>
-                <w:lang w:val="fr-FR"/>
-              </w:rPr>
-              <w:t>_</w:t>
-            </w:r>
-          </w:p>
-        </w:tc>
-        <w:tc>
-          <w:tcPr>
-            <w:tcW w:w="740" w:type="dxa"/>
+              <w:t>______________________________________________________</w:t>
+            </w:r>
+          </w:p>
+        </w:tc>
+        <w:tc>
+          <w:tcPr>
+            <w:tcW w:w="619" w:type="dxa"/>
             <w:tcMar>
               <w:top w:w="0" w:type="dxa"/>
               <w:left w:w="108" w:type="dxa"/>
@@ -1579,7 +1511,7 @@
       <w:tr>
         <w:tc>
           <w:tcPr>
-            <w:tcW w:w="9634" w:type="dxa"/>
+            <w:tcW w:w="9755" w:type="dxa"/>
             <w:tcMar>
               <w:top w:w="0" w:type="dxa"/>
               <w:left w:w="108" w:type="dxa"/>
@@ -1604,19 +1536,13 @@
               <w:rPr>
                 <w:lang w:val="fr-FR"/>
               </w:rPr>
-              <w:t>________________________________________________</w:t>
-            </w:r>
-            <w:r>
-              <w:rPr>
-                <w:lang w:val="fr-FR"/>
-              </w:rPr>
-              <w:t>_</w:t>
-            </w:r>
-          </w:p>
-        </w:tc>
-        <w:tc>
-          <w:tcPr>
-            <w:tcW w:w="740" w:type="dxa"/>
+              <w:t>_________________________________________________</w:t>
+            </w:r>
+          </w:p>
+        </w:tc>
+        <w:tc>
+          <w:tcPr>
+            <w:tcW w:w="619" w:type="dxa"/>
             <w:tcMar>
               <w:top w:w="0" w:type="dxa"/>
               <w:left w:w="108" w:type="dxa"/>
@@ -1645,7 +1571,7 @@
       <w:tr>
         <w:tc>
           <w:tcPr>
-            <w:tcW w:w="9634" w:type="dxa"/>
+            <w:tcW w:w="9755" w:type="dxa"/>
             <w:tcMar>
               <w:top w:w="0" w:type="dxa"/>
               <w:left w:w="108" w:type="dxa"/>
@@ -1670,19 +1596,13 @@
               <w:rPr>
                 <w:lang w:val="fr-FR"/>
               </w:rPr>
-              <w:t>____________________________________________________</w:t>
-            </w:r>
-            <w:r>
-              <w:rPr>
-                <w:lang w:val="fr-FR"/>
-              </w:rPr>
-              <w:t>_</w:t>
-            </w:r>
-          </w:p>
-        </w:tc>
-        <w:tc>
-          <w:tcPr>
-            <w:tcW w:w="740" w:type="dxa"/>
+              <w:t>_____________________________________________________</w:t>
+            </w:r>
+          </w:p>
+        </w:tc>
+        <w:tc>
+          <w:tcPr>
+            <w:tcW w:w="619" w:type="dxa"/>
             <w:tcMar>
               <w:top w:w="0" w:type="dxa"/>
               <w:left w:w="108" w:type="dxa"/>
@@ -1711,7 +1631,7 @@
       <w:tr>
         <w:tc>
           <w:tcPr>
-            <w:tcW w:w="9634" w:type="dxa"/>
+            <w:tcW w:w="9755" w:type="dxa"/>
             <w:tcMar>
               <w:top w:w="0" w:type="dxa"/>
               <w:left w:w="108" w:type="dxa"/>
@@ -1736,19 +1656,13 @@
               <w:rPr>
                 <w:lang w:val="fr-FR"/>
               </w:rPr>
-              <w:t>__________________________________________________</w:t>
-            </w:r>
-            <w:r>
-              <w:rPr>
-                <w:lang w:val="fr-FR"/>
-              </w:rPr>
-              <w:t>_</w:t>
-            </w:r>
-          </w:p>
-        </w:tc>
-        <w:tc>
-          <w:tcPr>
-            <w:tcW w:w="740" w:type="dxa"/>
+              <w:t>___________________________________________________</w:t>
+            </w:r>
+          </w:p>
+        </w:tc>
+        <w:tc>
+          <w:tcPr>
+            <w:tcW w:w="619" w:type="dxa"/>
             <w:tcMar>
               <w:top w:w="0" w:type="dxa"/>
               <w:left w:w="108" w:type="dxa"/>
@@ -1777,7 +1691,7 @@
       <w:tr>
         <w:tc>
           <w:tcPr>
-            <w:tcW w:w="9634" w:type="dxa"/>
+            <w:tcW w:w="9755" w:type="dxa"/>
             <w:tcMar>
               <w:top w:w="0" w:type="dxa"/>
               <w:left w:w="108" w:type="dxa"/>
@@ -1802,19 +1716,13 @@
               <w:rPr>
                 <w:lang w:val="fr-FR"/>
               </w:rPr>
-              <w:t>_______________________________________________________</w:t>
-            </w:r>
-            <w:r>
-              <w:rPr>
-                <w:lang w:val="fr-FR"/>
-              </w:rPr>
-              <w:t>_</w:t>
-            </w:r>
-          </w:p>
-        </w:tc>
-        <w:tc>
-          <w:tcPr>
-            <w:tcW w:w="740" w:type="dxa"/>
+              <w:t>________________________________________________________</w:t>
+            </w:r>
+          </w:p>
+        </w:tc>
+        <w:tc>
+          <w:tcPr>
+            <w:tcW w:w="619" w:type="dxa"/>
             <w:tcMar>
               <w:top w:w="0" w:type="dxa"/>
               <w:left w:w="108" w:type="dxa"/>
@@ -1843,7 +1751,7 @@
       <w:tr>
         <w:tc>
           <w:tcPr>
-            <w:tcW w:w="9634" w:type="dxa"/>
+            <w:tcW w:w="9755" w:type="dxa"/>
             <w:tcMar>
               <w:top w:w="0" w:type="dxa"/>
               <w:left w:w="108" w:type="dxa"/>
@@ -1868,19 +1776,13 @@
               <w:rPr>
                 <w:lang w:val="fr-FR"/>
               </w:rPr>
-              <w:t>_____________________________________________________________</w:t>
-            </w:r>
-            <w:r>
-              <w:rPr>
-                <w:lang w:val="fr-FR"/>
-              </w:rPr>
-              <w:t>_</w:t>
-            </w:r>
-          </w:p>
-        </w:tc>
-        <w:tc>
-          <w:tcPr>
-            <w:tcW w:w="740" w:type="dxa"/>
+              <w:t>______________________________________________________________</w:t>
+            </w:r>
+          </w:p>
+        </w:tc>
+        <w:tc>
+          <w:tcPr>
+            <w:tcW w:w="619" w:type="dxa"/>
             <w:tcMar>
               <w:top w:w="0" w:type="dxa"/>
               <w:left w:w="108" w:type="dxa"/>
@@ -1909,7 +1811,7 @@
       <w:tr>
         <w:tc>
           <w:tcPr>
-            <w:tcW w:w="9634" w:type="dxa"/>
+            <w:tcW w:w="9755" w:type="dxa"/>
             <w:tcMar>
               <w:top w:w="0" w:type="dxa"/>
               <w:left w:w="108" w:type="dxa"/>
@@ -1934,19 +1836,13 @@
               <w:rPr>
                 <w:lang w:val="fr-FR"/>
               </w:rPr>
-              <w:t>_____________________________________________________________</w:t>
-            </w:r>
-            <w:r>
-              <w:rPr>
-                <w:lang w:val="fr-FR"/>
-              </w:rPr>
-              <w:t>_</w:t>
-            </w:r>
-          </w:p>
-        </w:tc>
-        <w:tc>
-          <w:tcPr>
-            <w:tcW w:w="740" w:type="dxa"/>
+              <w:t>______________________________________________________________</w:t>
+            </w:r>
+          </w:p>
+        </w:tc>
+        <w:tc>
+          <w:tcPr>
+            <w:tcW w:w="619" w:type="dxa"/>
             <w:tcMar>
               <w:top w:w="0" w:type="dxa"/>
               <w:left w:w="108" w:type="dxa"/>
@@ -1975,7 +1871,7 @@
       <w:tr>
         <w:tc>
           <w:tcPr>
-            <w:tcW w:w="9634" w:type="dxa"/>
+            <w:tcW w:w="9755" w:type="dxa"/>
             <w:tcMar>
               <w:top w:w="0" w:type="dxa"/>
               <w:left w:w="108" w:type="dxa"/>
@@ -2006,7 +1902,7 @@
         </w:tc>
         <w:tc>
           <w:tcPr>
-            <w:tcW w:w="740" w:type="dxa"/>
+            <w:tcW w:w="619" w:type="dxa"/>
             <w:tcMar>
               <w:top w:w="0" w:type="dxa"/>
               <w:left w:w="108" w:type="dxa"/>
@@ -2035,7 +1931,7 @@
       <w:tr>
         <w:tc>
           <w:tcPr>
-            <w:tcW w:w="9634" w:type="dxa"/>
+            <w:tcW w:w="9755" w:type="dxa"/>
             <w:tcMar>
               <w:top w:w="0" w:type="dxa"/>
               <w:left w:w="108" w:type="dxa"/>
@@ -2066,7 +1962,7 @@
         </w:tc>
         <w:tc>
           <w:tcPr>
-            <w:tcW w:w="740" w:type="dxa"/>
+            <w:tcW w:w="619" w:type="dxa"/>
             <w:tcMar>
               <w:top w:w="0" w:type="dxa"/>
               <w:left w:w="108" w:type="dxa"/>
@@ -2095,7 +1991,7 @@
       <w:tr>
         <w:tc>
           <w:tcPr>
-            <w:tcW w:w="9634" w:type="dxa"/>
+            <w:tcW w:w="9755" w:type="dxa"/>
             <w:tcMar>
               <w:top w:w="0" w:type="dxa"/>
               <w:left w:w="108" w:type="dxa"/>
@@ -2126,7 +2022,7 @@
         </w:tc>
         <w:tc>
           <w:tcPr>
-            <w:tcW w:w="740" w:type="dxa"/>
+            <w:tcW w:w="619" w:type="dxa"/>
             <w:tcMar>
               <w:top w:w="0" w:type="dxa"/>
               <w:left w:w="108" w:type="dxa"/>
@@ -2155,7 +2051,7 @@
       <w:tr>
         <w:tc>
           <w:tcPr>
-            <w:tcW w:w="9634" w:type="dxa"/>
+            <w:tcW w:w="9755" w:type="dxa"/>
             <w:tcMar>
               <w:top w:w="0" w:type="dxa"/>
               <w:left w:w="108" w:type="dxa"/>
@@ -2186,7 +2082,7 @@
         </w:tc>
         <w:tc>
           <w:tcPr>
-            <w:tcW w:w="740" w:type="dxa"/>
+            <w:tcW w:w="619" w:type="dxa"/>
             <w:tcMar>
               <w:top w:w="0" w:type="dxa"/>
               <w:left w:w="108" w:type="dxa"/>
@@ -2215,7 +2111,7 @@
       <w:tr>
         <w:tc>
           <w:tcPr>
-            <w:tcW w:w="9634" w:type="dxa"/>
+            <w:tcW w:w="9755" w:type="dxa"/>
             <w:tcMar>
               <w:top w:w="0" w:type="dxa"/>
               <w:left w:w="108" w:type="dxa"/>
@@ -2246,7 +2142,7 @@
         </w:tc>
         <w:tc>
           <w:tcPr>
-            <w:tcW w:w="740" w:type="dxa"/>
+            <w:tcW w:w="619" w:type="dxa"/>
             <w:tcMar>
               <w:top w:w="0" w:type="dxa"/>
               <w:left w:w="108" w:type="dxa"/>
@@ -2275,7 +2171,7 @@
       <w:tr>
         <w:tc>
           <w:tcPr>
-            <w:tcW w:w="9634" w:type="dxa"/>
+            <w:tcW w:w="9755" w:type="dxa"/>
             <w:tcMar>
               <w:top w:w="0" w:type="dxa"/>
               <w:left w:w="108" w:type="dxa"/>
@@ -2306,7 +2202,7 @@
         </w:tc>
         <w:tc>
           <w:tcPr>
-            <w:tcW w:w="740" w:type="dxa"/>
+            <w:tcW w:w="619" w:type="dxa"/>
             <w:tcMar>
               <w:top w:w="0" w:type="dxa"/>
               <w:left w:w="108" w:type="dxa"/>
@@ -2335,7 +2231,7 @@
       <w:tr>
         <w:tc>
           <w:tcPr>
-            <w:tcW w:w="9634" w:type="dxa"/>
+            <w:tcW w:w="9755" w:type="dxa"/>
             <w:tcMar>
               <w:top w:w="0" w:type="dxa"/>
               <w:left w:w="108" w:type="dxa"/>
@@ -2366,7 +2262,7 @@
         </w:tc>
         <w:tc>
           <w:tcPr>
-            <w:tcW w:w="740" w:type="dxa"/>
+            <w:tcW w:w="619" w:type="dxa"/>
             <w:tcMar>
               <w:top w:w="0" w:type="dxa"/>
               <w:left w:w="108" w:type="dxa"/>
@@ -2395,7 +2291,7 @@
       <w:tr>
         <w:tc>
           <w:tcPr>
-            <w:tcW w:w="9634" w:type="dxa"/>
+            <w:tcW w:w="9755" w:type="dxa"/>
             <w:tcMar>
               <w:top w:w="0" w:type="dxa"/>
               <w:left w:w="108" w:type="dxa"/>
@@ -2432,7 +2328,7 @@
         </w:tc>
         <w:tc>
           <w:tcPr>
-            <w:tcW w:w="740" w:type="dxa"/>
+            <w:tcW w:w="619" w:type="dxa"/>
             <w:tcMar>
               <w:top w:w="0" w:type="dxa"/>
               <w:left w:w="108" w:type="dxa"/>
@@ -2461,7 +2357,7 @@
       <w:tr>
         <w:tc>
           <w:tcPr>
-            <w:tcW w:w="9634" w:type="dxa"/>
+            <w:tcW w:w="9755" w:type="dxa"/>
             <w:tcMar>
               <w:top w:w="0" w:type="dxa"/>
               <w:left w:w="108" w:type="dxa"/>
@@ -2492,7 +2388,7 @@
         </w:tc>
         <w:tc>
           <w:tcPr>
-            <w:tcW w:w="740" w:type="dxa"/>
+            <w:tcW w:w="619" w:type="dxa"/>
             <w:tcMar>
               <w:top w:w="0" w:type="dxa"/>
               <w:left w:w="108" w:type="dxa"/>
@@ -2521,7 +2417,7 @@
       <w:tr>
         <w:tc>
           <w:tcPr>
-            <w:tcW w:w="9634" w:type="dxa"/>
+            <w:tcW w:w="9755" w:type="dxa"/>
             <w:tcMar>
               <w:top w:w="0" w:type="dxa"/>
               <w:left w:w="108" w:type="dxa"/>
@@ -2551,7 +2447,7 @@
         </w:tc>
         <w:tc>
           <w:tcPr>
-            <w:tcW w:w="740" w:type="dxa"/>
+            <w:tcW w:w="619" w:type="dxa"/>
             <w:tcMar>
               <w:top w:w="0" w:type="dxa"/>
               <w:left w:w="108" w:type="dxa"/>
@@ -2576,7 +2472,6 @@
           </w:p>
         </w:tc>
       </w:tr>
-      <w:bookmarkEnd w:id="0"/>
     </w:tbl>
     <w:p>
       <w:pPr>
@@ -2687,7 +2582,6 @@
         <w:spacing w:before="300" w:after="140"/>
         <w:ind w:left="120"/>
       </w:pPr>
-      <w:proofErr w:type="gramStart"/>
       <w:r>
         <w:rPr>
           <w:rFonts w:ascii="Georgia" w:eastAsia="Georgia" w:hAnsi="Georgia" w:cs="Georgia"/>
@@ -2707,18 +2601,7 @@
           <w:sz w:val="24"/>
           <w:szCs w:val="24"/>
         </w:rPr>
-        <w:t>Le</w:t>
-      </w:r>
-      <w:proofErr w:type="gramEnd"/>
-      <w:r>
-        <w:rPr>
-          <w:b/>
-          <w:bCs/>
-          <w:color w:val="2D2D2D"/>
-          <w:sz w:val="24"/>
-          <w:szCs w:val="24"/>
-        </w:rPr>
-        <w:t xml:space="preserve"> contexte de l’établissement</w:t>
+        <w:t>Le contexte de l’établissement</w:t>
       </w:r>
     </w:p>
     <w:p>
@@ -2756,7 +2639,6 @@
         <w:spacing w:before="300" w:after="140"/>
         <w:ind w:left="120"/>
       </w:pPr>
-      <w:proofErr w:type="gramStart"/>
       <w:r>
         <w:rPr>
           <w:rFonts w:ascii="Georgia" w:eastAsia="Georgia" w:hAnsi="Georgia" w:cs="Georgia"/>
@@ -2776,18 +2658,7 @@
           <w:sz w:val="24"/>
           <w:szCs w:val="24"/>
         </w:rPr>
-        <w:t>La</w:t>
-      </w:r>
-      <w:proofErr w:type="gramEnd"/>
-      <w:r>
-        <w:rPr>
-          <w:b/>
-          <w:bCs/>
-          <w:color w:val="2D2D2D"/>
-          <w:sz w:val="24"/>
-          <w:szCs w:val="24"/>
-        </w:rPr>
-        <w:t xml:space="preserve"> problématique</w:t>
+        <w:t>La problématique</w:t>
       </w:r>
     </w:p>
     <w:p>
@@ -2809,7 +2680,6 @@
         <w:spacing w:before="300" w:after="140"/>
         <w:ind w:left="120"/>
       </w:pPr>
-      <w:proofErr w:type="gramStart"/>
       <w:r>
         <w:rPr>
           <w:rFonts w:ascii="Georgia" w:eastAsia="Georgia" w:hAnsi="Georgia" w:cs="Georgia"/>
@@ -2829,61 +2699,62 @@
           <w:sz w:val="24"/>
           <w:szCs w:val="24"/>
         </w:rPr>
-        <w:t>La</w:t>
-      </w:r>
-      <w:proofErr w:type="gramEnd"/>
+        <w:t>La réponse : le projet InfoProd</w:t>
+      </w:r>
+    </w:p>
+    <w:p>
+      <w:pPr>
+        <w:spacing w:before="60" w:after="60" w:line="360" w:lineRule="auto"/>
+      </w:pPr>
+      <w:r>
+        <w:rPr>
+          <w:color w:val="3A3A3A"/>
+        </w:rPr>
+        <w:t>Le projet InfoProd a pour objectif de concevoir et déployer un système complet d’affichage dynamique et de supervision énergétique. Le système doit être :</w:t>
+      </w:r>
+    </w:p>
+    <w:p>
+      <w:pPr>
+        <w:spacing w:before="40" w:after="40"/>
+      </w:pPr>
+    </w:p>
+    <w:p>
+      <w:pPr>
+        <w:spacing w:before="60" w:after="60" w:line="360" w:lineRule="auto"/>
+      </w:pPr>
       <w:r>
         <w:rPr>
           <w:b/>
           <w:bCs/>
           <w:color w:val="2D2D2D"/>
-          <w:sz w:val="24"/>
-          <w:szCs w:val="24"/>
-        </w:rPr>
-        <w:t xml:space="preserve"> réponse : le projet </w:t>
-      </w:r>
-      <w:proofErr w:type="spellStart"/>
+        </w:rPr>
+        <w:t xml:space="preserve">Fiable — </w:t>
+      </w:r>
+      <w:r>
+        <w:rPr>
+          <w:color w:val="3A3A3A"/>
+        </w:rPr>
+        <w:t>les mesures sont validées et historisées avec horodatage.</w:t>
+      </w:r>
+    </w:p>
+    <w:p>
+      <w:pPr>
+        <w:spacing w:before="60" w:after="60" w:line="360" w:lineRule="auto"/>
+      </w:pPr>
       <w:r>
         <w:rPr>
           <w:b/>
           <w:bCs/>
           <w:color w:val="2D2D2D"/>
-          <w:sz w:val="24"/>
-          <w:szCs w:val="24"/>
-        </w:rPr>
-        <w:t>InfoProd</w:t>
-      </w:r>
-      <w:proofErr w:type="spellEnd"/>
-    </w:p>
-    <w:p>
-      <w:pPr>
-        <w:spacing w:before="60" w:after="60" w:line="360" w:lineRule="auto"/>
-      </w:pPr>
+        </w:rPr>
+        <w:t xml:space="preserve">Évolutif — </w:t>
+      </w:r>
       <w:r>
         <w:rPr>
           <w:color w:val="3A3A3A"/>
         </w:rPr>
-        <w:t xml:space="preserve">Le projet </w:t>
-      </w:r>
-      <w:proofErr w:type="spellStart"/>
-      <w:r>
-        <w:rPr>
-          <w:color w:val="3A3A3A"/>
-        </w:rPr>
-        <w:t>InfoProd</w:t>
-      </w:r>
-      <w:proofErr w:type="spellEnd"/>
-      <w:r>
-        <w:rPr>
-          <w:color w:val="3A3A3A"/>
-        </w:rPr>
-        <w:t xml:space="preserve"> a pour objectif de concevoir et déployer un système complet d’affichage dynamique et de supervision énergétique. Le système doit être :</w:t>
-      </w:r>
-    </w:p>
-    <w:p>
-      <w:pPr>
-        <w:spacing w:before="40" w:after="40"/>
-      </w:pPr>
+        <w:t>de nouveaux afficheurs ou capteurs peuvent être ajoutés sans réécriture lourde.</w:t>
+      </w:r>
     </w:p>
     <w:p>
       <w:pPr>
@@ -2895,79 +2766,13 @@
           <w:bCs/>
           <w:color w:val="2D2D2D"/>
         </w:rPr>
-        <w:t xml:space="preserve">Fiable — </w:t>
+        <w:t xml:space="preserve">Sécurisé — </w:t>
       </w:r>
       <w:r>
         <w:rPr>
           <w:color w:val="3A3A3A"/>
         </w:rPr>
-        <w:t>les mesures sont validées et historisées avec horodatage.</w:t>
-      </w:r>
-    </w:p>
-    <w:p>
-      <w:pPr>
-        <w:spacing w:before="60" w:after="60" w:line="360" w:lineRule="auto"/>
-      </w:pPr>
-      <w:r>
-        <w:rPr>
-          <w:b/>
-          <w:bCs/>
-          <w:color w:val="2D2D2D"/>
-        </w:rPr>
-        <w:t xml:space="preserve">Évolutif — </w:t>
-      </w:r>
-      <w:r>
-        <w:rPr>
-          <w:color w:val="3A3A3A"/>
-        </w:rPr>
-        <w:t>de nouveaux afficheurs ou capteurs peuvent être ajoutés sans réécriture lourde.</w:t>
-      </w:r>
-    </w:p>
-    <w:p>
-      <w:pPr>
-        <w:spacing w:before="60" w:after="60" w:line="360" w:lineRule="auto"/>
-      </w:pPr>
-      <w:r>
-        <w:rPr>
-          <w:b/>
-          <w:bCs/>
-          <w:color w:val="2D2D2D"/>
-        </w:rPr>
-        <w:t xml:space="preserve">Sécurisé — </w:t>
-      </w:r>
-      <w:r>
-        <w:rPr>
-          <w:color w:val="3A3A3A"/>
-        </w:rPr>
-        <w:t xml:space="preserve">authentification, </w:t>
-      </w:r>
-      <w:proofErr w:type="spellStart"/>
-      <w:r>
-        <w:rPr>
-          <w:color w:val="3A3A3A"/>
-        </w:rPr>
-        <w:t>hashage</w:t>
-      </w:r>
-      <w:proofErr w:type="spellEnd"/>
-      <w:r>
-        <w:rPr>
-          <w:color w:val="3A3A3A"/>
-        </w:rPr>
-        <w:t xml:space="preserve"> </w:t>
-      </w:r>
-      <w:proofErr w:type="spellStart"/>
-      <w:r>
-        <w:rPr>
-          <w:color w:val="3A3A3A"/>
-        </w:rPr>
-        <w:t>bcrypt</w:t>
-      </w:r>
-      <w:proofErr w:type="spellEnd"/>
-      <w:r>
-        <w:rPr>
-          <w:color w:val="3A3A3A"/>
-        </w:rPr>
-        <w:t>, segmentation VLAN.</w:t>
+        <w:t>authentification, hashage bcrypt, segmentation VLAN.</w:t>
       </w:r>
     </w:p>
     <w:p>
@@ -3016,7 +2821,6 @@
         <w:spacing w:before="300" w:after="140"/>
         <w:ind w:left="120"/>
       </w:pPr>
-      <w:proofErr w:type="gramStart"/>
       <w:r>
         <w:rPr>
           <w:rFonts w:ascii="Georgia" w:eastAsia="Georgia" w:hAnsi="Georgia" w:cs="Georgia"/>
@@ -3036,18 +2840,7 @@
           <w:sz w:val="24"/>
           <w:szCs w:val="24"/>
         </w:rPr>
-        <w:t>Le</w:t>
-      </w:r>
-      <w:proofErr w:type="gramEnd"/>
-      <w:r>
-        <w:rPr>
-          <w:b/>
-          <w:bCs/>
-          <w:color w:val="2D2D2D"/>
-          <w:sz w:val="24"/>
-          <w:szCs w:val="24"/>
-        </w:rPr>
-        <w:t xml:space="preserve"> commanditaire</w:t>
+        <w:t>Le commanditaire</w:t>
       </w:r>
     </w:p>
     <w:p>
@@ -3155,15 +2948,7 @@
         <w:pStyle w:val="font-claude-response-body"/>
       </w:pPr>
       <w:r>
-        <w:t xml:space="preserve">Le LGT Joseph Gaillard, représenté par le DDFPT, a formulé les demandes suivantes pour le système </w:t>
-      </w:r>
-      <w:proofErr w:type="spellStart"/>
-      <w:r>
-        <w:t>InfoProd</w:t>
-      </w:r>
-      <w:proofErr w:type="spellEnd"/>
-      <w:r>
-        <w:t xml:space="preserve"> :</w:t>
+        <w:t>Le LGT Joseph Gaillard, représenté par le DDFPT, a formulé les demandes suivantes pour le système InfoProd :</w:t>
       </w:r>
     </w:p>
     <w:p>
@@ -3177,7 +2962,6 @@
           <w:lang w:val="fr-FR"/>
         </w:rPr>
       </w:pPr>
-      <w:proofErr w:type="gramStart"/>
       <w:r>
         <w:rPr>
           <w:rFonts w:ascii="Georgia" w:eastAsia="Georgia" w:hAnsi="Georgia" w:cs="Georgia"/>
@@ -3210,19 +2994,7 @@
           <w:szCs w:val="24"/>
           <w:lang w:val="fr-FR"/>
         </w:rPr>
-        <w:t>Demande</w:t>
-      </w:r>
-      <w:proofErr w:type="gramEnd"/>
-      <w:r>
-        <w:rPr>
-          <w:b/>
-          <w:bCs/>
-          <w:color w:val="2D2D2D"/>
-          <w:sz w:val="24"/>
-          <w:szCs w:val="24"/>
-          <w:lang w:val="fr-FR"/>
-        </w:rPr>
-        <w:t xml:space="preserve"> du client :</w:t>
+        <w:t>Demande du client :</w:t>
       </w:r>
     </w:p>
     <w:p>
@@ -3256,7 +3028,6 @@
         <w:spacing w:before="300" w:after="140"/>
         <w:ind w:left="120"/>
       </w:pPr>
-      <w:proofErr w:type="gramStart"/>
       <w:r>
         <w:rPr>
           <w:rFonts w:ascii="Georgia" w:eastAsia="Georgia" w:hAnsi="Georgia" w:cs="Georgia"/>
@@ -3308,15 +3079,7 @@
           <w:b/>
           <w:bCs/>
         </w:rPr>
-        <w:t>Contraintes</w:t>
-      </w:r>
-      <w:proofErr w:type="gramEnd"/>
-      <w:r>
-        <w:rPr>
-          <w:b/>
-          <w:bCs/>
-        </w:rPr>
-        <w:t xml:space="preserve"> imposées par le client :</w:t>
+        <w:t>Contraintes imposées par le client :</w:t>
       </w:r>
     </w:p>
     <w:p/>
@@ -3482,21 +3245,7 @@
         <w:rPr>
           <w:color w:val="3A3A3A"/>
         </w:rPr>
-        <w:t xml:space="preserve">Le cahier des charges précise les fonctions, performances attendues, contraintes et livrables du projet </w:t>
-      </w:r>
-      <w:proofErr w:type="spellStart"/>
-      <w:r>
-        <w:rPr>
-          <w:color w:val="3A3A3A"/>
-        </w:rPr>
-        <w:t>InfoProd</w:t>
-      </w:r>
-      <w:proofErr w:type="spellEnd"/>
-      <w:r>
-        <w:rPr>
-          <w:color w:val="3A3A3A"/>
-        </w:rPr>
-        <w:t>.</w:t>
+        <w:t>Le cahier des charges précise les fonctions, performances attendues, contraintes et livrables du projet InfoProd.</w:t>
       </w:r>
     </w:p>
     <w:p>
@@ -3581,7 +3330,6 @@
         <w:spacing w:before="300" w:after="140"/>
         <w:ind w:left="120"/>
       </w:pPr>
-      <w:proofErr w:type="gramStart"/>
       <w:r>
         <w:rPr>
           <w:rFonts w:ascii="Georgia" w:eastAsia="Georgia" w:hAnsi="Georgia" w:cs="Georgia"/>
@@ -3601,18 +3349,26 @@
           <w:sz w:val="24"/>
           <w:szCs w:val="24"/>
         </w:rPr>
-        <w:t>Contraintes</w:t>
-      </w:r>
-      <w:proofErr w:type="gramEnd"/>
+        <w:t>Contraintes techniques</w:t>
+      </w:r>
+    </w:p>
+    <w:p>
+      <w:pPr>
+        <w:spacing w:before="60" w:after="60" w:line="360" w:lineRule="auto"/>
+      </w:pPr>
       <w:r>
         <w:rPr>
           <w:b/>
           <w:bCs/>
           <w:color w:val="2D2D2D"/>
-          <w:sz w:val="24"/>
-          <w:szCs w:val="24"/>
-        </w:rPr>
-        <w:t xml:space="preserve"> techniques</w:t>
+        </w:rPr>
+        <w:t xml:space="preserve">Matériel — </w:t>
+      </w:r>
+      <w:r>
+        <w:rPr>
+          <w:color w:val="3A3A3A"/>
+        </w:rPr>
+        <w:t>Raspberry Pi pour les afficheurs, IPX800 V4, Eco-Device, écrans LCD ≥40″ HDMI, capteurs Grove, détecteurs PIR.</w:t>
       </w:r>
     </w:p>
     <w:p>
@@ -3625,27 +3381,13 @@
           <w:bCs/>
           <w:color w:val="2D2D2D"/>
         </w:rPr>
-        <w:t xml:space="preserve">Matériel — </w:t>
+        <w:t xml:space="preserve">Logiciel — </w:t>
       </w:r>
       <w:r>
         <w:rPr>
           <w:color w:val="3A3A3A"/>
         </w:rPr>
-        <w:t>Raspberry Pi pour les afficheurs, IPX800 V4, Eco-</w:t>
-      </w:r>
-      <w:proofErr w:type="spellStart"/>
-      <w:r>
-        <w:rPr>
-          <w:color w:val="3A3A3A"/>
-        </w:rPr>
-        <w:t>Device</w:t>
-      </w:r>
-      <w:proofErr w:type="spellEnd"/>
-      <w:r>
-        <w:rPr>
-          <w:color w:val="3A3A3A"/>
-        </w:rPr>
-        <w:t>, écrans LCD ≥40″ HDMI, capteurs Grove, détecteurs PIR.</w:t>
+        <w:t>Apache, PHP, MySQL/MariaDB, Raspberry Pi OS / Debian.</w:t>
       </w:r>
     </w:p>
     <w:p>
@@ -3658,27 +3400,13 @@
           <w:bCs/>
           <w:color w:val="2D2D2D"/>
         </w:rPr>
-        <w:t xml:space="preserve">Logiciel — </w:t>
+        <w:t xml:space="preserve">Réseau — </w:t>
       </w:r>
       <w:r>
         <w:rPr>
           <w:color w:val="3A3A3A"/>
         </w:rPr>
-        <w:t>Apache, PHP, MySQL/</w:t>
-      </w:r>
-      <w:proofErr w:type="spellStart"/>
-      <w:r>
-        <w:rPr>
-          <w:color w:val="3A3A3A"/>
-        </w:rPr>
-        <w:t>MariaDB</w:t>
-      </w:r>
-      <w:proofErr w:type="spellEnd"/>
-      <w:r>
-        <w:rPr>
-          <w:color w:val="3A3A3A"/>
-        </w:rPr>
-        <w:t>, Raspberry Pi OS / Debian.</w:t>
+        <w:t>LAN du lycée, segmentation VLAN (Admin / Vie scolaire / Affichage / Serveurs / Management), IP fixes.</w:t>
       </w:r>
     </w:p>
     <w:p>
@@ -3691,68 +3419,13 @@
           <w:bCs/>
           <w:color w:val="2D2D2D"/>
         </w:rPr>
-        <w:t xml:space="preserve">Réseau — </w:t>
+        <w:t xml:space="preserve">Sécurité — </w:t>
       </w:r>
       <w:r>
         <w:rPr>
           <w:color w:val="3A3A3A"/>
         </w:rPr>
-        <w:t>LAN du lycée, segmentation VLAN (Admin / Vie scolaire / Affichage / Serveurs / Management), IP fixes.</w:t>
-      </w:r>
-    </w:p>
-    <w:p>
-      <w:pPr>
-        <w:spacing w:before="60" w:after="60" w:line="360" w:lineRule="auto"/>
-      </w:pPr>
-      <w:r>
-        <w:rPr>
-          <w:b/>
-          <w:bCs/>
-          <w:color w:val="2D2D2D"/>
-        </w:rPr>
-        <w:t xml:space="preserve">Sécurité — </w:t>
-      </w:r>
-      <w:proofErr w:type="spellStart"/>
-      <w:r>
-        <w:rPr>
-          <w:color w:val="3A3A3A"/>
-        </w:rPr>
-        <w:t>Hashage</w:t>
-      </w:r>
-      <w:proofErr w:type="spellEnd"/>
-      <w:r>
-        <w:rPr>
-          <w:color w:val="3A3A3A"/>
-        </w:rPr>
-        <w:t xml:space="preserve"> </w:t>
-      </w:r>
-      <w:proofErr w:type="spellStart"/>
-      <w:r>
-        <w:rPr>
-          <w:color w:val="3A3A3A"/>
-        </w:rPr>
-        <w:t>bcrypt</w:t>
-      </w:r>
-      <w:proofErr w:type="spellEnd"/>
-      <w:r>
-        <w:rPr>
-          <w:color w:val="3A3A3A"/>
-        </w:rPr>
-        <w:t xml:space="preserve">, requêtes préparées PDO, </w:t>
-      </w:r>
-      <w:proofErr w:type="spellStart"/>
-      <w:r>
-        <w:rPr>
-          <w:color w:val="3A3A3A"/>
-        </w:rPr>
-        <w:t>tokens</w:t>
-      </w:r>
-      <w:proofErr w:type="spellEnd"/>
-      <w:r>
-        <w:rPr>
-          <w:color w:val="3A3A3A"/>
-        </w:rPr>
-        <w:t xml:space="preserve"> à durée limitée.</w:t>
+        <w:t>Hashage bcrypt, requêtes préparées PDO, tokens à durée limitée.</w:t>
       </w:r>
     </w:p>
     <w:p>
@@ -3763,7 +3436,6 @@
         <w:spacing w:before="300" w:after="140"/>
         <w:ind w:left="120"/>
       </w:pPr>
-      <w:proofErr w:type="gramStart"/>
       <w:r>
         <w:rPr>
           <w:rFonts w:ascii="Georgia" w:eastAsia="Georgia" w:hAnsi="Georgia" w:cs="Georgia"/>
@@ -3783,18 +3455,7 @@
           <w:sz w:val="24"/>
           <w:szCs w:val="24"/>
         </w:rPr>
-        <w:t>Déploiement</w:t>
-      </w:r>
-      <w:proofErr w:type="gramEnd"/>
-      <w:r>
-        <w:rPr>
-          <w:b/>
-          <w:bCs/>
-          <w:color w:val="2D2D2D"/>
-          <w:sz w:val="24"/>
-          <w:szCs w:val="24"/>
-        </w:rPr>
-        <w:t xml:space="preserve"> prévu</w:t>
+        <w:t>Déploiement prévu</w:t>
       </w:r>
     </w:p>
     <w:tbl>
@@ -4103,18 +3764,8 @@
                 <w:sz w:val="19"/>
                 <w:szCs w:val="19"/>
               </w:rPr>
-              <w:t xml:space="preserve">Vie scolaire </w:t>
-            </w:r>
-            <w:proofErr w:type="spellStart"/>
-            <w:r>
-              <w:rPr>
-                <w:color w:val="3A3A3A"/>
-                <w:sz w:val="19"/>
-                <w:szCs w:val="19"/>
-              </w:rPr>
-              <w:t>post-bac</w:t>
-            </w:r>
-            <w:proofErr w:type="spellEnd"/>
+              <w:t>Vie scolaire post-bac</w:t>
+            </w:r>
           </w:p>
         </w:tc>
         <w:tc>
@@ -4138,18 +3789,8 @@
                 <w:sz w:val="19"/>
                 <w:szCs w:val="19"/>
               </w:rPr>
-              <w:t xml:space="preserve">Informations </w:t>
-            </w:r>
-            <w:proofErr w:type="spellStart"/>
-            <w:r>
-              <w:rPr>
-                <w:color w:val="3A3A3A"/>
-                <w:sz w:val="19"/>
-                <w:szCs w:val="19"/>
-              </w:rPr>
-              <w:t>post-bac</w:t>
-            </w:r>
-            <w:proofErr w:type="spellEnd"/>
+              <w:t>Informations post-bac</w:t>
+            </w:r>
           </w:p>
         </w:tc>
       </w:tr>
@@ -4486,21 +4127,7 @@
         <w:rPr>
           <w:color w:val="3A3A3A"/>
         </w:rPr>
-        <w:t xml:space="preserve">La modélisation s’appuie sur les notations UML et </w:t>
-      </w:r>
-      <w:proofErr w:type="spellStart"/>
-      <w:r>
-        <w:rPr>
-          <w:color w:val="3A3A3A"/>
-        </w:rPr>
-        <w:t>SysML</w:t>
-      </w:r>
-      <w:proofErr w:type="spellEnd"/>
-      <w:r>
-        <w:rPr>
-          <w:color w:val="3A3A3A"/>
-        </w:rPr>
-        <w:t>. Les diagrammes ci-après présentent l’architecture fonctionnelle et technique du système.</w:t>
+        <w:t>La modélisation s’appuie sur les notations UML et SysML. Les diagrammes ci-après présentent l’architecture fonctionnelle et technique du système.</w:t>
       </w:r>
     </w:p>
     <w:p>
@@ -4511,7 +4138,6 @@
         <w:spacing w:before="300" w:after="140"/>
         <w:ind w:left="120"/>
       </w:pPr>
-      <w:proofErr w:type="gramStart"/>
       <w:r>
         <w:rPr>
           <w:rFonts w:ascii="Georgia" w:eastAsia="Georgia" w:hAnsi="Georgia" w:cs="Georgia"/>
@@ -4531,18 +4157,7 @@
           <w:sz w:val="24"/>
           <w:szCs w:val="24"/>
         </w:rPr>
-        <w:t>Diagramme</w:t>
-      </w:r>
-      <w:proofErr w:type="gramEnd"/>
-      <w:r>
-        <w:rPr>
-          <w:b/>
-          <w:bCs/>
-          <w:color w:val="2D2D2D"/>
-          <w:sz w:val="24"/>
-          <w:szCs w:val="24"/>
-        </w:rPr>
-        <w:t xml:space="preserve"> de contexte</w:t>
+        <w:t>Diagramme de contexte</w:t>
       </w:r>
     </w:p>
     <w:p>
@@ -4663,7 +4278,6 @@
         <w:spacing w:before="300" w:after="140"/>
         <w:ind w:left="120"/>
       </w:pPr>
-      <w:proofErr w:type="gramStart"/>
       <w:r>
         <w:rPr>
           <w:rFonts w:ascii="Georgia" w:eastAsia="Georgia" w:hAnsi="Georgia" w:cs="Georgia"/>
@@ -4683,35 +4297,43 @@
           <w:sz w:val="24"/>
           <w:szCs w:val="24"/>
         </w:rPr>
-        <w:t>Diagramme</w:t>
-      </w:r>
-      <w:proofErr w:type="gramEnd"/>
+        <w:t>Diagramme de cas d’utilisation</w:t>
+      </w:r>
+    </w:p>
+    <w:p>
+      <w:pPr>
+        <w:spacing w:before="60" w:after="60" w:line="360" w:lineRule="auto"/>
+      </w:pPr>
+      <w:r>
+        <w:rPr>
+          <w:color w:val="3A3A3A"/>
+        </w:rPr>
+        <w:t>Ce diagramme présente l’ensemble des interactions entre acteurs et système, réparties par étudiant :</w:t>
+      </w:r>
+    </w:p>
+    <w:p>
+      <w:pPr>
+        <w:spacing w:before="40" w:after="40"/>
+      </w:pPr>
+    </w:p>
+    <w:p>
+      <w:pPr>
+        <w:spacing w:before="60" w:after="60" w:line="360" w:lineRule="auto"/>
+      </w:pPr>
       <w:r>
         <w:rPr>
           <w:b/>
           <w:bCs/>
           <w:color w:val="2D2D2D"/>
-          <w:sz w:val="24"/>
-          <w:szCs w:val="24"/>
-        </w:rPr>
-        <w:t xml:space="preserve"> de cas d’utilisation</w:t>
-      </w:r>
-    </w:p>
-    <w:p>
-      <w:pPr>
-        <w:spacing w:before="60" w:after="60" w:line="360" w:lineRule="auto"/>
-      </w:pPr>
+        </w:rPr>
+        <w:t xml:space="preserve">Le public — </w:t>
+      </w:r>
       <w:r>
         <w:rPr>
           <w:color w:val="3A3A3A"/>
         </w:rPr>
-        <w:t>Ce diagramme présente l’ensemble des interactions entre acteurs et système, réparties par étudiant :</w:t>
-      </w:r>
-    </w:p>
-    <w:p>
-      <w:pPr>
-        <w:spacing w:before="40" w:after="40"/>
-      </w:pPr>
+        <w:t>consulte les informations affichées (température, énergie, informations administratives).</w:t>
+      </w:r>
     </w:p>
     <w:p>
       <w:pPr>
@@ -4723,13 +4345,13 @@
           <w:bCs/>
           <w:color w:val="2D2D2D"/>
         </w:rPr>
-        <w:t xml:space="preserve">Le public — </w:t>
+        <w:t xml:space="preserve">La vie scolaire / administration — </w:t>
       </w:r>
       <w:r>
         <w:rPr>
           <w:color w:val="3A3A3A"/>
         </w:rPr>
-        <w:t>consulte les informations affichées (température, énergie, informations administratives).</w:t>
+        <w:t>s’authentifie et gère les gabarits d’affichage.</w:t>
       </w:r>
     </w:p>
     <w:p>
@@ -4742,14 +4364,19 @@
           <w:bCs/>
           <w:color w:val="2D2D2D"/>
         </w:rPr>
-        <w:t xml:space="preserve">La vie scolaire / administration — </w:t>
+        <w:t xml:space="preserve">L’administrateur — </w:t>
       </w:r>
       <w:r>
         <w:rPr>
           <w:color w:val="3A3A3A"/>
         </w:rPr>
-        <w:t>s’authentifie et gère les gabarits d’affichage.</w:t>
-      </w:r>
+        <w:t>enregistre les données, mesure les températures, consulte les statistiques, gère les utilisateurs.</w:t>
+      </w:r>
+    </w:p>
+    <w:p>
+      <w:pPr>
+        <w:spacing w:before="40" w:after="40"/>
+      </w:pPr>
     </w:p>
     <w:p>
       <w:pPr>
@@ -4757,89 +4384,9 @@
       </w:pPr>
       <w:r>
         <w:rPr>
-          <w:b/>
-          <w:bCs/>
-          <w:color w:val="2D2D2D"/>
-        </w:rPr>
-        <w:t xml:space="preserve">L’administrateur — </w:t>
-      </w:r>
-      <w:r>
-        <w:rPr>
           <w:color w:val="3A3A3A"/>
         </w:rPr>
-        <w:t>enregistre les données, mesure les températures, consulte les statistiques, gère les utilisateurs.</w:t>
-      </w:r>
-    </w:p>
-    <w:p>
-      <w:pPr>
-        <w:spacing w:before="40" w:after="40"/>
-      </w:pPr>
-    </w:p>
-    <w:p>
-      <w:pPr>
-        <w:spacing w:before="60" w:after="60" w:line="360" w:lineRule="auto"/>
-      </w:pPr>
-      <w:r>
-        <w:rPr>
-          <w:color w:val="3A3A3A"/>
-        </w:rPr>
-        <w:t>Les cas d’utilisation sont regroupés en quatre zones : affichage et alerte (</w:t>
-      </w:r>
-      <w:proofErr w:type="spellStart"/>
-      <w:r>
-        <w:rPr>
-          <w:color w:val="3A3A3A"/>
-        </w:rPr>
-        <w:t>ét</w:t>
-      </w:r>
-      <w:proofErr w:type="spellEnd"/>
-      <w:r>
-        <w:rPr>
-          <w:color w:val="3A3A3A"/>
-        </w:rPr>
-        <w:t>. 1), application et gabarits (</w:t>
-      </w:r>
-      <w:proofErr w:type="spellStart"/>
-      <w:r>
-        <w:rPr>
-          <w:color w:val="3A3A3A"/>
-        </w:rPr>
-        <w:t>ét</w:t>
-      </w:r>
-      <w:proofErr w:type="spellEnd"/>
-      <w:r>
-        <w:rPr>
-          <w:color w:val="3A3A3A"/>
-        </w:rPr>
-        <w:t>. 2), mesures et production (</w:t>
-      </w:r>
-      <w:proofErr w:type="spellStart"/>
-      <w:r>
-        <w:rPr>
-          <w:color w:val="3A3A3A"/>
-        </w:rPr>
-        <w:t>ét</w:t>
-      </w:r>
-      <w:proofErr w:type="spellEnd"/>
-      <w:r>
-        <w:rPr>
-          <w:color w:val="3A3A3A"/>
-        </w:rPr>
-        <w:t>. 3), gestion des données (</w:t>
-      </w:r>
-      <w:proofErr w:type="spellStart"/>
-      <w:r>
-        <w:rPr>
-          <w:color w:val="3A3A3A"/>
-        </w:rPr>
-        <w:t>ét</w:t>
-      </w:r>
-      <w:proofErr w:type="spellEnd"/>
-      <w:r>
-        <w:rPr>
-          <w:color w:val="3A3A3A"/>
-        </w:rPr>
-        <w:t>. 4).</w:t>
+        <w:t>Les cas d’utilisation sont regroupés en quatre zones : affichage et alerte (ét. 1), application et gabarits (ét. 2), mesures et production (ét. 3), gestion des données (ét. 4).</w:t>
       </w:r>
     </w:p>
     <w:p>
@@ -4935,7 +4482,6 @@
         <w:spacing w:before="300" w:after="140"/>
         <w:ind w:left="120"/>
       </w:pPr>
-      <w:proofErr w:type="gramStart"/>
       <w:r>
         <w:rPr>
           <w:rFonts w:ascii="Georgia" w:eastAsia="Georgia" w:hAnsi="Georgia" w:cs="Georgia"/>
@@ -4955,18 +4501,7 @@
           <w:sz w:val="24"/>
           <w:szCs w:val="24"/>
         </w:rPr>
-        <w:t>Diagramme</w:t>
-      </w:r>
-      <w:proofErr w:type="gramEnd"/>
-      <w:r>
-        <w:rPr>
-          <w:b/>
-          <w:bCs/>
-          <w:color w:val="2D2D2D"/>
-          <w:sz w:val="24"/>
-          <w:szCs w:val="24"/>
-        </w:rPr>
-        <w:t xml:space="preserve"> de séquence</w:t>
+        <w:t>Diagramme de séquence</w:t>
       </w:r>
     </w:p>
     <w:p>
@@ -4977,29 +4512,14 @@
         <w:rPr>
           <w:color w:val="3A3A3A"/>
         </w:rPr>
-        <w:t xml:space="preserve">Ce diagramme illustre le scénario principal : l’affichage des informations </w:t>
-      </w:r>
-      <w:proofErr w:type="gramStart"/>
-      <w:r>
-        <w:rPr>
-          <w:color w:val="3A3A3A"/>
-        </w:rPr>
-        <w:t>mesurées</w:t>
+        <w:t>Ce diagramme illustre le scénario principal : l’affichage des informations mesurées</w:t>
       </w:r>
       <w:r>
         <w:rPr>
           <w:color w:val="3A3A3A"/>
           <w:lang w:val="fr-FR"/>
         </w:rPr>
-        <w:t>(</w:t>
-      </w:r>
-      <w:proofErr w:type="gramEnd"/>
-      <w:r>
-        <w:rPr>
-          <w:color w:val="3A3A3A"/>
-          <w:lang w:val="fr-FR"/>
-        </w:rPr>
-        <w:t>visible en rouge sur notre diagramme de cas d’utilisation)</w:t>
+        <w:t>(visible en rouge sur notre diagramme de cas d’utilisation)</w:t>
       </w:r>
       <w:r>
         <w:rPr>
@@ -5236,7 +4756,6 @@
         <w:spacing w:before="300" w:after="140"/>
         <w:ind w:left="120"/>
       </w:pPr>
-      <w:proofErr w:type="gramStart"/>
       <w:r>
         <w:rPr>
           <w:rFonts w:ascii="Georgia" w:eastAsia="Georgia" w:hAnsi="Georgia" w:cs="Georgia"/>
@@ -5257,65 +4776,36 @@
           <w:sz w:val="24"/>
           <w:szCs w:val="24"/>
         </w:rPr>
-        <w:t>Diagramme</w:t>
-      </w:r>
-      <w:proofErr w:type="gramEnd"/>
+        <w:t>Diagramme de déploiement</w:t>
+      </w:r>
+    </w:p>
+    <w:p>
+      <w:pPr>
+        <w:spacing w:before="60" w:after="60" w:line="360" w:lineRule="auto"/>
+      </w:pPr>
+      <w:r>
+        <w:rPr>
+          <w:color w:val="3A3A3A"/>
+        </w:rPr>
+        <w:t>L’architecture matérielle complète du système comprend :</w:t>
+      </w:r>
+    </w:p>
+    <w:p>
+      <w:pPr>
+        <w:spacing w:before="40" w:after="40"/>
+      </w:pPr>
+    </w:p>
+    <w:p>
+      <w:pPr>
+        <w:spacing w:before="60" w:after="60" w:line="360" w:lineRule="auto"/>
+      </w:pPr>
       <w:r>
         <w:rPr>
           <w:b/>
           <w:bCs/>
           <w:color w:val="2D2D2D"/>
-          <w:sz w:val="24"/>
-          <w:szCs w:val="24"/>
-        </w:rPr>
-        <w:t xml:space="preserve"> de déploiement</w:t>
-      </w:r>
-    </w:p>
-    <w:p>
-      <w:pPr>
-        <w:spacing w:before="60" w:after="60" w:line="360" w:lineRule="auto"/>
-      </w:pPr>
-      <w:r>
-        <w:rPr>
-          <w:color w:val="3A3A3A"/>
-        </w:rPr>
-        <w:t>L’architecture matérielle complète du système comprend :</w:t>
-      </w:r>
-    </w:p>
-    <w:p>
-      <w:pPr>
-        <w:spacing w:before="40" w:after="40"/>
-      </w:pPr>
-    </w:p>
-    <w:p>
-      <w:pPr>
-        <w:spacing w:before="60" w:after="60" w:line="360" w:lineRule="auto"/>
-      </w:pPr>
-      <w:r>
-        <w:rPr>
-          <w:b/>
-          <w:bCs/>
-          <w:color w:val="2D2D2D"/>
-        </w:rPr>
-        <w:t xml:space="preserve">Serveur central </w:t>
-      </w:r>
-      <w:proofErr w:type="spellStart"/>
-      <w:r>
-        <w:rPr>
-          <w:b/>
-          <w:bCs/>
-          <w:color w:val="2D2D2D"/>
-        </w:rPr>
-        <w:t>ét</w:t>
-      </w:r>
-      <w:proofErr w:type="spellEnd"/>
-      <w:r>
-        <w:rPr>
-          <w:b/>
-          <w:bCs/>
-          <w:color w:val="2D2D2D"/>
-        </w:rPr>
-        <w:t>. 4</w:t>
+        </w:rPr>
+        <w:t>Serveur central ét. 4</w:t>
       </w:r>
       <w:r>
         <w:rPr>
@@ -5351,25 +4841,7 @@
           <w:bCs/>
           <w:color w:val="2D2D2D"/>
         </w:rPr>
-        <w:t xml:space="preserve">Points d’affichage </w:t>
-      </w:r>
-      <w:proofErr w:type="spellStart"/>
-      <w:r>
-        <w:rPr>
-          <w:b/>
-          <w:bCs/>
-          <w:color w:val="2D2D2D"/>
-        </w:rPr>
-        <w:t>ét</w:t>
-      </w:r>
-      <w:proofErr w:type="spellEnd"/>
-      <w:r>
-        <w:rPr>
-          <w:b/>
-          <w:bCs/>
-          <w:color w:val="2D2D2D"/>
-        </w:rPr>
-        <w:t>. 1</w:t>
+        <w:t>Points d’affichage ét. 1</w:t>
       </w:r>
       <w:r>
         <w:rPr>
@@ -5392,21 +4864,7 @@
         <w:rPr>
           <w:color w:val="3A3A3A"/>
         </w:rPr>
-        <w:t xml:space="preserve">7 Raspberry Pi 5 (2 prototypes actifs, 5 prévus). </w:t>
-      </w:r>
-      <w:proofErr w:type="spellStart"/>
-      <w:r>
-        <w:rPr>
-          <w:color w:val="3A3A3A"/>
-        </w:rPr>
-        <w:t>Chromium</w:t>
-      </w:r>
-      <w:proofErr w:type="spellEnd"/>
-      <w:r>
-        <w:rPr>
-          <w:color w:val="3A3A3A"/>
-        </w:rPr>
-        <w:t xml:space="preserve"> kiosque + Python Watcher.</w:t>
+        <w:t>7 Raspberry Pi 5 (2 prototypes actifs, 5 prévus). Chromium kiosque + Python Watcher.</w:t>
       </w:r>
     </w:p>
     <w:p>
@@ -5419,25 +4877,7 @@
           <w:bCs/>
           <w:color w:val="2D2D2D"/>
         </w:rPr>
-        <w:t xml:space="preserve">Sites de mesure </w:t>
-      </w:r>
-      <w:proofErr w:type="spellStart"/>
-      <w:r>
-        <w:rPr>
-          <w:b/>
-          <w:bCs/>
-          <w:color w:val="2D2D2D"/>
-        </w:rPr>
-        <w:t>ét</w:t>
-      </w:r>
-      <w:proofErr w:type="spellEnd"/>
-      <w:r>
-        <w:rPr>
-          <w:b/>
-          <w:bCs/>
-          <w:color w:val="2D2D2D"/>
-        </w:rPr>
-        <w:t>. 3</w:t>
+        <w:t>Sites de mesure ét. 3</w:t>
       </w:r>
       <w:r>
         <w:rPr>
@@ -5460,21 +4900,7 @@
         <w:rPr>
           <w:color w:val="3A3A3A"/>
         </w:rPr>
-        <w:t>IPX800 V4 (192.168.0.131) et Eco-</w:t>
-      </w:r>
-      <w:proofErr w:type="spellStart"/>
-      <w:r>
-        <w:rPr>
-          <w:color w:val="3A3A3A"/>
-        </w:rPr>
-        <w:t>Device</w:t>
-      </w:r>
-      <w:proofErr w:type="spellEnd"/>
-      <w:r>
-        <w:rPr>
-          <w:color w:val="3A3A3A"/>
-        </w:rPr>
-        <w:t xml:space="preserve"> (192.168.0.138) dans le bât. W.</w:t>
+        <w:t>IPX800 V4 (192.168.0.131) et Eco-Device (192.168.0.138) dans le bât. W.</w:t>
       </w:r>
     </w:p>
     <w:p>
@@ -5487,25 +4913,7 @@
           <w:bCs/>
           <w:color w:val="2D2D2D"/>
         </w:rPr>
-        <w:t xml:space="preserve">Poste administrateur </w:t>
-      </w:r>
-      <w:proofErr w:type="spellStart"/>
-      <w:r>
-        <w:rPr>
-          <w:b/>
-          <w:bCs/>
-          <w:color w:val="2D2D2D"/>
-        </w:rPr>
-        <w:t>ét</w:t>
-      </w:r>
-      <w:proofErr w:type="spellEnd"/>
-      <w:r>
-        <w:rPr>
-          <w:b/>
-          <w:bCs/>
-          <w:color w:val="2D2D2D"/>
-        </w:rPr>
-        <w:t>. 2</w:t>
+        <w:t>Poste administrateur ét. 2</w:t>
       </w:r>
       <w:r>
         <w:rPr>
@@ -5613,7 +5021,6 @@
         <w:spacing w:before="300" w:after="140"/>
         <w:ind w:left="120"/>
       </w:pPr>
-      <w:proofErr w:type="gramStart"/>
       <w:r>
         <w:rPr>
           <w:rFonts w:ascii="Georgia" w:eastAsia="Georgia" w:hAnsi="Georgia" w:cs="Georgia"/>
@@ -5633,295 +5040,146 @@
           <w:sz w:val="24"/>
           <w:szCs w:val="24"/>
         </w:rPr>
-        <w:t>Diagramme</w:t>
-      </w:r>
-      <w:proofErr w:type="gramEnd"/>
+        <w:t>Diagramme de classe</w:t>
+      </w:r>
+    </w:p>
+    <w:p>
+      <w:pPr>
+        <w:spacing w:before="60" w:after="60" w:line="360" w:lineRule="auto"/>
+      </w:pPr>
+      <w:r>
+        <w:rPr>
+          <w:color w:val="3A3A3A"/>
+        </w:rPr>
+        <w:t>Le diagramme de classe modélise la structure logicielle de l’ensemble du système :</w:t>
+      </w:r>
+    </w:p>
+    <w:p>
+      <w:pPr>
+        <w:spacing w:before="60" w:after="60" w:line="360" w:lineRule="auto"/>
+      </w:pPr>
       <w:r>
         <w:rPr>
           <w:b/>
           <w:bCs/>
           <w:color w:val="2D2D2D"/>
-          <w:sz w:val="24"/>
-          <w:szCs w:val="24"/>
-        </w:rPr>
-        <w:t xml:space="preserve"> de classe</w:t>
+        </w:rPr>
+        <w:t xml:space="preserve">EcoDeviceParser / IPX800Parser — </w:t>
+      </w:r>
+      <w:r>
+        <w:rPr>
+          <w:color w:val="3A3A3A"/>
+        </w:rPr>
+        <w:t>parseurs des automates de mesure (192.168.0.138 / 192.168.0.131).</w:t>
       </w:r>
     </w:p>
     <w:p>
       <w:pPr>
         <w:spacing w:before="60" w:after="60" w:line="360" w:lineRule="auto"/>
       </w:pPr>
-      <w:r>
-        <w:rPr>
-          <w:color w:val="3A3A3A"/>
-        </w:rPr>
-        <w:t>Le diagramme de classe modélise la structure logicielle de l’ensemble du système :</w:t>
-      </w:r>
-    </w:p>
-    <w:p>
-      <w:pPr>
-        <w:spacing w:before="60" w:after="60" w:line="360" w:lineRule="auto"/>
-      </w:pPr>
-      <w:proofErr w:type="spellStart"/>
       <w:r>
         <w:rPr>
           <w:b/>
           <w:bCs/>
           <w:color w:val="2D2D2D"/>
         </w:rPr>
-        <w:t>EcoDeviceParser</w:t>
-      </w:r>
-      <w:proofErr w:type="spellEnd"/>
+        <w:t xml:space="preserve">MesureEnergie — </w:t>
+      </w:r>
+      <w:r>
+        <w:rPr>
+          <w:color w:val="3A3A3A"/>
+        </w:rPr>
+        <w:t>collecte, calcul CO₂, envoi en BDD (intervalle 10 min).</w:t>
+      </w:r>
+    </w:p>
+    <w:p>
+      <w:pPr>
+        <w:spacing w:before="60" w:after="60" w:line="360" w:lineRule="auto"/>
+      </w:pPr>
       <w:r>
         <w:rPr>
           <w:b/>
           <w:bCs/>
           <w:color w:val="2D2D2D"/>
         </w:rPr>
-        <w:t xml:space="preserve"> / IPX800Parser — </w:t>
+        <w:t xml:space="preserve">BaseDonnees — </w:t>
       </w:r>
       <w:r>
         <w:rPr>
           <w:color w:val="3A3A3A"/>
         </w:rPr>
-        <w:t>parseurs des automates de mesure (192.168.0.138 / 192.168.0.131).</w:t>
+        <w:t>connexion MySQL, méthodes connecter(), inserer(), select().</w:t>
       </w:r>
     </w:p>
     <w:p>
       <w:pPr>
         <w:spacing w:before="60" w:after="60" w:line="360" w:lineRule="auto"/>
       </w:pPr>
-      <w:proofErr w:type="spellStart"/>
       <w:r>
         <w:rPr>
           <w:b/>
           <w:bCs/>
           <w:color w:val="2D2D2D"/>
         </w:rPr>
-        <w:t>MesureEnergie</w:t>
-      </w:r>
-      <w:proofErr w:type="spellEnd"/>
+        <w:t xml:space="preserve">TableProduction — </w:t>
+      </w:r>
+      <w:r>
+        <w:rPr>
+          <w:color w:val="3A3A3A"/>
+        </w:rPr>
+        <w:t>agrégation journalière, mensuelle, annuelle.</w:t>
+      </w:r>
+    </w:p>
+    <w:p>
+      <w:pPr>
+        <w:spacing w:before="60" w:after="60" w:line="360" w:lineRule="auto"/>
+      </w:pPr>
       <w:r>
         <w:rPr>
           <w:b/>
           <w:bCs/>
           <w:color w:val="2D2D2D"/>
         </w:rPr>
-        <w:t xml:space="preserve"> — </w:t>
+        <w:t xml:space="preserve">ServeurWeb / InterfaceAdmin — </w:t>
       </w:r>
       <w:r>
         <w:rPr>
           <w:color w:val="3A3A3A"/>
         </w:rPr>
-        <w:t>collecte, calcul CO₂, envoi en BDD (intervalle 10 min).</w:t>
+        <w:t>Apache port 80, authentification, gabarits.</w:t>
       </w:r>
     </w:p>
     <w:p>
       <w:pPr>
         <w:spacing w:before="60" w:after="60" w:line="360" w:lineRule="auto"/>
       </w:pPr>
-      <w:proofErr w:type="spellStart"/>
       <w:r>
         <w:rPr>
           <w:b/>
           <w:bCs/>
           <w:color w:val="2D2D2D"/>
         </w:rPr>
-        <w:t>BaseDonnees</w:t>
-      </w:r>
-      <w:proofErr w:type="spellEnd"/>
+        <w:t xml:space="preserve">Gabarit — </w:t>
+      </w:r>
+      <w:r>
+        <w:rPr>
+          <w:color w:val="3A3A3A"/>
+        </w:rPr>
+        <w:t>modèle d’affichage (id, bâtiment, contenu, date_maj).</w:t>
+      </w:r>
+    </w:p>
+    <w:p>
+      <w:pPr>
+        <w:spacing w:before="60" w:after="60" w:line="360" w:lineRule="auto"/>
+      </w:pPr>
       <w:r>
         <w:rPr>
           <w:b/>
           <w:bCs/>
           <w:color w:val="2D2D2D"/>
         </w:rPr>
-        <w:t xml:space="preserve"> — </w:t>
-      </w:r>
-      <w:r>
-        <w:rPr>
-          <w:color w:val="3A3A3A"/>
-        </w:rPr>
-        <w:t xml:space="preserve">connexion MySQL, méthodes </w:t>
-      </w:r>
-      <w:proofErr w:type="gramStart"/>
-      <w:r>
-        <w:rPr>
-          <w:color w:val="3A3A3A"/>
-        </w:rPr>
-        <w:t>connecter(</w:t>
-      </w:r>
-      <w:proofErr w:type="gramEnd"/>
-      <w:r>
-        <w:rPr>
-          <w:color w:val="3A3A3A"/>
-        </w:rPr>
-        <w:t xml:space="preserve">), </w:t>
-      </w:r>
-      <w:proofErr w:type="spellStart"/>
-      <w:r>
-        <w:rPr>
-          <w:color w:val="3A3A3A"/>
-        </w:rPr>
-        <w:t>inserer</w:t>
-      </w:r>
-      <w:proofErr w:type="spellEnd"/>
-      <w:r>
-        <w:rPr>
-          <w:color w:val="3A3A3A"/>
-        </w:rPr>
-        <w:t>(), select().</w:t>
-      </w:r>
-    </w:p>
-    <w:p>
-      <w:pPr>
-        <w:spacing w:before="60" w:after="60" w:line="360" w:lineRule="auto"/>
-      </w:pPr>
-      <w:proofErr w:type="spellStart"/>
-      <w:r>
-        <w:rPr>
-          <w:b/>
-          <w:bCs/>
-          <w:color w:val="2D2D2D"/>
-        </w:rPr>
-        <w:t>TableProduction</w:t>
-      </w:r>
-      <w:proofErr w:type="spellEnd"/>
-      <w:r>
-        <w:rPr>
-          <w:b/>
-          <w:bCs/>
-          <w:color w:val="2D2D2D"/>
-        </w:rPr>
-        <w:t xml:space="preserve"> — </w:t>
-      </w:r>
-      <w:r>
-        <w:rPr>
-          <w:color w:val="3A3A3A"/>
-        </w:rPr>
-        <w:t>agrégation journalière, mensuelle, annuelle.</w:t>
-      </w:r>
-    </w:p>
-    <w:p>
-      <w:pPr>
-        <w:spacing w:before="60" w:after="60" w:line="360" w:lineRule="auto"/>
-      </w:pPr>
-      <w:proofErr w:type="spellStart"/>
-      <w:r>
-        <w:rPr>
-          <w:b/>
-          <w:bCs/>
-          <w:color w:val="2D2D2D"/>
-        </w:rPr>
-        <w:t>ServeurWeb</w:t>
-      </w:r>
-      <w:proofErr w:type="spellEnd"/>
-      <w:r>
-        <w:rPr>
-          <w:b/>
-          <w:bCs/>
-          <w:color w:val="2D2D2D"/>
-        </w:rPr>
-        <w:t xml:space="preserve"> / </w:t>
-      </w:r>
-      <w:proofErr w:type="spellStart"/>
-      <w:r>
-        <w:rPr>
-          <w:b/>
-          <w:bCs/>
-          <w:color w:val="2D2D2D"/>
-        </w:rPr>
-        <w:t>InterfaceAdmin</w:t>
-      </w:r>
-      <w:proofErr w:type="spellEnd"/>
-      <w:r>
-        <w:rPr>
-          <w:b/>
-          <w:bCs/>
-          <w:color w:val="2D2D2D"/>
-        </w:rPr>
-        <w:t xml:space="preserve"> — </w:t>
-      </w:r>
-      <w:r>
-        <w:rPr>
-          <w:color w:val="3A3A3A"/>
-        </w:rPr>
-        <w:t>Apache port 80, authentification, gabarits.</w:t>
-      </w:r>
-    </w:p>
-    <w:p>
-      <w:pPr>
-        <w:spacing w:before="60" w:after="60" w:line="360" w:lineRule="auto"/>
-      </w:pPr>
-      <w:r>
-        <w:rPr>
-          <w:b/>
-          <w:bCs/>
-          <w:color w:val="2D2D2D"/>
-        </w:rPr>
-        <w:t xml:space="preserve">Gabarit — </w:t>
-      </w:r>
-      <w:r>
-        <w:rPr>
-          <w:color w:val="3A3A3A"/>
-        </w:rPr>
-        <w:t xml:space="preserve">modèle d’affichage (id, bâtiment, contenu, </w:t>
-      </w:r>
-      <w:proofErr w:type="spellStart"/>
-      <w:r>
-        <w:rPr>
-          <w:color w:val="3A3A3A"/>
-        </w:rPr>
-        <w:t>date_maj</w:t>
-      </w:r>
-      <w:proofErr w:type="spellEnd"/>
-      <w:r>
-        <w:rPr>
-          <w:color w:val="3A3A3A"/>
-        </w:rPr>
-        <w:t>).</w:t>
-      </w:r>
-    </w:p>
-    <w:p>
-      <w:pPr>
-        <w:spacing w:before="60" w:after="60" w:line="360" w:lineRule="auto"/>
-      </w:pPr>
-      <w:proofErr w:type="spellStart"/>
-      <w:r>
-        <w:rPr>
-          <w:b/>
-          <w:bCs/>
-          <w:color w:val="2D2D2D"/>
-        </w:rPr>
         <w:lastRenderedPageBreak/>
-        <w:t>ModuleEmbarque</w:t>
-      </w:r>
-      <w:proofErr w:type="spellEnd"/>
-      <w:r>
-        <w:rPr>
-          <w:b/>
-          <w:bCs/>
-          <w:color w:val="2D2D2D"/>
-        </w:rPr>
-        <w:t xml:space="preserve"> / </w:t>
-      </w:r>
-      <w:proofErr w:type="spellStart"/>
-      <w:r>
-        <w:rPr>
-          <w:b/>
-          <w:bCs/>
-          <w:color w:val="2D2D2D"/>
-        </w:rPr>
-        <w:t>DetecteurPresence</w:t>
-      </w:r>
-      <w:proofErr w:type="spellEnd"/>
-      <w:r>
-        <w:rPr>
-          <w:b/>
-          <w:bCs/>
-          <w:color w:val="2D2D2D"/>
-        </w:rPr>
-        <w:t xml:space="preserve"> — </w:t>
+        <w:t xml:space="preserve">ModuleEmbarque / DetecteurPresence — </w:t>
       </w:r>
       <w:r>
         <w:rPr>
@@ -5997,25 +5255,7 @@
           <w:bCs/>
           <w:color w:val="2D2D2D"/>
         </w:rPr>
-        <w:t xml:space="preserve">Dashboard / </w:t>
-      </w:r>
-      <w:proofErr w:type="spellStart"/>
-      <w:r>
-        <w:rPr>
-          <w:b/>
-          <w:bCs/>
-          <w:color w:val="2D2D2D"/>
-        </w:rPr>
-        <w:t>InterfaceConsultation</w:t>
-      </w:r>
-      <w:proofErr w:type="spellEnd"/>
-      <w:r>
-        <w:rPr>
-          <w:b/>
-          <w:bCs/>
-          <w:color w:val="2D2D2D"/>
-        </w:rPr>
-        <w:t xml:space="preserve"> — </w:t>
+        <w:t xml:space="preserve">Dashboard / InterfaceConsultation — </w:t>
       </w:r>
       <w:r>
         <w:rPr>
@@ -6199,21 +5439,7 @@
         <w:rPr>
           <w:color w:val="3A3A3A"/>
         </w:rPr>
-        <w:t>capteurs Grove, détecteurs PIR, IPX800 V4, Eco-</w:t>
-      </w:r>
-      <w:proofErr w:type="spellStart"/>
-      <w:r>
-        <w:rPr>
-          <w:color w:val="3A3A3A"/>
-        </w:rPr>
-        <w:t>Device</w:t>
-      </w:r>
-      <w:proofErr w:type="spellEnd"/>
-      <w:r>
-        <w:rPr>
-          <w:color w:val="3A3A3A"/>
-        </w:rPr>
-        <w:t>.</w:t>
+        <w:t>capteurs Grove, détecteurs PIR, IPX800 V4, Eco-Device.</w:t>
       </w:r>
     </w:p>
     <w:p>
@@ -6247,19 +5473,11 @@
         </w:rPr>
         <w:t xml:space="preserve">4. Stockage — </w:t>
       </w:r>
-      <w:proofErr w:type="spellStart"/>
       <w:r>
         <w:rPr>
           <w:color w:val="3A3A3A"/>
         </w:rPr>
-        <w:t>MariaDB</w:t>
-      </w:r>
-      <w:proofErr w:type="spellEnd"/>
-      <w:r>
-        <w:rPr>
-          <w:color w:val="3A3A3A"/>
-        </w:rPr>
-        <w:t xml:space="preserve"> avec historique horodaté, gabarits et paramètres.</w:t>
+        <w:t>MariaDB avec historique horodaté, gabarits et paramètres.</w:t>
       </w:r>
     </w:p>
     <w:p>
@@ -6867,18 +6085,8 @@
                 <w:sz w:val="19"/>
                 <w:szCs w:val="19"/>
               </w:rPr>
-              <w:t>Eco-</w:t>
-            </w:r>
-            <w:proofErr w:type="spellStart"/>
-            <w:r>
-              <w:rPr>
-                <w:color w:val="3A3A3A"/>
-                <w:sz w:val="19"/>
-                <w:szCs w:val="19"/>
-              </w:rPr>
-              <w:t>Device</w:t>
-            </w:r>
-            <w:proofErr w:type="spellEnd"/>
+              <w:t>Eco-Device</w:t>
+            </w:r>
           </w:p>
         </w:tc>
         <w:tc>
@@ -6938,23 +6146,13 @@
             </w:tcMar>
           </w:tcPr>
           <w:p>
-            <w:proofErr w:type="spellStart"/>
-            <w:r>
-              <w:rPr>
-                <w:color w:val="3A3A3A"/>
-                <w:sz w:val="19"/>
-                <w:szCs w:val="19"/>
-              </w:rPr>
-              <w:t>RPi</w:t>
-            </w:r>
-            <w:proofErr w:type="spellEnd"/>
-            <w:r>
-              <w:rPr>
-                <w:color w:val="3A3A3A"/>
-                <w:sz w:val="19"/>
-                <w:szCs w:val="19"/>
-              </w:rPr>
-              <w:t xml:space="preserve"> Hall (prototype actif)</w:t>
+            <w:r>
+              <w:rPr>
+                <w:color w:val="3A3A3A"/>
+                <w:sz w:val="19"/>
+                <w:szCs w:val="19"/>
+              </w:rPr>
+              <w:t>RPi Hall (prototype actif)</w:t>
             </w:r>
           </w:p>
         </w:tc>
@@ -7015,21 +6213,8 @@
             </w:tcMar>
           </w:tcPr>
           <w:p>
-            <w:proofErr w:type="spellStart"/>
-            <w:r>
-              <w:t>RPi</w:t>
-            </w:r>
-            <w:proofErr w:type="spellEnd"/>
-            <w:r>
-              <w:t xml:space="preserve"> VS </w:t>
-            </w:r>
-            <w:proofErr w:type="spellStart"/>
-            <w:r>
-              <w:t>Post-bac</w:t>
-            </w:r>
-            <w:proofErr w:type="spellEnd"/>
-            <w:r>
-              <w:t xml:space="preserve"> (prototype actif)</w:t>
+            <w:r>
+              <w:t>RPi VS Post-bac (prototype actif)</w:t>
             </w:r>
           </w:p>
         </w:tc>
@@ -7090,13 +6275,8 @@
             </w:tcMar>
           </w:tcPr>
           <w:p>
-            <w:proofErr w:type="spellStart"/>
-            <w:r>
-              <w:t>RPi</w:t>
-            </w:r>
-            <w:proofErr w:type="spellEnd"/>
-            <w:r>
-              <w:t xml:space="preserve"> VS Lycée (prévu)</w:t>
+            <w:r>
+              <w:t>RPi VS Lycée (prévu)</w:t>
             </w:r>
           </w:p>
         </w:tc>
@@ -7162,13 +6342,8 @@
             </w:tcMar>
           </w:tcPr>
           <w:p>
-            <w:proofErr w:type="spellStart"/>
-            <w:r>
-              <w:t>RPi</w:t>
-            </w:r>
-            <w:proofErr w:type="spellEnd"/>
-            <w:r>
-              <w:t xml:space="preserve"> Ateliers (prévu)</w:t>
+            <w:r>
+              <w:t>RPi Ateliers (prévu)</w:t>
             </w:r>
           </w:p>
         </w:tc>
@@ -7234,13 +6409,8 @@
             </w:tcMar>
           </w:tcPr>
           <w:p>
-            <w:proofErr w:type="spellStart"/>
-            <w:r>
-              <w:t>RPi</w:t>
-            </w:r>
-            <w:proofErr w:type="spellEnd"/>
-            <w:r>
-              <w:t xml:space="preserve"> Physique (prévu)</w:t>
+            <w:r>
+              <w:t>RPi Physique (prévu)</w:t>
             </w:r>
           </w:p>
         </w:tc>
@@ -7692,7 +6862,6 @@
         <w:spacing w:before="300" w:after="140"/>
         <w:ind w:left="120"/>
       </w:pPr>
-      <w:proofErr w:type="gramStart"/>
       <w:r>
         <w:rPr>
           <w:rFonts w:ascii="Georgia" w:eastAsia="Georgia" w:hAnsi="Georgia" w:cs="Georgia"/>
@@ -7712,18 +6881,7 @@
           <w:sz w:val="24"/>
           <w:szCs w:val="24"/>
         </w:rPr>
-        <w:t>Revues</w:t>
-      </w:r>
-      <w:proofErr w:type="gramEnd"/>
-      <w:r>
-        <w:rPr>
-          <w:b/>
-          <w:bCs/>
-          <w:color w:val="2D2D2D"/>
-          <w:sz w:val="24"/>
-          <w:szCs w:val="24"/>
-        </w:rPr>
-        <w:t xml:space="preserve"> de projet</w:t>
+        <w:t>Revues de projet</w:t>
       </w:r>
     </w:p>
     <w:p>
@@ -7903,21 +7061,7 @@
         <w:rPr>
           <w:color w:val="3A3A3A"/>
         </w:rPr>
-        <w:t xml:space="preserve">Le tableau ci-dessous recense l’ensemble du matériel nécessaire au déploiement du système </w:t>
-      </w:r>
-      <w:proofErr w:type="spellStart"/>
-      <w:r>
-        <w:rPr>
-          <w:color w:val="3A3A3A"/>
-        </w:rPr>
-        <w:t>InfoProd</w:t>
-      </w:r>
-      <w:proofErr w:type="spellEnd"/>
-      <w:r>
-        <w:rPr>
-          <w:color w:val="3A3A3A"/>
-        </w:rPr>
-        <w:t>, avec les quantités et les coûts associés.</w:t>
+        <w:t>Le tableau ci-dessous recense l’ensemble du matériel nécessaire au déploiement du système InfoProd, avec les quantités et les coûts associés.</w:t>
       </w:r>
     </w:p>
     <w:p>
@@ -8182,25 +7326,7 @@
                 <w:sz w:val="19"/>
                 <w:szCs w:val="19"/>
               </w:rPr>
-              <w:t xml:space="preserve">Écran </w:t>
-            </w:r>
-            <w:proofErr w:type="spellStart"/>
-            <w:r>
-              <w:rPr>
-                <w:color w:val="3A3A3A"/>
-                <w:sz w:val="19"/>
-                <w:szCs w:val="19"/>
-              </w:rPr>
-              <w:t>ViewSonic</w:t>
-            </w:r>
-            <w:proofErr w:type="spellEnd"/>
-            <w:r>
-              <w:rPr>
-                <w:color w:val="3A3A3A"/>
-                <w:sz w:val="19"/>
-                <w:szCs w:val="19"/>
-              </w:rPr>
-              <w:t xml:space="preserve"> 32″ IPS</w:t>
+              <w:t>Écran ViewSonic 32″ IPS</w:t>
             </w:r>
           </w:p>
         </w:tc>
@@ -9016,18 +8142,8 @@
                 <w:sz w:val="19"/>
                 <w:szCs w:val="19"/>
               </w:rPr>
-              <w:t xml:space="preserve">Fixation murale </w:t>
-            </w:r>
-            <w:proofErr w:type="spellStart"/>
-            <w:r>
-              <w:rPr>
-                <w:color w:val="3A3A3A"/>
-                <w:sz w:val="19"/>
-                <w:szCs w:val="19"/>
-              </w:rPr>
-              <w:t>Ergotron</w:t>
-            </w:r>
-            <w:proofErr w:type="spellEnd"/>
+              <w:t>Fixation murale Ergotron</w:t>
+            </w:r>
           </w:p>
         </w:tc>
         <w:tc>
@@ -9451,7 +8567,6 @@
         <w:spacing w:before="300" w:after="140"/>
         <w:ind w:left="120"/>
       </w:pPr>
-      <w:proofErr w:type="gramStart"/>
       <w:r>
         <w:rPr>
           <w:rFonts w:ascii="Georgia" w:eastAsia="Georgia" w:hAnsi="Georgia" w:cs="Georgia"/>
@@ -9471,18 +8586,7 @@
           <w:sz w:val="24"/>
           <w:szCs w:val="24"/>
         </w:rPr>
-        <w:t>Ressources</w:t>
-      </w:r>
-      <w:proofErr w:type="gramEnd"/>
-      <w:r>
-        <w:rPr>
-          <w:b/>
-          <w:bCs/>
-          <w:color w:val="2D2D2D"/>
-          <w:sz w:val="24"/>
-          <w:szCs w:val="24"/>
-        </w:rPr>
-        <w:t xml:space="preserve"> matérielles</w:t>
+        <w:t>Ressources matérielles</w:t>
       </w:r>
     </w:p>
     <w:tbl>
@@ -9843,18 +8947,8 @@
                 <w:sz w:val="19"/>
                 <w:szCs w:val="19"/>
               </w:rPr>
-              <w:t>Eco-</w:t>
-            </w:r>
-            <w:proofErr w:type="spellStart"/>
-            <w:r>
-              <w:rPr>
-                <w:color w:val="3A3A3A"/>
-                <w:sz w:val="19"/>
-                <w:szCs w:val="19"/>
-              </w:rPr>
-              <w:t>Device</w:t>
-            </w:r>
-            <w:proofErr w:type="spellEnd"/>
+              <w:t>Eco-Device</w:t>
+            </w:r>
           </w:p>
         </w:tc>
         <w:tc>
@@ -10161,25 +9255,7 @@
                 <w:sz w:val="19"/>
                 <w:szCs w:val="19"/>
               </w:rPr>
-              <w:t xml:space="preserve">PC </w:t>
-            </w:r>
-            <w:proofErr w:type="spellStart"/>
-            <w:r>
-              <w:rPr>
-                <w:color w:val="3A3A3A"/>
-                <w:sz w:val="19"/>
-                <w:szCs w:val="19"/>
-              </w:rPr>
-              <w:t>Ryzen</w:t>
-            </w:r>
-            <w:proofErr w:type="spellEnd"/>
-            <w:r>
-              <w:rPr>
-                <w:color w:val="3A3A3A"/>
-                <w:sz w:val="19"/>
-                <w:szCs w:val="19"/>
-              </w:rPr>
-              <w:t xml:space="preserve"> 7</w:t>
+              <w:t>PC Ryzen 7</w:t>
             </w:r>
           </w:p>
         </w:tc>
@@ -10320,7 +9396,6 @@
         <w:spacing w:before="300" w:after="140"/>
         <w:ind w:left="120"/>
       </w:pPr>
-      <w:proofErr w:type="gramStart"/>
       <w:r>
         <w:rPr>
           <w:rFonts w:ascii="Georgia" w:eastAsia="Georgia" w:hAnsi="Georgia" w:cs="Georgia"/>
@@ -10340,18 +9415,7 @@
           <w:sz w:val="24"/>
           <w:szCs w:val="24"/>
         </w:rPr>
-        <w:t>Ressources</w:t>
-      </w:r>
-      <w:proofErr w:type="gramEnd"/>
-      <w:r>
-        <w:rPr>
-          <w:b/>
-          <w:bCs/>
-          <w:color w:val="2D2D2D"/>
-          <w:sz w:val="24"/>
-          <w:szCs w:val="24"/>
-        </w:rPr>
-        <w:t xml:space="preserve"> logicielles</w:t>
+        <w:t>Ressources logicielles</w:t>
       </w:r>
     </w:p>
     <w:tbl>
@@ -10706,7 +9770,6 @@
             </w:tcMar>
           </w:tcPr>
           <w:p>
-            <w:proofErr w:type="spellStart"/>
             <w:r>
               <w:rPr>
                 <w:color w:val="3A3A3A"/>
@@ -10715,7 +9778,6 @@
               </w:rPr>
               <w:t>MariaDB</w:t>
             </w:r>
-            <w:proofErr w:type="spellEnd"/>
           </w:p>
         </w:tc>
         <w:tc>
@@ -10785,7 +9847,6 @@
             </w:tcMar>
           </w:tcPr>
           <w:p>
-            <w:proofErr w:type="gramStart"/>
             <w:r>
               <w:rPr>
                 <w:color w:val="3A3A3A"/>
@@ -10794,7 +9855,6 @@
               </w:rPr>
               <w:t>phpMyAdmin</w:t>
             </w:r>
-            <w:proofErr w:type="gramEnd"/>
           </w:p>
         </w:tc>
         <w:tc>
@@ -10864,7 +9924,6 @@
             </w:tcMar>
           </w:tcPr>
           <w:p>
-            <w:proofErr w:type="spellStart"/>
             <w:r>
               <w:rPr>
                 <w:color w:val="3A3A3A"/>
@@ -10873,7 +9932,6 @@
               </w:rPr>
               <w:t>Chromium</w:t>
             </w:r>
-            <w:proofErr w:type="spellEnd"/>
           </w:p>
         </w:tc>
         <w:tc>
@@ -10949,18 +10007,8 @@
                 <w:sz w:val="19"/>
                 <w:szCs w:val="19"/>
               </w:rPr>
-              <w:t xml:space="preserve">Visual </w:t>
-            </w:r>
-            <w:proofErr w:type="spellStart"/>
-            <w:r>
-              <w:rPr>
-                <w:color w:val="3A3A3A"/>
-                <w:sz w:val="19"/>
-                <w:szCs w:val="19"/>
-              </w:rPr>
-              <w:t>Paradigm</w:t>
-            </w:r>
-            <w:proofErr w:type="spellEnd"/>
+              <w:t>Visual Paradigm</w:t>
+            </w:r>
           </w:p>
         </w:tc>
         <w:tc>
@@ -11388,23 +10436,13 @@
                 <w:lang w:val="fr-FR"/>
               </w:rPr>
             </w:pPr>
-            <w:proofErr w:type="spellStart"/>
-            <w:r>
-              <w:rPr>
-                <w:color w:val="3A3A3A"/>
-                <w:sz w:val="19"/>
-                <w:szCs w:val="19"/>
-              </w:rPr>
-              <w:t>Ét</w:t>
-            </w:r>
-            <w:proofErr w:type="spellEnd"/>
-            <w:r>
-              <w:rPr>
-                <w:color w:val="3A3A3A"/>
-                <w:sz w:val="19"/>
-                <w:szCs w:val="19"/>
-              </w:rPr>
-              <w:t>. 1</w:t>
+            <w:r>
+              <w:rPr>
+                <w:color w:val="3A3A3A"/>
+                <w:sz w:val="19"/>
+                <w:szCs w:val="19"/>
+              </w:rPr>
+              <w:t>Ét. 1</w:t>
             </w:r>
             <w:r>
               <w:rPr>
@@ -11489,23 +10527,13 @@
                 <w:lang w:val="fr-FR"/>
               </w:rPr>
             </w:pPr>
-            <w:proofErr w:type="spellStart"/>
-            <w:r>
-              <w:rPr>
-                <w:color w:val="3A3A3A"/>
-                <w:sz w:val="19"/>
-                <w:szCs w:val="19"/>
-              </w:rPr>
-              <w:t>Ét</w:t>
-            </w:r>
-            <w:proofErr w:type="spellEnd"/>
-            <w:r>
-              <w:rPr>
-                <w:color w:val="3A3A3A"/>
-                <w:sz w:val="19"/>
-                <w:szCs w:val="19"/>
-              </w:rPr>
-              <w:t>. 2</w:t>
+            <w:r>
+              <w:rPr>
+                <w:color w:val="3A3A3A"/>
+                <w:sz w:val="19"/>
+                <w:szCs w:val="19"/>
+              </w:rPr>
+              <w:t>Ét. 2</w:t>
             </w:r>
             <w:r>
               <w:rPr>
@@ -11590,23 +10618,13 @@
                 <w:lang w:val="fr-FR"/>
               </w:rPr>
             </w:pPr>
-            <w:proofErr w:type="spellStart"/>
-            <w:r>
-              <w:rPr>
-                <w:color w:val="3A3A3A"/>
-                <w:sz w:val="19"/>
-                <w:szCs w:val="19"/>
-              </w:rPr>
-              <w:t>Ét</w:t>
-            </w:r>
-            <w:proofErr w:type="spellEnd"/>
-            <w:r>
-              <w:rPr>
-                <w:color w:val="3A3A3A"/>
-                <w:sz w:val="19"/>
-                <w:szCs w:val="19"/>
-              </w:rPr>
-              <w:t>. 3</w:t>
+            <w:r>
+              <w:rPr>
+                <w:color w:val="3A3A3A"/>
+                <w:sz w:val="19"/>
+                <w:szCs w:val="19"/>
+              </w:rPr>
+              <w:t>Ét. 3</w:t>
             </w:r>
             <w:r>
               <w:rPr>
@@ -11665,25 +10683,7 @@
                 <w:sz w:val="19"/>
                 <w:szCs w:val="19"/>
               </w:rPr>
-              <w:t>Module IPX800 / Eco-</w:t>
-            </w:r>
-            <w:proofErr w:type="spellStart"/>
-            <w:r>
-              <w:rPr>
-                <w:color w:val="3A3A3A"/>
-                <w:sz w:val="19"/>
-                <w:szCs w:val="19"/>
-              </w:rPr>
-              <w:t>Device</w:t>
-            </w:r>
-            <w:proofErr w:type="spellEnd"/>
-            <w:r>
-              <w:rPr>
-                <w:color w:val="3A3A3A"/>
-                <w:sz w:val="19"/>
-                <w:szCs w:val="19"/>
-              </w:rPr>
-              <w:t>, interface production, calcul CO₂, stockage horodaté</w:t>
+              <w:t>Module IPX800 / Eco-Device, interface production, calcul CO₂, stockage horodaté</w:t>
             </w:r>
           </w:p>
         </w:tc>
@@ -11704,23 +10704,13 @@
             </w:tcMar>
           </w:tcPr>
           <w:p>
-            <w:proofErr w:type="spellStart"/>
-            <w:r>
-              <w:rPr>
-                <w:color w:val="3A3A3A"/>
-                <w:sz w:val="19"/>
-                <w:szCs w:val="19"/>
-              </w:rPr>
-              <w:t>Ét</w:t>
-            </w:r>
-            <w:proofErr w:type="spellEnd"/>
-            <w:r>
-              <w:rPr>
-                <w:color w:val="3A3A3A"/>
-                <w:sz w:val="19"/>
-                <w:szCs w:val="19"/>
-              </w:rPr>
-              <w:t xml:space="preserve">. 4 </w:t>
+            <w:r>
+              <w:rPr>
+                <w:color w:val="3A3A3A"/>
+                <w:sz w:val="19"/>
+                <w:szCs w:val="19"/>
+              </w:rPr>
+              <w:t xml:space="preserve">Ét. 4 </w:t>
             </w:r>
             <w:r>
               <w:rPr>
@@ -11786,25 +10776,7 @@
                 <w:sz w:val="19"/>
                 <w:szCs w:val="19"/>
               </w:rPr>
-              <w:t xml:space="preserve">Serveur BDD, tables, procédures, capteur température, API REST, </w:t>
-            </w:r>
-            <w:proofErr w:type="spellStart"/>
-            <w:r>
-              <w:rPr>
-                <w:color w:val="3A3A3A"/>
-                <w:sz w:val="19"/>
-                <w:szCs w:val="19"/>
-              </w:rPr>
-              <w:t>auth</w:t>
-            </w:r>
-            <w:proofErr w:type="spellEnd"/>
-            <w:r>
-              <w:rPr>
-                <w:color w:val="3A3A3A"/>
-                <w:sz w:val="19"/>
-                <w:szCs w:val="19"/>
-              </w:rPr>
-              <w:t xml:space="preserve"> RBAC</w:t>
+              <w:t>Serveur BDD, tables, procédures, capteur température, API REST, auth RBAC</w:t>
             </w:r>
           </w:p>
         </w:tc>
@@ -12033,31 +11005,7 @@
         <w:t xml:space="preserve"> — </w:t>
       </w:r>
       <w:r>
-        <w:t xml:space="preserve">Dépôt partagé entre les 4 étudiants pour le </w:t>
-      </w:r>
-      <w:proofErr w:type="spellStart"/>
-      <w:r>
-        <w:t>versionnement</w:t>
-      </w:r>
-      <w:proofErr w:type="spellEnd"/>
-      <w:r>
-        <w:t xml:space="preserve"> du code. Chacun travaille sur sa branche et fusionne via pull </w:t>
-      </w:r>
-      <w:proofErr w:type="spellStart"/>
-      <w:r>
-        <w:t>requests</w:t>
-      </w:r>
-      <w:proofErr w:type="spellEnd"/>
-      <w:r>
-        <w:t xml:space="preserve">. L'historique des </w:t>
-      </w:r>
-      <w:proofErr w:type="spellStart"/>
-      <w:r>
-        <w:t>commits</w:t>
-      </w:r>
-      <w:proofErr w:type="spellEnd"/>
-      <w:r>
-        <w:t xml:space="preserve"> assure la traçabilité de chaque modification.</w:t>
+        <w:t>Dépôt partagé entre les 4 étudiants pour le versionnement du code. Chacun travaille sur sa branche et fusionne via pull requests. L'historique des commits assure la traçabilité de chaque modification.</w:t>
       </w:r>
       <w:r>
         <w:rPr>
@@ -12413,21 +11361,8 @@
           <w:sz w:val="17"/>
           <w:szCs w:val="17"/>
         </w:rPr>
-        <w:t xml:space="preserve">Cahier de recette du projet </w:t>
-      </w:r>
-      <w:proofErr w:type="spellStart"/>
-      <w:r>
-        <w:rPr>
-          <w:rFonts w:ascii="Georgia" w:eastAsia="Georgia" w:hAnsi="Georgia" w:cs="Georgia"/>
-          <w:i/>
-          <w:iCs/>
-          <w:color w:val="A09D98"/>
-          <w:sz w:val="17"/>
-          <w:szCs w:val="17"/>
-        </w:rPr>
-        <w:t>InfoProd</w:t>
-      </w:r>
-      <w:proofErr w:type="spellEnd"/>
+        <w:t>Cahier de recette du projet InfoProd</w:t>
+      </w:r>
     </w:p>
     <w:p>
       <w:r>
@@ -12667,8 +11602,6 @@
             </w:tcMar>
           </w:tcPr>
           <w:p>
-            <w:proofErr w:type="spellStart"/>
-            <w:proofErr w:type="gramStart"/>
             <w:r>
               <w:rPr>
                 <w:color w:val="3A3A3A"/>
@@ -12677,8 +11610,6 @@
               </w:rPr>
               <w:t>bcrypt</w:t>
             </w:r>
-            <w:proofErr w:type="spellEnd"/>
-            <w:proofErr w:type="gramEnd"/>
           </w:p>
         </w:tc>
         <w:tc>
@@ -12702,25 +11633,7 @@
                 <w:sz w:val="19"/>
                 <w:szCs w:val="19"/>
               </w:rPr>
-              <w:t xml:space="preserve">Algorithme de </w:t>
-            </w:r>
-            <w:proofErr w:type="spellStart"/>
-            <w:r>
-              <w:rPr>
-                <w:color w:val="3A3A3A"/>
-                <w:sz w:val="19"/>
-                <w:szCs w:val="19"/>
-              </w:rPr>
-              <w:t>hashage</w:t>
-            </w:r>
-            <w:proofErr w:type="spellEnd"/>
-            <w:r>
-              <w:rPr>
-                <w:color w:val="3A3A3A"/>
-                <w:sz w:val="19"/>
-                <w:szCs w:val="19"/>
-              </w:rPr>
-              <w:t xml:space="preserve"> de mots de passe, résistant aux attaques par force brute.</w:t>
+              <w:t>Algorithme de hashage de mots de passe, résistant aux attaques par force brute.</w:t>
             </w:r>
           </w:p>
         </w:tc>
@@ -12799,18 +11712,8 @@
                 <w:sz w:val="19"/>
                 <w:szCs w:val="19"/>
               </w:rPr>
-              <w:t>Eco-</w:t>
-            </w:r>
-            <w:proofErr w:type="spellStart"/>
-            <w:r>
-              <w:rPr>
-                <w:color w:val="3A3A3A"/>
-                <w:sz w:val="19"/>
-                <w:szCs w:val="19"/>
-              </w:rPr>
-              <w:t>Device</w:t>
-            </w:r>
-            <w:proofErr w:type="spellEnd"/>
+              <w:t>Eco-Device</w:t>
+            </w:r>
           </w:p>
         </w:tc>
         <w:tc>
@@ -12938,25 +11841,7 @@
                 <w:sz w:val="19"/>
                 <w:szCs w:val="19"/>
               </w:rPr>
-              <w:t xml:space="preserve">General </w:t>
-            </w:r>
-            <w:proofErr w:type="spellStart"/>
-            <w:r>
-              <w:rPr>
-                <w:color w:val="3A3A3A"/>
-                <w:sz w:val="19"/>
-                <w:szCs w:val="19"/>
-              </w:rPr>
-              <w:t>Purpose</w:t>
-            </w:r>
-            <w:proofErr w:type="spellEnd"/>
-            <w:r>
-              <w:rPr>
-                <w:color w:val="3A3A3A"/>
-                <w:sz w:val="19"/>
-                <w:szCs w:val="19"/>
-              </w:rPr>
-              <w:t xml:space="preserve"> Input/Output — broches du Raspberry Pi.</w:t>
+              <w:t>General Purpose Input/Output — broches du Raspberry Pi.</w:t>
             </w:r>
           </w:p>
         </w:tc>
@@ -13060,25 +11945,7 @@
                 <w:sz w:val="19"/>
                 <w:szCs w:val="19"/>
               </w:rPr>
-              <w:t xml:space="preserve">Mode plein écran de </w:t>
-            </w:r>
-            <w:proofErr w:type="spellStart"/>
-            <w:r>
-              <w:rPr>
-                <w:color w:val="3A3A3A"/>
-                <w:sz w:val="19"/>
-                <w:szCs w:val="19"/>
-              </w:rPr>
-              <w:t>Chromium</w:t>
-            </w:r>
-            <w:proofErr w:type="spellEnd"/>
-            <w:r>
-              <w:rPr>
-                <w:color w:val="3A3A3A"/>
-                <w:sz w:val="19"/>
-                <w:szCs w:val="19"/>
-              </w:rPr>
-              <w:t>, sans barre d’adresse ni menus.</w:t>
+              <w:t>Mode plein écran de Chromium, sans barre d’adresse ni menus.</w:t>
             </w:r>
           </w:p>
         </w:tc>
@@ -13130,25 +11997,7 @@
                 <w:sz w:val="19"/>
                 <w:szCs w:val="19"/>
               </w:rPr>
-              <w:t>Linux, Apache, MySQL/</w:t>
-            </w:r>
-            <w:proofErr w:type="spellStart"/>
-            <w:r>
-              <w:rPr>
-                <w:color w:val="3A3A3A"/>
-                <w:sz w:val="19"/>
-                <w:szCs w:val="19"/>
-              </w:rPr>
-              <w:t>MariaDB</w:t>
-            </w:r>
-            <w:proofErr w:type="spellEnd"/>
-            <w:r>
-              <w:rPr>
-                <w:color w:val="3A3A3A"/>
-                <w:sz w:val="19"/>
-                <w:szCs w:val="19"/>
-              </w:rPr>
-              <w:t>, PHP — pile logicielle serveur.</w:t>
+              <w:t>Linux, Apache, MySQL/MariaDB, PHP — pile logicielle serveur.</w:t>
             </w:r>
           </w:p>
         </w:tc>
@@ -13169,7 +12018,6 @@
             </w:tcMar>
           </w:tcPr>
           <w:p>
-            <w:proofErr w:type="spellStart"/>
             <w:r>
               <w:rPr>
                 <w:color w:val="3A3A3A"/>
@@ -13178,7 +12026,6 @@
               </w:rPr>
               <w:t>MariaDB</w:t>
             </w:r>
-            <w:proofErr w:type="spellEnd"/>
           </w:p>
         </w:tc>
         <w:tc>
@@ -13306,25 +12153,7 @@
                 <w:sz w:val="19"/>
                 <w:szCs w:val="19"/>
               </w:rPr>
-              <w:t xml:space="preserve">PHP Data </w:t>
-            </w:r>
-            <w:proofErr w:type="spellStart"/>
-            <w:r>
-              <w:rPr>
-                <w:color w:val="3A3A3A"/>
-                <w:sz w:val="19"/>
-                <w:szCs w:val="19"/>
-              </w:rPr>
-              <w:t>Objects</w:t>
-            </w:r>
-            <w:proofErr w:type="spellEnd"/>
-            <w:r>
-              <w:rPr>
-                <w:color w:val="3A3A3A"/>
-                <w:sz w:val="19"/>
-                <w:szCs w:val="19"/>
-              </w:rPr>
-              <w:t xml:space="preserve"> — couche d’abstraction d’accès aux bases de données.</w:t>
+              <w:t>PHP Data Objects — couche d’abstraction d’accès aux bases de données.</w:t>
             </w:r>
           </w:p>
         </w:tc>
@@ -13376,25 +12205,7 @@
                 <w:sz w:val="19"/>
                 <w:szCs w:val="19"/>
               </w:rPr>
-              <w:t xml:space="preserve">Passive </w:t>
-            </w:r>
-            <w:proofErr w:type="spellStart"/>
-            <w:r>
-              <w:rPr>
-                <w:color w:val="3A3A3A"/>
-                <w:sz w:val="19"/>
-                <w:szCs w:val="19"/>
-              </w:rPr>
-              <w:t>Infrared</w:t>
-            </w:r>
-            <w:proofErr w:type="spellEnd"/>
-            <w:r>
-              <w:rPr>
-                <w:color w:val="3A3A3A"/>
-                <w:sz w:val="19"/>
-                <w:szCs w:val="19"/>
-              </w:rPr>
-              <w:t xml:space="preserve"> — capteur de détection de mouvement.</w:t>
+              <w:t>Passive Infrared — capteur de détection de mouvement.</w:t>
             </w:r>
           </w:p>
         </w:tc>
@@ -13492,23 +12303,13 @@
             </w:tcMar>
           </w:tcPr>
           <w:p>
-            <w:proofErr w:type="spellStart"/>
-            <w:r>
-              <w:rPr>
-                <w:color w:val="3A3A3A"/>
-                <w:sz w:val="19"/>
-                <w:szCs w:val="19"/>
-              </w:rPr>
-              <w:t>Role-Based</w:t>
-            </w:r>
-            <w:proofErr w:type="spellEnd"/>
-            <w:r>
-              <w:rPr>
-                <w:color w:val="3A3A3A"/>
-                <w:sz w:val="19"/>
-                <w:szCs w:val="19"/>
-              </w:rPr>
-              <w:t xml:space="preserve"> Access Control — contrôle d’accès basé sur les rôles.</w:t>
+            <w:r>
+              <w:rPr>
+                <w:color w:val="3A3A3A"/>
+                <w:sz w:val="19"/>
+                <w:szCs w:val="19"/>
+              </w:rPr>
+              <w:t>Role-Based Access Control — contrôle d’accès basé sur les rôles.</w:t>
             </w:r>
           </w:p>
         </w:tc>

--- a/partie commune/Dossier_Technique_Partie_Commune.docx
+++ b/partie commune/Dossier_Technique_Partie_Commune.docx
@@ -20,7 +20,7 @@
         <w:tblLook w:val="04A0" w:firstRow="1" w:lastRow="0" w:firstColumn="1" w:lastColumn="0" w:noHBand="0" w:noVBand="1"/>
       </w:tblPr>
       <w:tblGrid>
-        <w:gridCol w:w="14670"/>
+        <w:gridCol w:w="15110"/>
       </w:tblGrid>
       <w:tr>
         <w:trPr>
@@ -38,482 +38,518 @@
             </w:tcMar>
             <w:vAlign w:val="center"/>
           </w:tcPr>
-          <w:p>
-            <w:pPr>
-              <w:jc w:val="center"/>
-              <w:rPr>
-                <w:sz w:val="28"/>
-                <w:szCs w:val="28"/>
-              </w:rPr>
-            </w:pPr>
-            <w:r>
-              <w:rPr>
-                <w:noProof/>
-                <w:sz w:val="28"/>
-                <w:szCs w:val="28"/>
-                <w:lang w:eastAsia="fr-FR"/>
-              </w:rPr>
-              <w:drawing>
-                <wp:inline distT="0" distB="0" distL="0" distR="0" wp14:anchorId="2564CF82" wp14:editId="14A7C8D7">
-                  <wp:extent cx="1147445" cy="1155700"/>
-                  <wp:effectExtent l="0" t="0" r="0" b="6350"/>
-                  <wp:docPr id="11" name="Image 11"/>
-                  <wp:cNvGraphicFramePr>
-                    <a:graphicFrameLocks xmlns:a="http://schemas.openxmlformats.org/drawingml/2006/main" noChangeAspect="1"/>
-                  </wp:cNvGraphicFramePr>
-                  <a:graphic xmlns:a="http://schemas.openxmlformats.org/drawingml/2006/main">
-                    <a:graphicData uri="http://schemas.openxmlformats.org/drawingml/2006/picture">
-                      <pic:pic xmlns:pic="http://schemas.openxmlformats.org/drawingml/2006/picture">
-                        <pic:nvPicPr>
-                          <pic:cNvPr id="0" name="Image 1"/>
-                          <pic:cNvPicPr>
-                            <a:picLocks noChangeAspect="1" noChangeArrowheads="1"/>
-                          </pic:cNvPicPr>
-                        </pic:nvPicPr>
-                        <pic:blipFill>
-                          <a:blip r:embed="rId8" cstate="print">
-                            <a:extLst>
-                              <a:ext uri="{28A0092B-C50C-407E-A947-70E740481C1C}">
-                                <a14:useLocalDpi xmlns:a14="http://schemas.microsoft.com/office/drawing/2010/main" val="0"/>
-                              </a:ext>
-                            </a:extLst>
-                          </a:blip>
-                          <a:srcRect r="77354"/>
-                          <a:stretch>
-                            <a:fillRect/>
-                          </a:stretch>
-                        </pic:blipFill>
-                        <pic:spPr bwMode="auto">
-                          <a:xfrm>
-                            <a:off x="0" y="0"/>
-                            <a:ext cx="1147445" cy="1155700"/>
-                          </a:xfrm>
-                          <a:prstGeom prst="rect">
-                            <a:avLst/>
-                          </a:prstGeom>
-                          <a:noFill/>
-                          <a:ln>
-                            <a:noFill/>
-                          </a:ln>
-                        </pic:spPr>
-                      </pic:pic>
-                    </a:graphicData>
-                  </a:graphic>
-                </wp:inline>
-              </w:drawing>
-            </w:r>
-          </w:p>
-          <w:p>
-            <w:pPr>
-              <w:pStyle w:val="Default"/>
-              <w:jc w:val="center"/>
-              <w:rPr>
-                <w:rFonts w:ascii="Arial" w:hAnsi="Arial" w:cs="Arial"/>
-                <w:b/>
-                <w:bCs/>
-                <w:color w:val="5B9BD5" w:themeColor="accent5"/>
-                <w:sz w:val="28"/>
-                <w:szCs w:val="28"/>
-              </w:rPr>
-            </w:pPr>
-            <w:r>
-              <w:rPr>
-                <w:rFonts w:ascii="Arial" w:hAnsi="Arial" w:cs="Arial"/>
-                <w:b/>
-                <w:bCs/>
-                <w:color w:val="5B9BD5" w:themeColor="accent5"/>
-                <w:sz w:val="28"/>
-                <w:szCs w:val="28"/>
-              </w:rPr>
-              <w:t>DOSSIER TECHNIQUE</w:t>
-            </w:r>
-          </w:p>
-          <w:p>
-            <w:pPr>
-              <w:pStyle w:val="Default"/>
-              <w:jc w:val="center"/>
-              <w:rPr>
-                <w:rFonts w:ascii="Arial" w:hAnsi="Arial" w:cs="Arial"/>
-                <w:i/>
-                <w:iCs/>
-                <w:sz w:val="28"/>
-                <w:szCs w:val="28"/>
-              </w:rPr>
-            </w:pPr>
-            <w:r>
-              <w:rPr>
-                <w:rFonts w:ascii="Arial" w:hAnsi="Arial" w:cs="Arial"/>
-                <w:i/>
-                <w:iCs/>
-                <w:sz w:val="28"/>
-                <w:szCs w:val="28"/>
-              </w:rPr>
-              <w:t>En vue de l'obtention de l’épreuve E6 du</w:t>
-            </w:r>
-          </w:p>
-          <w:p>
-            <w:pPr>
-              <w:pStyle w:val="Default"/>
-              <w:jc w:val="center"/>
-              <w:rPr>
-                <w:rFonts w:ascii="Arial" w:hAnsi="Arial" w:cs="Arial"/>
-                <w:sz w:val="28"/>
-                <w:szCs w:val="28"/>
-              </w:rPr>
-            </w:pPr>
-          </w:p>
-          <w:p>
-            <w:pPr>
-              <w:pStyle w:val="Default"/>
-              <w:jc w:val="center"/>
-              <w:rPr>
-                <w:rFonts w:ascii="Arial" w:hAnsi="Arial" w:cs="Arial"/>
-                <w:sz w:val="28"/>
-                <w:szCs w:val="28"/>
-              </w:rPr>
-            </w:pPr>
-            <w:r>
-              <w:rPr>
-                <w:rFonts w:ascii="Arial" w:hAnsi="Arial" w:cs="Arial"/>
-                <w:color w:val="auto"/>
-                <w:sz w:val="28"/>
-                <w:szCs w:val="28"/>
-              </w:rPr>
-              <w:t>B</w:t>
-            </w:r>
-            <w:r>
-              <w:rPr>
-                <w:rFonts w:ascii="Arial" w:hAnsi="Arial" w:cs="Arial"/>
-                <w:sz w:val="28"/>
-                <w:szCs w:val="28"/>
-              </w:rPr>
-              <w:t xml:space="preserve">revet de </w:t>
-            </w:r>
-            <w:r>
-              <w:rPr>
-                <w:rFonts w:ascii="Arial" w:hAnsi="Arial" w:cs="Arial"/>
-                <w:color w:val="auto"/>
-                <w:sz w:val="28"/>
-                <w:szCs w:val="28"/>
-              </w:rPr>
-              <w:t>T</w:t>
-            </w:r>
-            <w:r>
-              <w:rPr>
-                <w:rFonts w:ascii="Arial" w:hAnsi="Arial" w:cs="Arial"/>
-                <w:sz w:val="28"/>
-                <w:szCs w:val="28"/>
-              </w:rPr>
-              <w:t xml:space="preserve">echnicien </w:t>
-            </w:r>
-            <w:r>
-              <w:rPr>
-                <w:rFonts w:ascii="Arial" w:hAnsi="Arial" w:cs="Arial"/>
-                <w:color w:val="auto"/>
-                <w:sz w:val="28"/>
-                <w:szCs w:val="28"/>
-              </w:rPr>
-              <w:t>S</w:t>
-            </w:r>
-            <w:r>
-              <w:rPr>
-                <w:rFonts w:ascii="Arial" w:hAnsi="Arial" w:cs="Arial"/>
-                <w:sz w:val="28"/>
-                <w:szCs w:val="28"/>
-              </w:rPr>
-              <w:t xml:space="preserve">upérieur de </w:t>
-            </w:r>
-            <w:r>
-              <w:rPr>
-                <w:rFonts w:ascii="Arial" w:hAnsi="Arial" w:cs="Arial"/>
-                <w:color w:val="00B0F0"/>
-                <w:sz w:val="28"/>
-                <w:szCs w:val="28"/>
-              </w:rPr>
-              <w:t>C</w:t>
-            </w:r>
-            <w:r>
-              <w:rPr>
-                <w:rFonts w:ascii="Arial" w:hAnsi="Arial" w:cs="Arial"/>
-                <w:sz w:val="28"/>
-                <w:szCs w:val="28"/>
-              </w:rPr>
-              <w:t xml:space="preserve">ybersécurité, </w:t>
-            </w:r>
-            <w:r>
-              <w:rPr>
-                <w:rFonts w:ascii="Arial" w:hAnsi="Arial" w:cs="Arial"/>
-                <w:color w:val="00B0F0"/>
-                <w:sz w:val="28"/>
-                <w:szCs w:val="28"/>
-              </w:rPr>
-              <w:t>I</w:t>
-            </w:r>
-            <w:r>
-              <w:rPr>
-                <w:rFonts w:ascii="Arial" w:hAnsi="Arial" w:cs="Arial"/>
-                <w:sz w:val="28"/>
-                <w:szCs w:val="28"/>
-              </w:rPr>
-              <w:t xml:space="preserve">nformatique et </w:t>
-            </w:r>
-          </w:p>
-          <w:p>
-            <w:pPr>
-              <w:pStyle w:val="Default"/>
-              <w:jc w:val="center"/>
-              <w:rPr>
-                <w:rFonts w:ascii="Arial" w:hAnsi="Arial" w:cs="Arial"/>
-                <w:sz w:val="28"/>
-                <w:szCs w:val="28"/>
-              </w:rPr>
-            </w:pPr>
-            <w:r>
-              <w:rPr>
-                <w:rFonts w:ascii="Arial" w:hAnsi="Arial" w:cs="Arial"/>
-                <w:sz w:val="28"/>
-                <w:szCs w:val="28"/>
-              </w:rPr>
-              <w:t xml:space="preserve">réseaux, </w:t>
-            </w:r>
-            <w:r>
-              <w:rPr>
-                <w:rFonts w:ascii="Arial" w:hAnsi="Arial" w:cs="Arial"/>
-                <w:color w:val="00B0F0"/>
-                <w:sz w:val="28"/>
-                <w:szCs w:val="28"/>
-              </w:rPr>
-              <w:t>El</w:t>
-            </w:r>
-            <w:r>
-              <w:rPr>
-                <w:rFonts w:ascii="Arial" w:hAnsi="Arial" w:cs="Arial"/>
-                <w:sz w:val="28"/>
-                <w:szCs w:val="28"/>
-              </w:rPr>
-              <w:t>ectronique</w:t>
-            </w:r>
-            <w:r>
-              <w:rPr>
-                <w:rFonts w:ascii="Arial" w:hAnsi="Arial" w:cs="Arial"/>
-                <w:sz w:val="28"/>
-                <w:szCs w:val="28"/>
-              </w:rPr>
-              <w:t> ,</w:t>
-            </w:r>
-          </w:p>
-          <w:p>
-            <w:pPr>
-              <w:pStyle w:val="Default"/>
-              <w:jc w:val="center"/>
-              <w:rPr>
-                <w:rFonts w:ascii="Arial" w:hAnsi="Arial" w:cs="Arial"/>
-                <w:sz w:val="28"/>
-                <w:szCs w:val="28"/>
-              </w:rPr>
-            </w:pPr>
-            <w:r>
-              <w:rPr>
-                <w:rFonts w:ascii="Arial" w:hAnsi="Arial" w:cs="Arial"/>
-                <w:sz w:val="28"/>
-                <w:szCs w:val="28"/>
-              </w:rPr>
-              <w:t xml:space="preserve">BTS </w:t>
-            </w:r>
-            <w:r>
-              <w:rPr>
-                <w:rFonts w:ascii="Arial" w:hAnsi="Arial" w:cs="Arial"/>
-                <w:color w:val="00B0F0"/>
-                <w:sz w:val="28"/>
-                <w:szCs w:val="28"/>
-              </w:rPr>
-              <w:t>CIEL</w:t>
-            </w:r>
-          </w:p>
-          <w:p>
-            <w:pPr>
-              <w:pStyle w:val="Default"/>
-              <w:jc w:val="center"/>
-              <w:rPr>
-                <w:rFonts w:ascii="Arial" w:hAnsi="Arial" w:cs="Arial"/>
-                <w:sz w:val="28"/>
-                <w:szCs w:val="28"/>
-              </w:rPr>
-            </w:pPr>
-          </w:p>
-          <w:p>
-            <w:pPr>
-              <w:pStyle w:val="Default"/>
-              <w:jc w:val="center"/>
-              <w:rPr>
-                <w:rFonts w:ascii="Arial" w:hAnsi="Arial" w:cs="Arial"/>
-                <w:sz w:val="28"/>
-                <w:szCs w:val="28"/>
-              </w:rPr>
-            </w:pPr>
-            <w:r>
-              <w:rPr>
-                <w:rFonts w:ascii="Arial" w:hAnsi="Arial" w:cs="Arial"/>
-                <w:color w:val="5B9BD5" w:themeColor="accent5"/>
-                <w:sz w:val="28"/>
-                <w:szCs w:val="28"/>
-              </w:rPr>
-              <w:t>Option A : Valorisation de la donnée et Cybersécurité</w:t>
-            </w:r>
-          </w:p>
-          <w:p>
-            <w:pPr>
-              <w:pStyle w:val="Default"/>
-              <w:jc w:val="center"/>
-              <w:rPr>
-                <w:rFonts w:ascii="Arial" w:hAnsi="Arial" w:cs="Arial"/>
-                <w:sz w:val="28"/>
-                <w:szCs w:val="28"/>
-              </w:rPr>
-            </w:pPr>
-          </w:p>
-          <w:p>
-            <w:pPr>
-              <w:pStyle w:val="Default"/>
-              <w:jc w:val="center"/>
-              <w:rPr>
-                <w:rFonts w:ascii="Arial" w:hAnsi="Arial" w:cs="Arial"/>
-                <w:sz w:val="28"/>
-                <w:szCs w:val="28"/>
-              </w:rPr>
-            </w:pPr>
-            <w:r>
-              <w:rPr>
-                <w:rFonts w:ascii="Arial" w:hAnsi="Arial" w:cs="Arial"/>
-                <w:sz w:val="28"/>
-                <w:szCs w:val="28"/>
-              </w:rPr>
-              <w:t>Présenté par</w:t>
-            </w:r>
-            <w:r>
-              <w:rPr>
-                <w:rFonts w:ascii="Arial" w:hAnsi="Arial" w:cs="Arial"/>
-                <w:sz w:val="28"/>
-                <w:szCs w:val="28"/>
-              </w:rPr>
-              <w:t xml:space="preserve"> : </w:t>
-            </w:r>
-          </w:p>
-          <w:p>
-            <w:pPr>
-              <w:pStyle w:val="Default"/>
-              <w:jc w:val="center"/>
-              <w:rPr>
-                <w:rFonts w:ascii="Arial" w:hAnsi="Arial" w:cs="Arial"/>
-                <w:b/>
-                <w:color w:val="5B9BD5" w:themeColor="accent5"/>
-                <w:sz w:val="28"/>
-                <w:szCs w:val="28"/>
-              </w:rPr>
-            </w:pPr>
-            <w:r>
-              <w:rPr>
-                <w:rFonts w:ascii="Arial" w:hAnsi="Arial" w:cs="Arial"/>
-                <w:b/>
-                <w:color w:val="5B9BD5" w:themeColor="accent5"/>
-                <w:sz w:val="28"/>
-                <w:szCs w:val="28"/>
-              </w:rPr>
-              <w:t>Sullivane ELY-MARIUS, Florian BISOLY, Swan BIVARD,</w:t>
-            </w:r>
-          </w:p>
-          <w:p>
-            <w:pPr>
-              <w:pStyle w:val="Default"/>
-              <w:jc w:val="center"/>
-              <w:rPr>
-                <w:rFonts w:ascii="Arial" w:hAnsi="Arial" w:cs="Arial"/>
-                <w:b/>
-                <w:color w:val="5B9BD5" w:themeColor="accent5"/>
-                <w:sz w:val="28"/>
-                <w:szCs w:val="28"/>
-              </w:rPr>
-            </w:pPr>
-            <w:r>
-              <w:rPr>
-                <w:rFonts w:ascii="Arial" w:hAnsi="Arial" w:cs="Arial"/>
-                <w:b/>
-                <w:color w:val="5B9BD5" w:themeColor="accent5"/>
-                <w:sz w:val="28"/>
-                <w:szCs w:val="28"/>
-              </w:rPr>
-              <w:t>Bryhann BELLEROPHON</w:t>
-            </w:r>
-          </w:p>
-          <w:p>
-            <w:pPr>
-              <w:pStyle w:val="Default"/>
-              <w:jc w:val="center"/>
-              <w:rPr>
-                <w:rFonts w:ascii="Arial" w:hAnsi="Arial" w:cs="Arial"/>
-                <w:sz w:val="28"/>
-                <w:szCs w:val="28"/>
-              </w:rPr>
-            </w:pPr>
-          </w:p>
-          <w:p>
-            <w:pPr>
-              <w:pStyle w:val="Default"/>
-              <w:jc w:val="center"/>
-              <w:rPr>
-                <w:rFonts w:ascii="Arial" w:hAnsi="Arial" w:cs="Arial"/>
-                <w:b/>
-                <w:color w:val="5B9BD5" w:themeColor="accent5"/>
-                <w:sz w:val="28"/>
-                <w:szCs w:val="28"/>
-              </w:rPr>
-            </w:pPr>
-            <w:r>
-              <w:rPr>
-                <w:rFonts w:ascii="Arial" w:hAnsi="Arial" w:cs="Arial"/>
-                <w:b/>
-                <w:color w:val="5B9BD5" w:themeColor="accent5"/>
-                <w:sz w:val="28"/>
-                <w:szCs w:val="28"/>
-              </w:rPr>
-              <w:t>Session 2026</w:t>
-            </w:r>
-          </w:p>
-          <w:p>
-            <w:pPr>
-              <w:pStyle w:val="Default"/>
-              <w:jc w:val="center"/>
-              <w:rPr>
-                <w:rFonts w:ascii="Arial" w:hAnsi="Arial" w:cs="Arial"/>
-                <w:sz w:val="28"/>
-                <w:szCs w:val="28"/>
-              </w:rPr>
-            </w:pPr>
-          </w:p>
-          <w:p>
-            <w:pPr>
-              <w:pStyle w:val="Default"/>
-              <w:jc w:val="center"/>
-              <w:rPr>
-                <w:rFonts w:ascii="Arial" w:hAnsi="Arial" w:cs="Arial"/>
-                <w:b/>
-                <w:bCs/>
-                <w:sz w:val="28"/>
-                <w:szCs w:val="28"/>
-              </w:rPr>
-            </w:pPr>
-            <w:r>
-              <w:rPr>
-                <w:rFonts w:ascii="Arial" w:hAnsi="Arial" w:cs="Arial"/>
-                <w:b/>
-                <w:bCs/>
-                <w:color w:val="00B0F0"/>
-                <w:sz w:val="28"/>
-                <w:szCs w:val="28"/>
-              </w:rPr>
-              <w:t>PROJET INFOPROD</w:t>
-            </w:r>
-          </w:p>
+          <w:tbl>
+            <w:tblPr>
+              <w:tblStyle w:val="Grilledutableau"/>
+              <w:tblpPr w:leftFromText="141" w:rightFromText="141" w:vertAnchor="page" w:horzAnchor="page" w:tblpX="400" w:tblpY="511"/>
+              <w:tblOverlap w:val="never"/>
+              <w:tblW w:w="11510" w:type="dxa"/>
+              <w:tblLook w:val="04A0" w:firstRow="1" w:lastRow="0" w:firstColumn="1" w:lastColumn="0" w:noHBand="0" w:noVBand="1"/>
+            </w:tblPr>
+            <w:tblGrid>
+              <w:gridCol w:w="11510"/>
+            </w:tblGrid>
+            <w:tr>
+              <w:trPr>
+                <w:trHeight w:val="7933"/>
+              </w:trPr>
+              <w:tc>
+                <w:tcPr>
+                  <w:tcW w:w="11510" w:type="dxa"/>
+                  <w:tcBorders>
+                    <w:top w:val="nil"/>
+                    <w:left w:val="nil"/>
+                    <w:bottom w:val="nil"/>
+                    <w:right w:val="nil"/>
+                  </w:tcBorders>
+                </w:tcPr>
+                <w:p>
+                  <w:pPr>
+                    <w:jc w:val="center"/>
+                    <w:rPr>
+                      <w:sz w:val="28"/>
+                      <w:szCs w:val="28"/>
+                    </w:rPr>
+                  </w:pPr>
+                  <w:r>
+                    <w:rPr>
+                      <w:noProof/>
+                      <w:sz w:val="28"/>
+                      <w:szCs w:val="28"/>
+                    </w:rPr>
+                    <w:drawing>
+                      <wp:inline distT="0" distB="0" distL="0" distR="0" wp14:anchorId="247905A5" wp14:editId="51DA635B">
+                        <wp:extent cx="1147445" cy="1155700"/>
+                        <wp:effectExtent l="0" t="0" r="0" b="6350"/>
+                        <wp:docPr id="11" name="Image 11"/>
+                        <wp:cNvGraphicFramePr>
+                          <a:graphicFrameLocks xmlns:a="http://schemas.openxmlformats.org/drawingml/2006/main" noChangeAspect="1"/>
+                        </wp:cNvGraphicFramePr>
+                        <a:graphic xmlns:a="http://schemas.openxmlformats.org/drawingml/2006/main">
+                          <a:graphicData uri="http://schemas.openxmlformats.org/drawingml/2006/picture">
+                            <pic:pic xmlns:pic="http://schemas.openxmlformats.org/drawingml/2006/picture">
+                              <pic:nvPicPr>
+                                <pic:cNvPr id="0" name="Image 1"/>
+                                <pic:cNvPicPr>
+                                  <a:picLocks noChangeAspect="1" noChangeArrowheads="1"/>
+                                </pic:cNvPicPr>
+                              </pic:nvPicPr>
+                              <pic:blipFill>
+                                <a:blip r:embed="rId8" cstate="print">
+                                  <a:extLst>
+                                    <a:ext uri="{28A0092B-C50C-407E-A947-70E740481C1C}">
+                                      <a14:useLocalDpi xmlns:a14="http://schemas.microsoft.com/office/drawing/2010/main" val="0"/>
+                                    </a:ext>
+                                  </a:extLst>
+                                </a:blip>
+                                <a:srcRect r="77354"/>
+                                <a:stretch>
+                                  <a:fillRect/>
+                                </a:stretch>
+                              </pic:blipFill>
+                              <pic:spPr bwMode="auto">
+                                <a:xfrm>
+                                  <a:off x="0" y="0"/>
+                                  <a:ext cx="1147445" cy="1155700"/>
+                                </a:xfrm>
+                                <a:prstGeom prst="rect">
+                                  <a:avLst/>
+                                </a:prstGeom>
+                                <a:noFill/>
+                                <a:ln>
+                                  <a:noFill/>
+                                </a:ln>
+                              </pic:spPr>
+                            </pic:pic>
+                          </a:graphicData>
+                        </a:graphic>
+                      </wp:inline>
+                    </w:drawing>
+                  </w:r>
+                </w:p>
+                <w:p>
+                  <w:pPr>
+                    <w:pStyle w:val="Default"/>
+                    <w:jc w:val="center"/>
+                    <w:rPr>
+                      <w:rFonts w:ascii="Arial" w:hAnsi="Arial" w:cs="Arial"/>
+                      <w:b/>
+                      <w:bCs/>
+                      <w:color w:val="5B9BD5" w:themeColor="accent5"/>
+                      <w:sz w:val="28"/>
+                      <w:szCs w:val="28"/>
+                    </w:rPr>
+                  </w:pPr>
+                  <w:r>
+                    <w:rPr>
+                      <w:rFonts w:ascii="Arial" w:hAnsi="Arial" w:cs="Arial"/>
+                      <w:b/>
+                      <w:bCs/>
+                      <w:color w:val="5B9BD5" w:themeColor="accent5"/>
+                      <w:sz w:val="28"/>
+                      <w:szCs w:val="28"/>
+                    </w:rPr>
+                    <w:t>DOSSIER TECHNIQUE</w:t>
+                  </w:r>
+                </w:p>
+                <w:p>
+                  <w:pPr>
+                    <w:pStyle w:val="Default"/>
+                    <w:jc w:val="center"/>
+                    <w:rPr>
+                      <w:rFonts w:ascii="Arial" w:hAnsi="Arial" w:cs="Arial"/>
+                      <w:i/>
+                      <w:iCs/>
+                      <w:sz w:val="28"/>
+                      <w:szCs w:val="28"/>
+                    </w:rPr>
+                  </w:pPr>
+                  <w:r>
+                    <w:rPr>
+                      <w:rFonts w:ascii="Arial" w:hAnsi="Arial" w:cs="Arial"/>
+                      <w:i/>
+                      <w:iCs/>
+                      <w:sz w:val="28"/>
+                      <w:szCs w:val="28"/>
+                    </w:rPr>
+                    <w:t>En vue de l'obtention de l’épreuve E6 du</w:t>
+                  </w:r>
+                </w:p>
+                <w:p>
+                  <w:pPr>
+                    <w:pStyle w:val="Default"/>
+                    <w:jc w:val="center"/>
+                    <w:rPr>
+                      <w:rFonts w:ascii="Arial" w:hAnsi="Arial" w:cs="Arial"/>
+                      <w:sz w:val="28"/>
+                      <w:szCs w:val="28"/>
+                    </w:rPr>
+                  </w:pPr>
+                </w:p>
+                <w:p>
+                  <w:pPr>
+                    <w:pStyle w:val="Default"/>
+                    <w:jc w:val="center"/>
+                    <w:rPr>
+                      <w:rFonts w:ascii="Arial" w:hAnsi="Arial" w:cs="Arial"/>
+                      <w:sz w:val="28"/>
+                      <w:szCs w:val="28"/>
+                    </w:rPr>
+                  </w:pPr>
+                  <w:r>
+                    <w:rPr>
+                      <w:rFonts w:ascii="Arial" w:hAnsi="Arial" w:cs="Arial"/>
+                      <w:color w:val="auto"/>
+                      <w:sz w:val="28"/>
+                      <w:szCs w:val="28"/>
+                    </w:rPr>
+                    <w:t>B</w:t>
+                  </w:r>
+                  <w:r>
+                    <w:rPr>
+                      <w:rFonts w:ascii="Arial" w:hAnsi="Arial" w:cs="Arial"/>
+                      <w:sz w:val="28"/>
+                      <w:szCs w:val="28"/>
+                    </w:rPr>
+                    <w:t xml:space="preserve">revet de </w:t>
+                  </w:r>
+                  <w:r>
+                    <w:rPr>
+                      <w:rFonts w:ascii="Arial" w:hAnsi="Arial" w:cs="Arial"/>
+                      <w:color w:val="auto"/>
+                      <w:sz w:val="28"/>
+                      <w:szCs w:val="28"/>
+                    </w:rPr>
+                    <w:t>T</w:t>
+                  </w:r>
+                  <w:r>
+                    <w:rPr>
+                      <w:rFonts w:ascii="Arial" w:hAnsi="Arial" w:cs="Arial"/>
+                      <w:sz w:val="28"/>
+                      <w:szCs w:val="28"/>
+                    </w:rPr>
+                    <w:t xml:space="preserve">echnicien </w:t>
+                  </w:r>
+                  <w:r>
+                    <w:rPr>
+                      <w:rFonts w:ascii="Arial" w:hAnsi="Arial" w:cs="Arial"/>
+                      <w:color w:val="auto"/>
+                      <w:sz w:val="28"/>
+                      <w:szCs w:val="28"/>
+                    </w:rPr>
+                    <w:t>S</w:t>
+                  </w:r>
+                  <w:r>
+                    <w:rPr>
+                      <w:rFonts w:ascii="Arial" w:hAnsi="Arial" w:cs="Arial"/>
+                      <w:sz w:val="28"/>
+                      <w:szCs w:val="28"/>
+                    </w:rPr>
+                    <w:t xml:space="preserve">upérieur de </w:t>
+                  </w:r>
+                  <w:r>
+                    <w:rPr>
+                      <w:rFonts w:ascii="Arial" w:hAnsi="Arial" w:cs="Arial"/>
+                      <w:color w:val="00B0F0"/>
+                      <w:sz w:val="28"/>
+                      <w:szCs w:val="28"/>
+                    </w:rPr>
+                    <w:t>C</w:t>
+                  </w:r>
+                  <w:r>
+                    <w:rPr>
+                      <w:rFonts w:ascii="Arial" w:hAnsi="Arial" w:cs="Arial"/>
+                      <w:sz w:val="28"/>
+                      <w:szCs w:val="28"/>
+                    </w:rPr>
+                    <w:t xml:space="preserve">ybersécurité, </w:t>
+                  </w:r>
+                  <w:r>
+                    <w:rPr>
+                      <w:rFonts w:ascii="Arial" w:hAnsi="Arial" w:cs="Arial"/>
+                      <w:color w:val="00B0F0"/>
+                      <w:sz w:val="28"/>
+                      <w:szCs w:val="28"/>
+                    </w:rPr>
+                    <w:t>I</w:t>
+                  </w:r>
+                  <w:r>
+                    <w:rPr>
+                      <w:rFonts w:ascii="Arial" w:hAnsi="Arial" w:cs="Arial"/>
+                      <w:sz w:val="28"/>
+                      <w:szCs w:val="28"/>
+                    </w:rPr>
+                    <w:t xml:space="preserve">nformatique et </w:t>
+                  </w:r>
+                </w:p>
+                <w:p>
+                  <w:pPr>
+                    <w:pStyle w:val="Default"/>
+                    <w:jc w:val="center"/>
+                    <w:rPr>
+                      <w:rFonts w:ascii="Arial" w:hAnsi="Arial" w:cs="Arial"/>
+                      <w:sz w:val="28"/>
+                      <w:szCs w:val="28"/>
+                    </w:rPr>
+                  </w:pPr>
+                  <w:r>
+                    <w:rPr>
+                      <w:rFonts w:ascii="Arial" w:hAnsi="Arial" w:cs="Arial"/>
+                      <w:sz w:val="28"/>
+                      <w:szCs w:val="28"/>
+                    </w:rPr>
+                    <w:t xml:space="preserve">réseaux, </w:t>
+                  </w:r>
+                  <w:r>
+                    <w:rPr>
+                      <w:rFonts w:ascii="Arial" w:hAnsi="Arial" w:cs="Arial"/>
+                      <w:color w:val="00B0F0"/>
+                      <w:sz w:val="28"/>
+                      <w:szCs w:val="28"/>
+                    </w:rPr>
+                    <w:t>El</w:t>
+                  </w:r>
+                  <w:r>
+                    <w:rPr>
+                      <w:rFonts w:ascii="Arial" w:hAnsi="Arial" w:cs="Arial"/>
+                      <w:sz w:val="28"/>
+                      <w:szCs w:val="28"/>
+                    </w:rPr>
+                    <w:t>ectronique</w:t>
+                  </w:r>
+                  <w:r>
+                    <w:rPr>
+                      <w:rFonts w:ascii="Arial" w:hAnsi="Arial" w:cs="Arial"/>
+                      <w:sz w:val="28"/>
+                      <w:szCs w:val="28"/>
+                    </w:rPr>
+                    <w:t> ,</w:t>
+                  </w:r>
+                </w:p>
+                <w:p>
+                  <w:pPr>
+                    <w:pStyle w:val="Default"/>
+                    <w:jc w:val="center"/>
+                    <w:rPr>
+                      <w:rFonts w:ascii="Arial" w:hAnsi="Arial" w:cs="Arial"/>
+                      <w:sz w:val="28"/>
+                      <w:szCs w:val="28"/>
+                    </w:rPr>
+                  </w:pPr>
+                  <w:r>
+                    <w:rPr>
+                      <w:rFonts w:ascii="Arial" w:hAnsi="Arial" w:cs="Arial"/>
+                      <w:sz w:val="28"/>
+                      <w:szCs w:val="28"/>
+                    </w:rPr>
+                    <w:t xml:space="preserve">BTS </w:t>
+                  </w:r>
+                  <w:r>
+                    <w:rPr>
+                      <w:rFonts w:ascii="Arial" w:hAnsi="Arial" w:cs="Arial"/>
+                      <w:color w:val="00B0F0"/>
+                      <w:sz w:val="28"/>
+                      <w:szCs w:val="28"/>
+                    </w:rPr>
+                    <w:t>CIEL</w:t>
+                  </w:r>
+                </w:p>
+                <w:p>
+                  <w:pPr>
+                    <w:pStyle w:val="Default"/>
+                    <w:jc w:val="center"/>
+                    <w:rPr>
+                      <w:rFonts w:ascii="Arial" w:hAnsi="Arial" w:cs="Arial"/>
+                      <w:sz w:val="28"/>
+                      <w:szCs w:val="28"/>
+                    </w:rPr>
+                  </w:pPr>
+                </w:p>
+                <w:p>
+                  <w:pPr>
+                    <w:pStyle w:val="Default"/>
+                    <w:jc w:val="center"/>
+                    <w:rPr>
+                      <w:rFonts w:ascii="Arial" w:hAnsi="Arial" w:cs="Arial"/>
+                      <w:sz w:val="28"/>
+                      <w:szCs w:val="28"/>
+                    </w:rPr>
+                  </w:pPr>
+                  <w:r>
+                    <w:rPr>
+                      <w:rFonts w:ascii="Arial" w:hAnsi="Arial" w:cs="Arial"/>
+                      <w:color w:val="5B9BD5" w:themeColor="accent5"/>
+                      <w:sz w:val="28"/>
+                      <w:szCs w:val="28"/>
+                    </w:rPr>
+                    <w:t>Option A : Valorisation de la donnée et Cybersécurité</w:t>
+                  </w:r>
+                </w:p>
+                <w:p>
+                  <w:pPr>
+                    <w:pStyle w:val="Default"/>
+                    <w:jc w:val="center"/>
+                    <w:rPr>
+                      <w:rFonts w:ascii="Arial" w:hAnsi="Arial" w:cs="Arial"/>
+                      <w:sz w:val="28"/>
+                      <w:szCs w:val="28"/>
+                    </w:rPr>
+                  </w:pPr>
+                </w:p>
+                <w:p>
+                  <w:pPr>
+                    <w:pStyle w:val="Default"/>
+                    <w:jc w:val="center"/>
+                    <w:rPr>
+                      <w:rFonts w:ascii="Arial" w:hAnsi="Arial" w:cs="Arial"/>
+                      <w:sz w:val="28"/>
+                      <w:szCs w:val="28"/>
+                    </w:rPr>
+                  </w:pPr>
+                  <w:r>
+                    <w:rPr>
+                      <w:rFonts w:ascii="Arial" w:hAnsi="Arial" w:cs="Arial"/>
+                      <w:sz w:val="28"/>
+                      <w:szCs w:val="28"/>
+                    </w:rPr>
+                    <w:t>Présenté par</w:t>
+                  </w:r>
+                  <w:r>
+                    <w:rPr>
+                      <w:rFonts w:ascii="Arial" w:hAnsi="Arial" w:cs="Arial"/>
+                      <w:sz w:val="28"/>
+                      <w:szCs w:val="28"/>
+                    </w:rPr>
+                    <w:t xml:space="preserve"> : </w:t>
+                  </w:r>
+                </w:p>
+                <w:p>
+                  <w:pPr>
+                    <w:pStyle w:val="Default"/>
+                    <w:jc w:val="center"/>
+                    <w:rPr>
+                      <w:rFonts w:ascii="Arial" w:hAnsi="Arial" w:cs="Arial"/>
+                      <w:b/>
+                      <w:color w:val="5B9BD5" w:themeColor="accent5"/>
+                      <w:sz w:val="28"/>
+                      <w:szCs w:val="28"/>
+                    </w:rPr>
+                  </w:pPr>
+                  <w:r>
+                    <w:rPr>
+                      <w:rFonts w:ascii="Arial" w:hAnsi="Arial" w:cs="Arial"/>
+                      <w:b/>
+                      <w:color w:val="5B9BD5" w:themeColor="accent5"/>
+                      <w:sz w:val="28"/>
+                      <w:szCs w:val="28"/>
+                    </w:rPr>
+                    <w:t>Sullivan ELY-MARIUS, Florian BISOLY, Swan BIVARD,</w:t>
+                  </w:r>
+                </w:p>
+                <w:p>
+                  <w:pPr>
+                    <w:pStyle w:val="Default"/>
+                    <w:jc w:val="center"/>
+                    <w:rPr>
+                      <w:rFonts w:ascii="Arial" w:hAnsi="Arial" w:cs="Arial"/>
+                      <w:b/>
+                      <w:color w:val="5B9BD5" w:themeColor="accent5"/>
+                      <w:sz w:val="28"/>
+                      <w:szCs w:val="28"/>
+                    </w:rPr>
+                  </w:pPr>
+                  <w:r>
+                    <w:rPr>
+                      <w:rFonts w:ascii="Arial" w:hAnsi="Arial" w:cs="Arial"/>
+                      <w:b/>
+                      <w:color w:val="5B9BD5" w:themeColor="accent5"/>
+                      <w:sz w:val="28"/>
+                      <w:szCs w:val="28"/>
+                    </w:rPr>
+                    <w:t>Bryhann BELLEROPHON</w:t>
+                  </w:r>
+                </w:p>
+                <w:p>
+                  <w:pPr>
+                    <w:pStyle w:val="Default"/>
+                    <w:jc w:val="center"/>
+                    <w:rPr>
+                      <w:rFonts w:ascii="Arial" w:hAnsi="Arial" w:cs="Arial"/>
+                      <w:sz w:val="28"/>
+                      <w:szCs w:val="28"/>
+                    </w:rPr>
+                  </w:pPr>
+                </w:p>
+                <w:p>
+                  <w:pPr>
+                    <w:pStyle w:val="Default"/>
+                    <w:jc w:val="center"/>
+                    <w:rPr>
+                      <w:rFonts w:ascii="Arial" w:hAnsi="Arial" w:cs="Arial"/>
+                      <w:b/>
+                      <w:color w:val="5B9BD5" w:themeColor="accent5"/>
+                      <w:sz w:val="28"/>
+                      <w:szCs w:val="28"/>
+                    </w:rPr>
+                  </w:pPr>
+                  <w:r>
+                    <w:rPr>
+                      <w:rFonts w:ascii="Arial" w:hAnsi="Arial" w:cs="Arial"/>
+                      <w:b/>
+                      <w:color w:val="5B9BD5" w:themeColor="accent5"/>
+                      <w:sz w:val="28"/>
+                      <w:szCs w:val="28"/>
+                    </w:rPr>
+                    <w:t>Session 2026</w:t>
+                  </w:r>
+                </w:p>
+                <w:p>
+                  <w:pPr>
+                    <w:pStyle w:val="Default"/>
+                    <w:jc w:val="center"/>
+                    <w:rPr>
+                      <w:rFonts w:ascii="Arial" w:hAnsi="Arial" w:cs="Arial"/>
+                      <w:sz w:val="28"/>
+                      <w:szCs w:val="28"/>
+                    </w:rPr>
+                  </w:pPr>
+                </w:p>
+                <w:p>
+                  <w:pPr>
+                    <w:pStyle w:val="Default"/>
+                    <w:jc w:val="center"/>
+                    <w:rPr>
+                      <w:rFonts w:ascii="Arial" w:hAnsi="Arial" w:cs="Arial"/>
+                      <w:b/>
+                      <w:bCs/>
+                      <w:sz w:val="28"/>
+                      <w:szCs w:val="28"/>
+                    </w:rPr>
+                  </w:pPr>
+                  <w:r>
+                    <w:rPr>
+                      <w:rFonts w:ascii="Arial" w:hAnsi="Arial" w:cs="Arial"/>
+                      <w:b/>
+                      <w:bCs/>
+                      <w:color w:val="00B0F0"/>
+                      <w:sz w:val="28"/>
+                      <w:szCs w:val="28"/>
+                    </w:rPr>
+                    <w:t>PROJET INFOPROD</w:t>
+                  </w:r>
+                </w:p>
+                <w:p>
+                  <w:pPr>
+                    <w:jc w:val="center"/>
+                    <w:rPr>
+                      <w:sz w:val="28"/>
+                      <w:szCs w:val="28"/>
+                    </w:rPr>
+                  </w:pPr>
+                </w:p>
+              </w:tc>
+            </w:tr>
+          </w:tbl>
           <w:p>
             <w:pPr>
               <w:pStyle w:val="Default"/>
@@ -785,13 +821,7 @@
               <w:spacing w:after="0"/>
             </w:pPr>
             <w:r>
-              <w:t>Contexte de l'établissement</w:t>
-            </w:r>
-            <w:r>
-              <w:rPr>
-                <w:lang w:val="fr-FR"/>
-              </w:rPr>
-              <w:t>______________________________________</w:t>
+              <w:t>Contexte de l'établissement______________________________________</w:t>
             </w:r>
           </w:p>
         </w:tc>
@@ -810,14 +840,8 @@
               <w:pStyle w:val="Textbody"/>
               <w:spacing w:after="0"/>
               <w:jc w:val="both"/>
-              <w:rPr>
-                <w:lang w:val="fr-FR"/>
-              </w:rPr>
             </w:pPr>
             <w:r>
-              <w:rPr>
-                <w:lang w:val="fr-FR"/>
-              </w:rPr>
               <w:t>3</w:t>
             </w:r>
           </w:p>
@@ -845,13 +869,7 @@
               <w:spacing w:after="0"/>
             </w:pPr>
             <w:r>
-              <w:t>Problématique</w:t>
-            </w:r>
-            <w:r>
-              <w:rPr>
-                <w:lang w:val="fr-FR"/>
-              </w:rPr>
-              <w:t>________________________________________________</w:t>
+              <w:t>Problématique________________________________________________</w:t>
             </w:r>
           </w:p>
         </w:tc>
@@ -870,14 +888,8 @@
               <w:pStyle w:val="Textbody"/>
               <w:spacing w:after="0"/>
               <w:jc w:val="both"/>
-              <w:rPr>
-                <w:lang w:val="fr-FR"/>
-              </w:rPr>
             </w:pPr>
             <w:r>
-              <w:rPr>
-                <w:lang w:val="fr-FR"/>
-              </w:rPr>
               <w:t>3</w:t>
             </w:r>
           </w:p>
@@ -905,13 +917,7 @@
               <w:spacing w:after="0"/>
             </w:pPr>
             <w:r>
-              <w:t>La réponse : le projet InfoProd</w:t>
-            </w:r>
-            <w:r>
-              <w:rPr>
-                <w:lang w:val="fr-FR"/>
-              </w:rPr>
-              <w:t>____________________________________</w:t>
+              <w:t>La réponse : le projet InfoProd____________________________________</w:t>
             </w:r>
           </w:p>
         </w:tc>
@@ -930,14 +936,8 @@
               <w:pStyle w:val="Textbody"/>
               <w:spacing w:after="0"/>
               <w:jc w:val="both"/>
-              <w:rPr>
-                <w:lang w:val="fr-FR"/>
-              </w:rPr>
             </w:pPr>
             <w:r>
-              <w:rPr>
-                <w:lang w:val="fr-FR"/>
-              </w:rPr>
               <w:t>3</w:t>
             </w:r>
           </w:p>
@@ -970,16 +970,7 @@
                 <w:sz w:val="24"/>
                 <w:szCs w:val="24"/>
               </w:rPr>
-              <w:t>Le commanditaire</w:t>
-            </w:r>
-            <w:r>
-              <w:rPr>
-                <w:color w:val="2D2D2D"/>
-                <w:sz w:val="24"/>
-                <w:szCs w:val="24"/>
-                <w:lang w:val="fr-FR"/>
-              </w:rPr>
-              <w:t>________________________________________</w:t>
+              <w:t>Le commanditaire________________________________________</w:t>
             </w:r>
           </w:p>
         </w:tc>
@@ -998,14 +989,8 @@
               <w:pStyle w:val="Textbody"/>
               <w:spacing w:after="0"/>
               <w:jc w:val="both"/>
-              <w:rPr>
-                <w:lang w:val="fr-FR"/>
-              </w:rPr>
             </w:pPr>
             <w:r>
-              <w:rPr>
-                <w:lang w:val="fr-FR"/>
-              </w:rPr>
               <w:t>3</w:t>
             </w:r>
           </w:p>
@@ -1033,13 +1018,7 @@
               <w:spacing w:after="0"/>
             </w:pPr>
             <w:r>
-              <w:t>Expression du besoin</w:t>
-            </w:r>
-            <w:r>
-              <w:rPr>
-                <w:lang w:val="fr-FR"/>
-              </w:rPr>
-              <w:t>_______________________________________________________________</w:t>
+              <w:t>Expression du besoin_______________________________________________________________</w:t>
             </w:r>
           </w:p>
         </w:tc>
@@ -1089,18 +1068,9 @@
               <w:pStyle w:val="Textbody"/>
               <w:spacing w:after="0"/>
               <w:ind w:left="1080"/>
-              <w:rPr>
-                <w:lang w:val="fr-FR"/>
-              </w:rPr>
             </w:pPr>
             <w:r>
-              <w:t xml:space="preserve">2.1 </w:t>
-            </w:r>
-            <w:r>
-              <w:rPr>
-                <w:lang w:val="fr-FR"/>
-              </w:rPr>
-              <w:t>Demande du client__________________________________________________________</w:t>
+              <w:t>2.1 Demande du client__________________________________________________________</w:t>
             </w:r>
           </w:p>
         </w:tc>
@@ -1119,14 +1089,8 @@
               <w:pStyle w:val="Textbody"/>
               <w:spacing w:after="0"/>
               <w:jc w:val="both"/>
-              <w:rPr>
-                <w:lang w:val="fr-FR"/>
-              </w:rPr>
             </w:pPr>
             <w:r>
-              <w:rPr>
-                <w:lang w:val="fr-FR"/>
-              </w:rPr>
               <w:t>4</w:t>
             </w:r>
           </w:p>
@@ -1149,9 +1113,6 @@
               <w:pStyle w:val="Textbody"/>
               <w:spacing w:after="0"/>
               <w:ind w:left="1080"/>
-              <w:rPr>
-                <w:lang w:val="fr-FR"/>
-              </w:rPr>
             </w:pPr>
             <w:r>
               <w:t xml:space="preserve">2.2 </w:t>
@@ -1160,9 +1121,6 @@
               <w:t>Contraintes imposées par le clien</w:t>
             </w:r>
             <w:r>
-              <w:rPr>
-                <w:lang w:val="fr-FR"/>
-              </w:rPr>
               <w:t>t</w:t>
             </w:r>
             <w:r>
@@ -1173,9 +1131,6 @@
               <w:t xml:space="preserve"> </w:t>
             </w:r>
             <w:r>
-              <w:rPr>
-                <w:lang w:val="fr-FR"/>
-              </w:rPr>
               <w:t>_____________________________________________</w:t>
             </w:r>
           </w:p>
@@ -1195,14 +1150,8 @@
               <w:pStyle w:val="Textbody"/>
               <w:spacing w:after="0"/>
               <w:jc w:val="both"/>
-              <w:rPr>
-                <w:lang w:val="fr-FR"/>
-              </w:rPr>
             </w:pPr>
             <w:r>
-              <w:rPr>
-                <w:lang w:val="fr-FR"/>
-              </w:rPr>
               <w:t>4</w:t>
             </w:r>
           </w:p>
@@ -1230,13 +1179,7 @@
               <w:spacing w:after="0"/>
             </w:pPr>
             <w:r>
-              <w:t>Cahier des charges__</w:t>
-            </w:r>
-            <w:r>
-              <w:rPr>
-                <w:lang w:val="fr-FR"/>
-              </w:rPr>
-              <w:t>_______________________________________________________________</w:t>
+              <w:t>Cahier des charges_________________________________________________________________</w:t>
             </w:r>
           </w:p>
         </w:tc>
@@ -1255,14 +1198,8 @@
               <w:pStyle w:val="Textbody"/>
               <w:spacing w:after="0"/>
               <w:jc w:val="both"/>
-              <w:rPr>
-                <w:lang w:val="fr-FR"/>
-              </w:rPr>
             </w:pPr>
             <w:r>
-              <w:rPr>
-                <w:lang w:val="fr-FR"/>
-              </w:rPr>
               <w:t>5</w:t>
             </w:r>
           </w:p>
@@ -1285,18 +1222,9 @@
               <w:pStyle w:val="Textbody"/>
               <w:spacing w:after="0"/>
               <w:ind w:left="1080"/>
-              <w:rPr>
-                <w:lang w:val="fr-FR"/>
-              </w:rPr>
             </w:pPr>
             <w:r>
-              <w:t>3.1 Contraintes techniques</w:t>
-            </w:r>
-            <w:r>
-              <w:rPr>
-                <w:lang w:val="fr-FR"/>
-              </w:rPr>
-              <w:t>_______________________________________________________</w:t>
+              <w:t>3.1 Contraintes techniques_______________________________________________________</w:t>
             </w:r>
           </w:p>
         </w:tc>
@@ -1315,14 +1243,8 @@
               <w:pStyle w:val="Textbody"/>
               <w:spacing w:after="0"/>
               <w:jc w:val="both"/>
-              <w:rPr>
-                <w:lang w:val="fr-FR"/>
-              </w:rPr>
             </w:pPr>
             <w:r>
-              <w:rPr>
-                <w:lang w:val="fr-FR"/>
-              </w:rPr>
               <w:t>5</w:t>
             </w:r>
           </w:p>
@@ -1345,18 +1267,9 @@
               <w:pStyle w:val="Textbody"/>
               <w:spacing w:after="0"/>
               <w:ind w:left="1080"/>
-              <w:rPr>
-                <w:lang w:val="fr-FR"/>
-              </w:rPr>
             </w:pPr>
             <w:r>
-              <w:t>3.2 Déploiement prévu</w:t>
-            </w:r>
-            <w:r>
-              <w:rPr>
-                <w:lang w:val="fr-FR"/>
-              </w:rPr>
-              <w:t>__________________________________________________________</w:t>
+              <w:t>3.2 Déploiement prévu__________________________________________________________</w:t>
             </w:r>
           </w:p>
         </w:tc>
@@ -1375,14 +1288,8 @@
               <w:pStyle w:val="Textbody"/>
               <w:spacing w:after="0"/>
               <w:jc w:val="both"/>
-              <w:rPr>
-                <w:lang w:val="fr-FR"/>
-              </w:rPr>
             </w:pPr>
             <w:r>
-              <w:rPr>
-                <w:lang w:val="fr-FR"/>
-              </w:rPr>
               <w:t>5</w:t>
             </w:r>
           </w:p>
@@ -1410,13 +1317,7 @@
               <w:spacing w:after="0"/>
             </w:pPr>
             <w:r>
-              <w:t>Modélisation__</w:t>
-            </w:r>
-            <w:r>
-              <w:rPr>
-                <w:lang w:val="fr-FR"/>
-              </w:rPr>
-              <w:t>___________________________________________________________________</w:t>
+              <w:t>Modélisation_____________________________________________________________________</w:t>
             </w:r>
           </w:p>
         </w:tc>
@@ -1435,14 +1336,8 @@
               <w:pStyle w:val="Textbody"/>
               <w:spacing w:after="0"/>
               <w:jc w:val="both"/>
-              <w:rPr>
-                <w:lang w:val="fr-FR"/>
-              </w:rPr>
             </w:pPr>
             <w:r>
-              <w:rPr>
-                <w:lang w:val="fr-FR"/>
-              </w:rPr>
               <w:t>6</w:t>
             </w:r>
           </w:p>
@@ -1465,18 +1360,9 @@
               <w:pStyle w:val="Textbody"/>
               <w:spacing w:after="0"/>
               <w:ind w:left="1080"/>
-              <w:rPr>
-                <w:lang w:val="fr-FR"/>
-              </w:rPr>
             </w:pPr>
             <w:r>
-              <w:t>4.1 Diagramme de contexte</w:t>
-            </w:r>
-            <w:r>
-              <w:rPr>
-                <w:lang w:val="fr-FR"/>
-              </w:rPr>
-              <w:t>______________________________________________________</w:t>
+              <w:t>4.1 Diagramme de contexte______________________________________________________</w:t>
             </w:r>
           </w:p>
         </w:tc>
@@ -1495,14 +1381,8 @@
               <w:pStyle w:val="Textbody"/>
               <w:spacing w:after="0"/>
               <w:jc w:val="both"/>
-              <w:rPr>
-                <w:lang w:val="fr-FR"/>
-              </w:rPr>
             </w:pPr>
             <w:r>
-              <w:rPr>
-                <w:lang w:val="fr-FR"/>
-              </w:rPr>
               <w:t>6</w:t>
             </w:r>
           </w:p>
@@ -1525,18 +1405,9 @@
               <w:pStyle w:val="Textbody"/>
               <w:spacing w:after="0"/>
               <w:ind w:left="1080"/>
-              <w:rPr>
-                <w:lang w:val="fr-FR"/>
-              </w:rPr>
             </w:pPr>
             <w:r>
-              <w:t>4.2 Diagramme de cas d'utilisation</w:t>
-            </w:r>
-            <w:r>
-              <w:rPr>
-                <w:lang w:val="fr-FR"/>
-              </w:rPr>
-              <w:t>_________________________________________________</w:t>
+              <w:t>4.2 Diagramme de cas d'utilisation_________________________________________________</w:t>
             </w:r>
           </w:p>
         </w:tc>
@@ -1555,14 +1426,8 @@
               <w:pStyle w:val="Textbody"/>
               <w:spacing w:after="0"/>
               <w:jc w:val="both"/>
-              <w:rPr>
-                <w:lang w:val="fr-FR"/>
-              </w:rPr>
             </w:pPr>
             <w:r>
-              <w:rPr>
-                <w:lang w:val="fr-FR"/>
-              </w:rPr>
               <w:t>6</w:t>
             </w:r>
           </w:p>
@@ -1585,18 +1450,9 @@
               <w:pStyle w:val="Textbody"/>
               <w:spacing w:after="0"/>
               <w:ind w:left="1080"/>
-              <w:rPr>
-                <w:lang w:val="fr-FR"/>
-              </w:rPr>
             </w:pPr>
             <w:r>
-              <w:t>4.3 Diagramme de séquence</w:t>
-            </w:r>
-            <w:r>
-              <w:rPr>
-                <w:lang w:val="fr-FR"/>
-              </w:rPr>
-              <w:t>_____________________________________________________</w:t>
+              <w:t>4.3 Diagramme de séquence_____________________________________________________</w:t>
             </w:r>
           </w:p>
         </w:tc>
@@ -1615,14 +1471,8 @@
               <w:pStyle w:val="Textbody"/>
               <w:spacing w:after="0"/>
               <w:jc w:val="both"/>
-              <w:rPr>
-                <w:lang w:val="fr-FR"/>
-              </w:rPr>
             </w:pPr>
             <w:r>
-              <w:rPr>
-                <w:lang w:val="fr-FR"/>
-              </w:rPr>
               <w:t>7</w:t>
             </w:r>
           </w:p>
@@ -1645,18 +1495,9 @@
               <w:pStyle w:val="Textbody"/>
               <w:spacing w:after="0"/>
               <w:ind w:left="1080"/>
-              <w:rPr>
-                <w:lang w:val="fr-FR"/>
-              </w:rPr>
             </w:pPr>
             <w:r>
-              <w:t>4.4 Diagramme de déploiement</w:t>
-            </w:r>
-            <w:r>
-              <w:rPr>
-                <w:lang w:val="fr-FR"/>
-              </w:rPr>
-              <w:t>___________________________________________________</w:t>
+              <w:t>4.4 Diagramme de déploiement___________________________________________________</w:t>
             </w:r>
           </w:p>
         </w:tc>
@@ -1675,14 +1516,8 @@
               <w:pStyle w:val="Textbody"/>
               <w:spacing w:after="0"/>
               <w:jc w:val="both"/>
-              <w:rPr>
-                <w:lang w:val="fr-FR"/>
-              </w:rPr>
             </w:pPr>
             <w:r>
-              <w:rPr>
-                <w:lang w:val="fr-FR"/>
-              </w:rPr>
               <w:t>9</w:t>
             </w:r>
           </w:p>
@@ -1705,18 +1540,9 @@
               <w:pStyle w:val="Textbody"/>
               <w:spacing w:after="0"/>
               <w:ind w:left="1080"/>
-              <w:rPr>
-                <w:lang w:val="fr-FR"/>
-              </w:rPr>
             </w:pPr>
             <w:r>
-              <w:t>4.5 Diagramme de classe</w:t>
-            </w:r>
-            <w:r>
-              <w:rPr>
-                <w:lang w:val="fr-FR"/>
-              </w:rPr>
-              <w:t>________________________________________________________</w:t>
+              <w:t>4.5 Diagramme de classe________________________________________________________</w:t>
             </w:r>
           </w:p>
         </w:tc>
@@ -1735,14 +1561,8 @@
               <w:pStyle w:val="Textbody"/>
               <w:spacing w:after="0"/>
               <w:jc w:val="both"/>
-              <w:rPr>
-                <w:lang w:val="fr-FR"/>
-              </w:rPr>
             </w:pPr>
             <w:r>
-              <w:rPr>
-                <w:lang w:val="fr-FR"/>
-              </w:rPr>
               <w:t>9</w:t>
             </w:r>
           </w:p>
@@ -1770,13 +1590,7 @@
               <w:spacing w:after="0"/>
             </w:pPr>
             <w:r>
-              <w:t>Schéma synoptique__</w:t>
-            </w:r>
-            <w:r>
-              <w:rPr>
-                <w:lang w:val="fr-FR"/>
-              </w:rPr>
-              <w:t>______________________________________________________________</w:t>
+              <w:t>Schéma synoptique________________________________________________________________</w:t>
             </w:r>
           </w:p>
         </w:tc>
@@ -1795,14 +1609,8 @@
               <w:pStyle w:val="Textbody"/>
               <w:spacing w:after="0"/>
               <w:jc w:val="both"/>
-              <w:rPr>
-                <w:lang w:val="fr-FR"/>
-              </w:rPr>
             </w:pPr>
             <w:r>
-              <w:rPr>
-                <w:lang w:val="fr-FR"/>
-              </w:rPr>
               <w:t>11</w:t>
             </w:r>
           </w:p>
@@ -1830,13 +1638,7 @@
               <w:spacing w:after="0"/>
             </w:pPr>
             <w:r>
-              <w:t>Architecture réseau__</w:t>
-            </w:r>
-            <w:r>
-              <w:rPr>
-                <w:lang w:val="fr-FR"/>
-              </w:rPr>
-              <w:t>______________________________________________________________</w:t>
+              <w:t>Architecture réseau________________________________________________________________</w:t>
             </w:r>
           </w:p>
         </w:tc>
@@ -1855,14 +1657,8 @@
               <w:pStyle w:val="Textbody"/>
               <w:spacing w:after="0"/>
               <w:jc w:val="both"/>
-              <w:rPr>
-                <w:lang w:val="fr-FR"/>
-              </w:rPr>
             </w:pPr>
             <w:r>
-              <w:rPr>
-                <w:lang w:val="fr-FR"/>
-              </w:rPr>
               <w:t>12</w:t>
             </w:r>
           </w:p>
@@ -1890,13 +1686,7 @@
               <w:spacing w:after="0"/>
             </w:pPr>
             <w:r>
-              <w:t>Planning prévisionnel — Diagramme de Gantt__</w:t>
-            </w:r>
-            <w:r>
-              <w:rPr>
-                <w:lang w:val="fr-FR"/>
-              </w:rPr>
-              <w:t>_________________________________________</w:t>
+              <w:t>Planning prévisionnel — Diagramme de Gantt___________________________________________</w:t>
             </w:r>
           </w:p>
         </w:tc>
@@ -1915,14 +1705,8 @@
               <w:pStyle w:val="Textbody"/>
               <w:spacing w:after="0"/>
               <w:jc w:val="both"/>
-              <w:rPr>
-                <w:lang w:val="fr-FR"/>
-              </w:rPr>
             </w:pPr>
             <w:r>
-              <w:rPr>
-                <w:lang w:val="fr-FR"/>
-              </w:rPr>
               <w:t>13</w:t>
             </w:r>
           </w:p>
@@ -1945,18 +1729,9 @@
               <w:pStyle w:val="Textbody"/>
               <w:spacing w:after="0"/>
               <w:ind w:left="1080"/>
-              <w:rPr>
-                <w:lang w:val="fr-FR"/>
-              </w:rPr>
             </w:pPr>
             <w:r>
-              <w:t>7.1 Revues de projet</w:t>
-            </w:r>
-            <w:r>
-              <w:rPr>
-                <w:lang w:val="fr-FR"/>
-              </w:rPr>
-              <w:t>____________________________________________________________</w:t>
+              <w:t>7.1 Revues de projet____________________________________________________________</w:t>
             </w:r>
           </w:p>
         </w:tc>
@@ -1975,14 +1750,8 @@
               <w:pStyle w:val="Textbody"/>
               <w:spacing w:after="0"/>
               <w:jc w:val="both"/>
-              <w:rPr>
-                <w:lang w:val="fr-FR"/>
-              </w:rPr>
             </w:pPr>
             <w:r>
-              <w:rPr>
-                <w:lang w:val="fr-FR"/>
-              </w:rPr>
               <w:t>13</w:t>
             </w:r>
           </w:p>
@@ -2010,13 +1779,7 @@
               <w:spacing w:after="0"/>
             </w:pPr>
             <w:r>
-              <w:t>Nomenclature__</w:t>
-            </w:r>
-            <w:r>
-              <w:rPr>
-                <w:lang w:val="fr-FR"/>
-              </w:rPr>
-              <w:t>__________________________________________________________________</w:t>
+              <w:t>Nomenclature____________________________________________________________________</w:t>
             </w:r>
           </w:p>
         </w:tc>
@@ -2035,14 +1798,8 @@
               <w:pStyle w:val="Textbody"/>
               <w:spacing w:after="0"/>
               <w:jc w:val="both"/>
-              <w:rPr>
-                <w:lang w:val="fr-FR"/>
-              </w:rPr>
             </w:pPr>
             <w:r>
-              <w:rPr>
-                <w:lang w:val="fr-FR"/>
-              </w:rPr>
               <w:t>14</w:t>
             </w:r>
           </w:p>
@@ -2070,13 +1827,7 @@
               <w:spacing w:after="0"/>
             </w:pPr>
             <w:r>
-              <w:t>Ressources__</w:t>
-            </w:r>
-            <w:r>
-              <w:rPr>
-                <w:lang w:val="fr-FR"/>
-              </w:rPr>
-              <w:t>_____________________________________________________________________</w:t>
+              <w:t>Ressources_______________________________________________________________________</w:t>
             </w:r>
           </w:p>
         </w:tc>
@@ -2095,14 +1846,8 @@
               <w:pStyle w:val="Textbody"/>
               <w:spacing w:after="0"/>
               <w:jc w:val="both"/>
-              <w:rPr>
-                <w:lang w:val="fr-FR"/>
-              </w:rPr>
             </w:pPr>
             <w:r>
-              <w:rPr>
-                <w:lang w:val="fr-FR"/>
-              </w:rPr>
               <w:t>15</w:t>
             </w:r>
           </w:p>
@@ -2125,18 +1870,9 @@
               <w:pStyle w:val="Textbody"/>
               <w:spacing w:after="0"/>
               <w:ind w:left="1080"/>
-              <w:rPr>
-                <w:lang w:val="fr-FR"/>
-              </w:rPr>
             </w:pPr>
             <w:r>
-              <w:t>9.1 Ressources matérielles</w:t>
-            </w:r>
-            <w:r>
-              <w:rPr>
-                <w:lang w:val="fr-FR"/>
-              </w:rPr>
-              <w:t>_______________________________________________________</w:t>
+              <w:t>9.1 Ressources matérielles_______________________________________________________</w:t>
             </w:r>
           </w:p>
         </w:tc>
@@ -2155,14 +1891,8 @@
               <w:pStyle w:val="Textbody"/>
               <w:spacing w:after="0"/>
               <w:jc w:val="both"/>
-              <w:rPr>
-                <w:lang w:val="fr-FR"/>
-              </w:rPr>
             </w:pPr>
             <w:r>
-              <w:rPr>
-                <w:lang w:val="fr-FR"/>
-              </w:rPr>
               <w:t>15</w:t>
             </w:r>
           </w:p>
@@ -2185,18 +1915,9 @@
               <w:pStyle w:val="Textbody"/>
               <w:spacing w:after="0"/>
               <w:ind w:left="1080"/>
-              <w:rPr>
-                <w:lang w:val="fr-FR"/>
-              </w:rPr>
             </w:pPr>
             <w:r>
-              <w:t>9.2 Ressources logicielles</w:t>
-            </w:r>
-            <w:r>
-              <w:rPr>
-                <w:lang w:val="fr-FR"/>
-              </w:rPr>
-              <w:t>________________________________________________________</w:t>
+              <w:t>9.2 Ressources logicielles________________________________________________________</w:t>
             </w:r>
           </w:p>
         </w:tc>
@@ -2215,14 +1936,8 @@
               <w:pStyle w:val="Textbody"/>
               <w:spacing w:after="0"/>
               <w:jc w:val="both"/>
-              <w:rPr>
-                <w:lang w:val="fr-FR"/>
-              </w:rPr>
             </w:pPr>
             <w:r>
-              <w:rPr>
-                <w:lang w:val="fr-FR"/>
-              </w:rPr>
               <w:t>15</w:t>
             </w:r>
           </w:p>
@@ -2250,13 +1965,7 @@
               <w:spacing w:after="0"/>
             </w:pPr>
             <w:r>
-              <w:t>Répartition des tâches__</w:t>
-            </w:r>
-            <w:r>
-              <w:rPr>
-                <w:lang w:val="fr-FR"/>
-              </w:rPr>
-              <w:t>____________________________________________________________</w:t>
+              <w:t>Répartition des tâches______________________________________________________________</w:t>
             </w:r>
           </w:p>
         </w:tc>
@@ -2275,14 +1984,8 @@
               <w:pStyle w:val="Textbody"/>
               <w:spacing w:after="0"/>
               <w:jc w:val="both"/>
-              <w:rPr>
-                <w:lang w:val="fr-FR"/>
-              </w:rPr>
             </w:pPr>
             <w:r>
-              <w:rPr>
-                <w:lang w:val="fr-FR"/>
-              </w:rPr>
               <w:t>16</w:t>
             </w:r>
           </w:p>
@@ -2305,9 +2008,6 @@
               <w:pStyle w:val="Textbody"/>
               <w:spacing w:after="0"/>
               <w:ind w:left="720"/>
-              <w:rPr>
-                <w:lang w:val="fr-FR"/>
-              </w:rPr>
             </w:pPr>
             <w:r>
               <w:rPr>
@@ -2316,13 +2016,7 @@
               <w:t xml:space="preserve">       </w:t>
             </w:r>
             <w:r>
-              <w:t>10.1 Outils collaboratifs du projet</w:t>
-            </w:r>
-            <w:r>
-              <w:rPr>
-                <w:lang w:val="fr-FR"/>
-              </w:rPr>
-              <w:t>_________________________________________________</w:t>
+              <w:t>10.1 Outils collaboratifs du projet_________________________________________________</w:t>
             </w:r>
           </w:p>
         </w:tc>
@@ -2341,14 +2035,8 @@
               <w:pStyle w:val="Textbody"/>
               <w:spacing w:after="0"/>
               <w:jc w:val="both"/>
-              <w:rPr>
-                <w:lang w:val="fr-FR"/>
-              </w:rPr>
             </w:pPr>
             <w:r>
-              <w:rPr>
-                <w:lang w:val="fr-FR"/>
-              </w:rPr>
               <w:t>16</w:t>
             </w:r>
           </w:p>
@@ -2376,13 +2064,7 @@
               <w:spacing w:after="0"/>
             </w:pPr>
             <w:r>
-              <w:t>Cahier de recette__</w:t>
-            </w:r>
-            <w:r>
-              <w:rPr>
-                <w:lang w:val="fr-FR"/>
-              </w:rPr>
-              <w:t>________________________________________________________________</w:t>
+              <w:t>Cahier de recette__________________________________________________________________</w:t>
             </w:r>
           </w:p>
         </w:tc>
@@ -2401,14 +2083,8 @@
               <w:pStyle w:val="Textbody"/>
               <w:spacing w:after="0"/>
               <w:jc w:val="both"/>
-              <w:rPr>
-                <w:lang w:val="fr-FR"/>
-              </w:rPr>
             </w:pPr>
             <w:r>
-              <w:rPr>
-                <w:lang w:val="fr-FR"/>
-              </w:rPr>
               <w:t>17</w:t>
             </w:r>
           </w:p>
@@ -2435,13 +2111,7 @@
               </w:numPr>
             </w:pPr>
             <w:r>
-              <w:t>Glossaire_</w:t>
-            </w:r>
-            <w:r>
-              <w:rPr>
-                <w:lang w:val="fr-FR"/>
-              </w:rPr>
-              <w:t>________________________________________________________________________</w:t>
+              <w:t>Glossaire_________________________________________________________________________</w:t>
             </w:r>
           </w:p>
         </w:tc>
@@ -2459,14 +2129,8 @@
             <w:pPr>
               <w:pStyle w:val="Textbody"/>
               <w:jc w:val="both"/>
-              <w:rPr>
-                <w:lang w:val="fr-FR"/>
-              </w:rPr>
             </w:pPr>
             <w:r>
-              <w:rPr>
-                <w:lang w:val="fr-FR"/>
-              </w:rPr>
               <w:t>18</w:t>
             </w:r>
           </w:p>
@@ -2475,9 +2139,6 @@
     </w:tbl>
     <w:p>
       <w:pPr>
-        <w:rPr>
-          <w:lang w:val="fr-FR"/>
-        </w:rPr>
         <w:sectPr>
           <w:pgSz w:w="11906" w:h="16838"/>
           <w:pgMar w:top="0" w:right="0" w:bottom="0" w:left="0" w:header="708" w:footer="708" w:gutter="0"/>
@@ -2958,9 +2619,6 @@
         </w:pBdr>
         <w:spacing w:before="300" w:after="140"/>
         <w:ind w:left="120"/>
-        <w:rPr>
-          <w:lang w:val="fr-FR"/>
-        </w:rPr>
       </w:pPr>
       <w:r>
         <w:rPr>
@@ -2970,10 +2628,51 @@
           <w:color w:val="E8651A"/>
           <w:sz w:val="24"/>
           <w:szCs w:val="24"/>
-          <w:lang w:val="fr-FR"/>
-        </w:rPr>
-        <w:t>2</w:t>
-      </w:r>
+        </w:rPr>
+        <w:t xml:space="preserve">2.1  </w:t>
+      </w:r>
+      <w:r>
+        <w:rPr>
+          <w:b/>
+          <w:bCs/>
+          <w:color w:val="2D2D2D"/>
+          <w:sz w:val="24"/>
+          <w:szCs w:val="24"/>
+        </w:rPr>
+        <w:t>Demande du client :</w:t>
+      </w:r>
+    </w:p>
+    <w:p>
+      <w:r>
+        <w:t>Le système doit permettre la diffusion d'informations dans plusieurs bâtiments de l'établissement par l'administration. L'affichage doit pouvoir être différent en fonction de l'emplacement de l'afficheur. L'ajout de nouveaux dispositifs d'affichage doit être le plus simple possible.</w:t>
+      </w:r>
+    </w:p>
+    <w:p/>
+    <w:p>
+      <w:r>
+        <w:t>Chaque écran doit afficher au minimum le nom de l'établissement, les informations fournies par l'administration (dépendant de l'emplacement), le jour de la semaine, la date et l'heure, l'emplacement du dispositif, ainsi que la production de l'éolienne et des panneaux photovoltaïques (valeurs instantanées, moyennes et cumulées).</w:t>
+      </w:r>
+    </w:p>
+    <w:p/>
+    <w:p>
+      <w:r>
+        <w:t>Le client demande également la mesure de la production d'énergie renouvelable et de l'utilisation de l'énergie stockée dans les parcs de batteries sur les sites 1 et 2, ainsi que l'information du public sur la production d'énergie électrique à partir de sources renouvelables, avec la création de statistiques de production (instantanées, journalières, mensuelles, annuelles) et les économies d'émissions de CO₂ réalisées.</w:t>
+      </w:r>
+    </w:p>
+    <w:p>
+      <w:r>
+        <w:t>Le client souhaite également, si possible, l'affichage de la température ambiante (optionnellement l'hygrométrie) et le volume de CO₂ non émis grâce aux énergies renouvelables</w:t>
+      </w:r>
+    </w:p>
+    <w:p/>
+    <w:p>
+      <w:pPr>
+        <w:pBdr>
+          <w:left w:val="single" w:sz="8" w:space="8" w:color="E8651A"/>
+        </w:pBdr>
+        <w:spacing w:before="300" w:after="140"/>
+        <w:ind w:left="120"/>
+      </w:pPr>
       <w:r>
         <w:rPr>
           <w:rFonts w:ascii="Georgia" w:eastAsia="Georgia" w:hAnsi="Georgia" w:cs="Georgia"/>
@@ -2983,96 +2682,7 @@
           <w:sz w:val="24"/>
           <w:szCs w:val="24"/>
         </w:rPr>
-        <w:t xml:space="preserve">.1  </w:t>
-      </w:r>
-      <w:r>
-        <w:rPr>
-          <w:b/>
-          <w:bCs/>
-          <w:color w:val="2D2D2D"/>
-          <w:sz w:val="24"/>
-          <w:szCs w:val="24"/>
-          <w:lang w:val="fr-FR"/>
-        </w:rPr>
-        <w:t>Demande du client :</w:t>
-      </w:r>
-    </w:p>
-    <w:p>
-      <w:r>
-        <w:t>Le système doit permettre la diffusion d'informations dans plusieurs bâtiments de l'établissement par l'administration. L'affichage doit pouvoir être différent en fonction de l'emplacement de l'afficheur. L'ajout de nouveaux dispositifs d'affichage doit être le plus simple possible.</w:t>
-      </w:r>
-    </w:p>
-    <w:p/>
-    <w:p>
-      <w:r>
-        <w:t>Chaque écran doit afficher au minimum le nom de l'établissement, les informations fournies par l'administration (dépendant de l'emplacement), le jour de la semaine, la date et l'heure, l'emplacement du dispositif, ainsi que la production de l'éolienne et des panneaux photovoltaïques (valeurs instantanées, moyennes et cumulées).</w:t>
-      </w:r>
-    </w:p>
-    <w:p/>
-    <w:p>
-      <w:r>
-        <w:t>Le client demande également la mesure de la production d'énergie renouvelable et de l'utilisation de l'énergie stockée dans les parcs de batteries sur les sites 1 et 2, ainsi que l'information du public sur la production d'énergie électrique à partir de sources renouvelables, avec la création de statistiques de production (instantanées, journalières, mensuelles, annuelles) et les économies d'émissions de CO₂ réalisées.</w:t>
-      </w:r>
-    </w:p>
-    <w:p>
-      <w:r>
-        <w:t>Le client souhaite également, si possible, l'affichage de la température ambiante (optionnellement l'hygrométrie) et le volume de CO₂ non émis grâce aux énergies renouvelables</w:t>
-      </w:r>
-    </w:p>
-    <w:p/>
-    <w:p>
-      <w:pPr>
-        <w:pBdr>
-          <w:left w:val="single" w:sz="8" w:space="8" w:color="E8651A"/>
-        </w:pBdr>
-        <w:spacing w:before="300" w:after="140"/>
-        <w:ind w:left="120"/>
-      </w:pPr>
-      <w:r>
-        <w:rPr>
-          <w:rFonts w:ascii="Georgia" w:eastAsia="Georgia" w:hAnsi="Georgia" w:cs="Georgia"/>
-          <w:i/>
-          <w:iCs/>
-          <w:color w:val="E8651A"/>
-          <w:sz w:val="24"/>
-          <w:szCs w:val="24"/>
-          <w:lang w:val="fr-FR"/>
-        </w:rPr>
-        <w:t>2</w:t>
-      </w:r>
-      <w:r>
-        <w:rPr>
-          <w:rFonts w:ascii="Georgia" w:eastAsia="Georgia" w:hAnsi="Georgia" w:cs="Georgia"/>
-          <w:i/>
-          <w:iCs/>
-          <w:color w:val="E8651A"/>
-          <w:sz w:val="24"/>
-          <w:szCs w:val="24"/>
-        </w:rPr>
-        <w:t>.</w:t>
-      </w:r>
-      <w:r>
-        <w:rPr>
-          <w:rFonts w:ascii="Georgia" w:eastAsia="Georgia" w:hAnsi="Georgia" w:cs="Georgia"/>
-          <w:i/>
-          <w:iCs/>
-          <w:color w:val="E8651A"/>
-          <w:sz w:val="24"/>
-          <w:szCs w:val="24"/>
-          <w:lang w:val="fr-FR"/>
-        </w:rPr>
-        <w:t>2</w:t>
-      </w:r>
-      <w:r>
-        <w:rPr>
-          <w:rFonts w:ascii="Georgia" w:eastAsia="Georgia" w:hAnsi="Georgia" w:cs="Georgia"/>
-          <w:i/>
-          <w:iCs/>
-          <w:color w:val="E8651A"/>
-          <w:sz w:val="24"/>
-          <w:szCs w:val="24"/>
-        </w:rPr>
-        <w:t xml:space="preserve">  </w:t>
+        <w:t xml:space="preserve">2.2  </w:t>
       </w:r>
       <w:r>
         <w:rPr>
@@ -4517,7 +4127,6 @@
       <w:r>
         <w:rPr>
           <w:color w:val="3A3A3A"/>
-          <w:lang w:val="fr-FR"/>
         </w:rPr>
         <w:t>(visible en rouge sur notre diagramme de cas d’utilisation)</w:t>
       </w:r>
@@ -4530,7 +4139,6 @@
       <w:r>
         <w:rPr>
           <w:color w:val="3A3A3A"/>
-          <w:lang w:val="fr-FR"/>
         </w:rPr>
         <w:t>Qui mont l</w:t>
       </w:r>
@@ -4543,7 +4151,6 @@
       <w:r>
         <w:rPr>
           <w:color w:val="3A3A3A"/>
-          <w:lang w:val="fr-FR"/>
         </w:rPr>
         <w:t xml:space="preserve">qui </w:t>
       </w:r>
@@ -4812,7 +4419,6 @@
           <w:b/>
           <w:bCs/>
           <w:color w:val="2D2D2D"/>
-          <w:lang w:val="fr-FR"/>
         </w:rPr>
         <w:t xml:space="preserve"> : BELLEROPHON </w:t>
       </w:r>
@@ -4848,7 +4454,6 @@
           <w:b/>
           <w:bCs/>
           <w:color w:val="2D2D2D"/>
-          <w:lang w:val="fr-FR"/>
         </w:rPr>
         <w:t> : ELY-MARIUS</w:t>
       </w:r>
@@ -4884,7 +4489,6 @@
           <w:b/>
           <w:bCs/>
           <w:color w:val="2D2D2D"/>
-          <w:lang w:val="fr-FR"/>
         </w:rPr>
         <w:t> : BIVARD</w:t>
       </w:r>
@@ -4920,7 +4524,6 @@
           <w:b/>
           <w:bCs/>
           <w:color w:val="2D2D2D"/>
-          <w:lang w:val="fr-FR"/>
         </w:rPr>
         <w:t> : BISOLY</w:t>
       </w:r>
@@ -5902,7 +5505,15 @@
             </w:tcMar>
           </w:tcPr>
           <w:p>
-            <w:r>
+            <w:pPr>
+              <w:rPr>
+                <w:lang w:val="en-US"/>
+              </w:rPr>
+            </w:pPr>
+            <w:r>
+              <w:rPr>
+                <w:lang w:val="en-US"/>
+              </w:rPr>
               <w:t>Serveur web Apache + BDD MySQL</w:t>
             </w:r>
           </w:p>
@@ -10431,11 +10042,6 @@
             </w:tcMar>
           </w:tcPr>
           <w:p>
-            <w:pPr>
-              <w:rPr>
-                <w:lang w:val="fr-FR"/>
-              </w:rPr>
-            </w:pPr>
             <w:r>
               <w:rPr>
                 <w:color w:val="3A3A3A"/>
@@ -10449,7 +10055,6 @@
                 <w:color w:val="3A3A3A"/>
                 <w:sz w:val="19"/>
                 <w:szCs w:val="19"/>
-                <w:lang w:val="fr-FR"/>
               </w:rPr>
               <w:t> : ELY-MARIUS</w:t>
             </w:r>
@@ -10522,11 +10127,6 @@
             </w:tcMar>
           </w:tcPr>
           <w:p>
-            <w:pPr>
-              <w:rPr>
-                <w:lang w:val="fr-FR"/>
-              </w:rPr>
-            </w:pPr>
             <w:r>
               <w:rPr>
                 <w:color w:val="3A3A3A"/>
@@ -10540,7 +10140,6 @@
                 <w:color w:val="3A3A3A"/>
                 <w:sz w:val="19"/>
                 <w:szCs w:val="19"/>
-                <w:lang w:val="fr-FR"/>
               </w:rPr>
               <w:t> : BISOLY</w:t>
             </w:r>
@@ -10613,11 +10212,6 @@
             </w:tcMar>
           </w:tcPr>
           <w:p>
-            <w:pPr>
-              <w:rPr>
-                <w:lang w:val="fr-FR"/>
-              </w:rPr>
-            </w:pPr>
             <w:r>
               <w:rPr>
                 <w:color w:val="3A3A3A"/>
@@ -10631,7 +10225,6 @@
                 <w:color w:val="3A3A3A"/>
                 <w:sz w:val="19"/>
                 <w:szCs w:val="19"/>
-                <w:lang w:val="fr-FR"/>
               </w:rPr>
               <w:t> : BIVARD</w:t>
             </w:r>
@@ -11835,11 +11428,17 @@
             </w:tcMar>
           </w:tcPr>
           <w:p>
-            <w:r>
-              <w:rPr>
-                <w:color w:val="3A3A3A"/>
-                <w:sz w:val="19"/>
-                <w:szCs w:val="19"/>
+            <w:pPr>
+              <w:rPr>
+                <w:lang w:val="en-US"/>
+              </w:rPr>
+            </w:pPr>
+            <w:r>
+              <w:rPr>
+                <w:color w:val="3A3A3A"/>
+                <w:sz w:val="19"/>
+                <w:szCs w:val="19"/>
+                <w:lang w:val="en-US"/>
               </w:rPr>
               <w:t>General Purpose Input/Output — broches du Raspberry Pi.</w:t>
             </w:r>
@@ -12982,7 +12581,7 @@
         <w:rFonts w:ascii="Calibri" w:eastAsia="Calibri" w:hAnsi="Calibri" w:cs="Calibri"/>
         <w:sz w:val="22"/>
         <w:szCs w:val="22"/>
-        <w:lang w:val="fr-MQ" w:eastAsia="fr-MQ" w:bidi="ar-SA"/>
+        <w:lang w:val="fr-FR" w:eastAsia="fr-FR" w:bidi="ar-SA"/>
       </w:rPr>
     </w:rPrDefault>
     <w:pPrDefault/>
@@ -13585,7 +13184,7 @@
       <w:color w:val="000000"/>
       <w:sz w:val="24"/>
       <w:szCs w:val="24"/>
-      <w:lang w:val="fr-FR" w:eastAsia="en-US"/>
+      <w:lang w:eastAsia="en-US"/>
     </w:rPr>
   </w:style>
   <w:style w:type="paragraph" w:styleId="NormalWeb">
@@ -13662,6 +13261,22 @@
       <w:b/>
       <w:bCs/>
     </w:rPr>
+  </w:style>
+  <w:style w:type="table" w:styleId="Grilledutableau">
+    <w:name w:val="Table Grid"/>
+    <w:basedOn w:val="TableauNormal"/>
+    <w:uiPriority w:val="39"/>
+    <w:rsid w:val="00335EB2"/>
+    <w:tblPr>
+      <w:tblBorders>
+        <w:top w:val="single" w:sz="4" w:space="0" w:color="auto"/>
+        <w:left w:val="single" w:sz="4" w:space="0" w:color="auto"/>
+        <w:bottom w:val="single" w:sz="4" w:space="0" w:color="auto"/>
+        <w:right w:val="single" w:sz="4" w:space="0" w:color="auto"/>
+        <w:insideH w:val="single" w:sz="4" w:space="0" w:color="auto"/>
+        <w:insideV w:val="single" w:sz="4" w:space="0" w:color="auto"/>
+      </w:tblBorders>
+    </w:tblPr>
   </w:style>
 </w:styles>
 </file>
